--- a/CMA_Summaries_B4_Ch06.docx
+++ b/CMA_Summaries_B4_Ch06.docx
@@ -419,580 +419,6 @@
       </w:tr>
     </w:tbl>
     <w:p/>
-    <w:tbl>
-      <w:tblPr>
-        <w:tblW w:type="pct" w:w="100%"/>
-        <w:tblLayout w:type="fixed"/>
-        <w:tblBorders>
-          <w:top w:val="single" w:color="353A7C" w:sz="6"/>
-          <w:left w:val="single" w:color="353A7C" w:sz="6"/>
-          <w:bottom w:val="single" w:color="353A7C" w:sz="6"/>
-          <w:right w:val="single" w:color="353A7C" w:sz="6"/>
-          <w:insideH w:val="single" w:color="353A7C" w:sz="6"/>
-          <w:insideV w:val="single" w:color="353A7C" w:sz="6"/>
-        </w:tblBorders>
-      </w:tblPr>
-      <w:tblGrid>
-        <w:gridCol w:w="3414"/>
-        <w:gridCol w:w="4224"/>
-        <w:gridCol w:w="1962"/>
-      </w:tblGrid>
-      <w:tr>
-        <w:tc>
-          <w:tcPr>
-            <w:tcW w:type="pct" w:w="5000"/>
-            <w:gridSpan w:val="3"/>
-            <w:shd w:fill="353A7C" w:val="clear"/>
-            <w:tcMar>
-              <w:top w:type="dxa" w:w="60"/>
-              <w:left w:type="dxa" w:w="120"/>
-              <w:bottom w:type="dxa" w:w="60"/>
-              <w:right w:type="dxa" w:w="120"/>
-            </w:tcMar>
-          </w:tcPr>
-          <w:p>
-            <w:pPr>
-              <w:spacing w:before="40" w:after="40"/>
-            </w:pPr>
-            <w:r>
-              <w:rPr>
-                <w:b/>
-                <w:bCs/>
-                <w:color w:val="FFFFFF"/>
-                <w:sz w:val="17"/>
-                <w:szCs w:val="17"/>
-              </w:rPr>
-              <w:t xml:space="preserve">Combinations of systems access to avoid</w:t>
-            </w:r>
-          </w:p>
-        </w:tc>
-      </w:tr>
-      <w:tr>
-        <w:tc>
-          <w:tcPr>
-            <w:tcW w:type="pct" w:w="1778"/>
-            <w:shd w:fill="353A7C" w:val="clear"/>
-            <w:tcMar>
-              <w:top w:type="dxa" w:w="50"/>
-              <w:left w:type="dxa" w:w="110"/>
-              <w:bottom w:type="dxa" w:w="50"/>
-              <w:right w:type="dxa" w:w="110"/>
-            </w:tcMar>
-          </w:tcPr>
-          <w:p>
-            <w:pPr>
-              <w:spacing w:before="30" w:after="30"/>
-            </w:pPr>
-            <w:r>
-              <w:rPr>
-                <w:b/>
-                <w:bCs/>
-                <w:color w:val="FFFFFF"/>
-                <w:sz w:val="15"/>
-                <w:szCs w:val="15"/>
-              </w:rPr>
-              <w:t xml:space="preserve">Combination to avoid</w:t>
-            </w:r>
-          </w:p>
-        </w:tc>
-        <w:tc>
-          <w:tcPr>
-            <w:tcW w:type="pct" w:w="2200"/>
-            <w:shd w:fill="353A7C" w:val="clear"/>
-            <w:tcMar>
-              <w:top w:type="dxa" w:w="50"/>
-              <w:left w:type="dxa" w:w="110"/>
-              <w:bottom w:type="dxa" w:w="50"/>
-              <w:right w:type="dxa" w:w="110"/>
-            </w:tcMar>
-          </w:tcPr>
-          <w:p>
-            <w:pPr>
-              <w:spacing w:before="30" w:after="30"/>
-            </w:pPr>
-            <w:r>
-              <w:rPr>
-                <w:b/>
-                <w:bCs/>
-                <w:color w:val="FFFFFF"/>
-                <w:sz w:val="15"/>
-                <w:szCs w:val="15"/>
-              </w:rPr>
-              <w:t xml:space="preserve">What it would allow</w:t>
-            </w:r>
-          </w:p>
-        </w:tc>
-        <w:tc>
-          <w:tcPr>
-            <w:tcW w:type="pct" w:w="1022"/>
-            <w:shd w:fill="353A7C" w:val="clear"/>
-            <w:tcMar>
-              <w:top w:type="dxa" w:w="50"/>
-              <w:left w:type="dxa" w:w="110"/>
-              <w:bottom w:type="dxa" w:w="50"/>
-              <w:right w:type="dxa" w:w="110"/>
-            </w:tcMar>
-          </w:tcPr>
-          <w:p>
-            <w:pPr>
-              <w:spacing w:before="30" w:after="30"/>
-            </w:pPr>
-            <w:r>
-              <w:rPr>
-                <w:b/>
-                <w:bCs/>
-                <w:color w:val="FFFFFF"/>
-                <w:sz w:val="15"/>
-                <w:szCs w:val="15"/>
-              </w:rPr>
-              <w:t xml:space="preserve">The control</w:t>
-            </w:r>
-          </w:p>
-        </w:tc>
-      </w:tr>
-      <w:tr>
-        <w:tc>
-          <w:tcPr>
-            <w:tcW w:type="pct" w:w="1778"/>
-            <w:tcMar>
-              <w:top w:type="dxa" w:w="50"/>
-              <w:left w:type="dxa" w:w="110"/>
-              <w:bottom w:type="dxa" w:w="50"/>
-              <w:right w:type="dxa" w:w="110"/>
-            </w:tcMar>
-          </w:tcPr>
-          <w:p>
-            <w:pPr>
-              <w:spacing w:before="28" w:after="28"/>
-            </w:pPr>
-            <w:r>
-              <w:rPr>
-                <w:sz w:val="15"/>
-                <w:szCs w:val="15"/>
-              </w:rPr>
-              <w:t xml:space="preserve">Programmer with access to live data</w:t>
-            </w:r>
-          </w:p>
-        </w:tc>
-        <w:tc>
-          <w:tcPr>
-            <w:tcW w:type="pct" w:w="2200"/>
-            <w:tcMar>
-              <w:top w:type="dxa" w:w="50"/>
-              <w:left w:type="dxa" w:w="110"/>
-              <w:bottom w:type="dxa" w:w="50"/>
-              <w:right w:type="dxa" w:w="110"/>
-            </w:tcMar>
-          </w:tcPr>
-          <w:p>
-            <w:pPr>
-              <w:spacing w:before="28" w:after="28"/>
-            </w:pPr>
-            <w:r>
-              <w:rPr>
-                <w:sz w:val="15"/>
-                <w:szCs w:val="15"/>
-              </w:rPr>
-              <w:t xml:space="preserve">Can write code that benefits him and run it on real records</w:t>
-            </w:r>
-          </w:p>
-        </w:tc>
-        <w:tc>
-          <w:tcPr>
-            <w:tcW w:type="pct" w:w="1022"/>
-            <w:shd w:fill="FFFFFF" w:val="clear"/>
-            <w:tcMar>
-              <w:top w:type="dxa" w:w="50"/>
-              <w:left w:type="dxa" w:w="110"/>
-              <w:bottom w:type="dxa" w:w="50"/>
-              <w:right w:type="dxa" w:w="110"/>
-            </w:tcMar>
-          </w:tcPr>
-          <w:p>
-            <w:pPr>
-              <w:spacing w:before="46" w:after="46"/>
-            </w:pPr>
-            <w:r>
-              <w:rPr>
-                <w:b/>
-                <w:bCs/>
-                <w:color w:val="8186EF"/>
-                <w:sz w:val="14"/>
-                <w:szCs w:val="14"/>
-              </w:rPr>
-              <w:t xml:space="preserve">(6)</w:t>
-            </w:r>
-          </w:p>
-        </w:tc>
-      </w:tr>
-      <w:tr>
-        <w:tc>
-          <w:tcPr>
-            <w:tcW w:type="pct" w:w="1778"/>
-            <w:shd w:fill="FBFAF6" w:val="clear"/>
-            <w:tcMar>
-              <w:top w:type="dxa" w:w="50"/>
-              <w:left w:type="dxa" w:w="110"/>
-              <w:bottom w:type="dxa" w:w="50"/>
-              <w:right w:type="dxa" w:w="110"/>
-            </w:tcMar>
-          </w:tcPr>
-          <w:p>
-            <w:pPr>
-              <w:spacing w:before="28" w:after="28"/>
-            </w:pPr>
-            <w:r>
-              <w:rPr>
-                <w:sz w:val="15"/>
-                <w:szCs w:val="15"/>
-              </w:rPr>
-              <w:t xml:space="preserve">Operator who can change programs</w:t>
-            </w:r>
-          </w:p>
-        </w:tc>
-        <w:tc>
-          <w:tcPr>
-            <w:tcW w:type="pct" w:w="2200"/>
-            <w:shd w:fill="FBFAF6" w:val="clear"/>
-            <w:tcMar>
-              <w:top w:type="dxa" w:w="50"/>
-              <w:left w:type="dxa" w:w="110"/>
-              <w:bottom w:type="dxa" w:w="50"/>
-              <w:right w:type="dxa" w:w="110"/>
-            </w:tcMar>
-          </w:tcPr>
-          <w:p>
-            <w:pPr>
-              <w:spacing w:before="28" w:after="28"/>
-            </w:pPr>
-            <w:r>
-              <w:rPr>
-                <w:sz w:val="15"/>
-                <w:szCs w:val="15"/>
-              </w:rPr>
-              <w:t xml:space="preserve">Can alter a program, run it, and restore the original</w:t>
-            </w:r>
-          </w:p>
-        </w:tc>
-        <w:tc>
-          <w:tcPr>
-            <w:tcW w:type="pct" w:w="1022"/>
-            <w:shd w:fill="FFFFFF" w:val="clear"/>
-            <w:tcMar>
-              <w:top w:type="dxa" w:w="50"/>
-              <w:left w:type="dxa" w:w="110"/>
-              <w:bottom w:type="dxa" w:w="50"/>
-              <w:right w:type="dxa" w:w="110"/>
-            </w:tcMar>
-          </w:tcPr>
-          <w:p>
-            <w:pPr>
-              <w:spacing w:before="46" w:after="46"/>
-            </w:pPr>
-            <w:r>
-              <w:rPr>
-                <w:b/>
-                <w:bCs/>
-                <w:color w:val="8186EF"/>
-                <w:sz w:val="14"/>
-                <w:szCs w:val="14"/>
-              </w:rPr>
-              <w:t xml:space="preserve">(7)</w:t>
-            </w:r>
-          </w:p>
-        </w:tc>
-      </w:tr>
-      <w:tr>
-        <w:tc>
-          <w:tcPr>
-            <w:tcW w:type="pct" w:w="1778"/>
-            <w:tcMar>
-              <w:top w:type="dxa" w:w="50"/>
-              <w:left w:type="dxa" w:w="110"/>
-              <w:bottom w:type="dxa" w:w="50"/>
-              <w:right w:type="dxa" w:w="110"/>
-            </w:tcMar>
-          </w:tcPr>
-          <w:p>
-            <w:pPr>
-              <w:spacing w:before="28" w:after="28"/>
-            </w:pPr>
-            <w:r>
-              <w:rPr>
-                <w:sz w:val="15"/>
-                <w:szCs w:val="15"/>
-              </w:rPr>
-              <w:t xml:space="preserve">Librarian who also programs</w:t>
-            </w:r>
-          </w:p>
-        </w:tc>
-        <w:tc>
-          <w:tcPr>
-            <w:tcW w:type="pct" w:w="2200"/>
-            <w:tcMar>
-              <w:top w:type="dxa" w:w="50"/>
-              <w:left w:type="dxa" w:w="110"/>
-              <w:bottom w:type="dxa" w:w="50"/>
-              <w:right w:type="dxa" w:w="110"/>
-            </w:tcMar>
-          </w:tcPr>
-          <w:p>
-            <w:pPr>
-              <w:spacing w:before="28" w:after="28"/>
-            </w:pPr>
-            <w:r>
-              <w:rPr>
-                <w:sz w:val="15"/>
-                <w:szCs w:val="15"/>
-              </w:rPr>
-              <w:t xml:space="preserve">Controls the versions and writes them</w:t>
-            </w:r>
-          </w:p>
-        </w:tc>
-        <w:tc>
-          <w:tcPr>
-            <w:tcW w:type="pct" w:w="1022"/>
-            <w:shd w:fill="FFFFFF" w:val="clear"/>
-            <w:tcMar>
-              <w:top w:type="dxa" w:w="50"/>
-              <w:left w:type="dxa" w:w="110"/>
-              <w:bottom w:type="dxa" w:w="50"/>
-              <w:right w:type="dxa" w:w="110"/>
-            </w:tcMar>
-          </w:tcPr>
-          <w:p>
-            <w:pPr>
-              <w:spacing w:before="46" w:after="46"/>
-            </w:pPr>
-            <w:r>
-              <w:rPr>
-                <w:b/>
-                <w:bCs/>
-                <w:color w:val="8186EF"/>
-                <w:sz w:val="14"/>
-                <w:szCs w:val="14"/>
-              </w:rPr>
-              <w:t xml:space="preserve">(8)</w:t>
-            </w:r>
-          </w:p>
-        </w:tc>
-      </w:tr>
-      <w:tr>
-        <w:tc>
-          <w:tcPr>
-            <w:tcW w:type="pct" w:w="1778"/>
-            <w:shd w:fill="FBFAF6" w:val="clear"/>
-            <w:tcMar>
-              <w:top w:type="dxa" w:w="50"/>
-              <w:left w:type="dxa" w:w="110"/>
-              <w:bottom w:type="dxa" w:w="50"/>
-              <w:right w:type="dxa" w:w="110"/>
-            </w:tcMar>
-          </w:tcPr>
-          <w:p>
-            <w:pPr>
-              <w:spacing w:before="28" w:after="28"/>
-            </w:pPr>
-            <w:r>
-              <w:rPr>
-                <w:sz w:val="15"/>
-                <w:szCs w:val="15"/>
-              </w:rPr>
-              <w:t xml:space="preserve">Analyst with production access</w:t>
-            </w:r>
-          </w:p>
-        </w:tc>
-        <w:tc>
-          <w:tcPr>
-            <w:tcW w:type="pct" w:w="2200"/>
-            <w:shd w:fill="FFFFFF" w:val="clear"/>
-            <w:tcMar>
-              <w:top w:type="dxa" w:w="50"/>
-              <w:left w:type="dxa" w:w="110"/>
-              <w:bottom w:type="dxa" w:w="50"/>
-              <w:right w:type="dxa" w:w="110"/>
-            </w:tcMar>
-          </w:tcPr>
-          <w:p>
-            <w:pPr>
-              <w:spacing w:before="46" w:after="46"/>
-            </w:pPr>
-            <w:r>
-              <w:rPr>
-                <w:b/>
-                <w:bCs/>
-                <w:color w:val="8186EF"/>
-                <w:sz w:val="14"/>
-                <w:szCs w:val="14"/>
-              </w:rPr>
-              <w:t xml:space="preserve">(9)</w:t>
-            </w:r>
-          </w:p>
-        </w:tc>
-        <w:tc>
-          <w:tcPr>
-            <w:tcW w:type="pct" w:w="1022"/>
-            <w:shd w:fill="FBFAF6" w:val="clear"/>
-            <w:tcMar>
-              <w:top w:type="dxa" w:w="50"/>
-              <w:left w:type="dxa" w:w="110"/>
-              <w:bottom w:type="dxa" w:w="50"/>
-              <w:right w:type="dxa" w:w="110"/>
-            </w:tcMar>
-          </w:tcPr>
-          <w:p>
-            <w:pPr>
-              <w:spacing w:before="28" w:after="28"/>
-            </w:pPr>
-            <w:r>
-              <w:rPr>
-                <w:sz w:val="15"/>
-                <w:szCs w:val="15"/>
-              </w:rPr>
-              <w:t xml:space="preserve">Design and operation stay apart</w:t>
-            </w:r>
-          </w:p>
-        </w:tc>
-      </w:tr>
-      <w:tr>
-        <w:tc>
-          <w:tcPr>
-            <w:tcW w:type="pct" w:w="1778"/>
-            <w:tcMar>
-              <w:top w:type="dxa" w:w="50"/>
-              <w:left w:type="dxa" w:w="110"/>
-              <w:bottom w:type="dxa" w:w="50"/>
-              <w:right w:type="dxa" w:w="110"/>
-            </w:tcMar>
-          </w:tcPr>
-          <w:p>
-            <w:pPr>
-              <w:spacing w:before="28" w:after="28"/>
-            </w:pPr>
-            <w:r>
-              <w:rPr>
-                <w:sz w:val="15"/>
-                <w:szCs w:val="15"/>
-              </w:rPr>
-              <w:t xml:space="preserve">One person holding all system passwords</w:t>
-            </w:r>
-          </w:p>
-        </w:tc>
-        <w:tc>
-          <w:tcPr>
-            <w:tcW w:type="pct" w:w="2200"/>
-            <w:tcMar>
-              <w:top w:type="dxa" w:w="50"/>
-              <w:left w:type="dxa" w:w="110"/>
-              <w:bottom w:type="dxa" w:w="50"/>
-              <w:right w:type="dxa" w:w="110"/>
-            </w:tcMar>
-          </w:tcPr>
-          <w:p>
-            <w:pPr>
-              <w:spacing w:before="28" w:after="28"/>
-            </w:pPr>
-            <w:r>
-              <w:rPr>
-                <w:sz w:val="15"/>
-                <w:szCs w:val="15"/>
-              </w:rPr>
-              <w:t xml:space="preserve">Every separation above becomes theoretical</w:t>
-            </w:r>
-          </w:p>
-        </w:tc>
-        <w:tc>
-          <w:tcPr>
-            <w:tcW w:type="pct" w:w="1022"/>
-            <w:shd w:fill="FFFFFF" w:val="clear"/>
-            <w:tcMar>
-              <w:top w:type="dxa" w:w="50"/>
-              <w:left w:type="dxa" w:w="110"/>
-              <w:bottom w:type="dxa" w:w="50"/>
-              <w:right w:type="dxa" w:w="110"/>
-            </w:tcMar>
-          </w:tcPr>
-          <w:p>
-            <w:pPr>
-              <w:spacing w:before="46" w:after="46"/>
-            </w:pPr>
-            <w:r>
-              <w:rPr>
-                <w:b/>
-                <w:bCs/>
-                <w:color w:val="8186EF"/>
-                <w:sz w:val="14"/>
-                <w:szCs w:val="14"/>
-              </w:rPr>
-              <w:t xml:space="preserve">(10)</w:t>
-            </w:r>
-          </w:p>
-        </w:tc>
-      </w:tr>
-    </w:tbl>
-    <w:p/>
-    <w:tbl>
-      <w:tblPr>
-        <w:tblW w:type="pct" w:w="100%"/>
-        <w:tblLayout w:type="fixed"/>
-        <w:tblBorders>
-          <w:top w:val="single" w:color="FBFAF6" w:sz="4"/>
-          <w:left w:val="single" w:color="FBFAF6" w:sz="4"/>
-          <w:bottom w:val="single" w:color="FBFAF6" w:sz="4"/>
-          <w:right w:val="single" w:color="FBFAF6" w:sz="4"/>
-          <w:insideH w:val="single" w:color="FBFAF6" w:sz="4"/>
-          <w:insideV w:val="single" w:color="FBFAF6" w:sz="4"/>
-        </w:tblBorders>
-      </w:tblPr>
-      <w:tblGrid>
-        <w:gridCol w:w="9600"/>
-      </w:tblGrid>
-      <w:tr>
-        <w:tc>
-          <w:tcPr>
-            <w:tcW w:type="pct" w:w="5000"/>
-            <w:shd w:fill="FBFAF6" w:val="clear"/>
-            <w:tcMar>
-              <w:top w:type="dxa" w:w="40"/>
-              <w:left w:type="dxa" w:w="100"/>
-              <w:bottom w:type="dxa" w:w="40"/>
-              <w:right w:type="dxa" w:w="100"/>
-            </w:tcMar>
-          </w:tcPr>
-          <w:p>
-            <w:pPr>
-              <w:spacing w:before="18" w:after="6"/>
-            </w:pPr>
-            <w:r>
-              <w:rPr>
-                <w:b/>
-                <w:bCs/>
-                <w:color w:val="6B7280"/>
-                <w:sz w:val="14"/>
-                <w:szCs w:val="14"/>
-              </w:rPr>
-              <w:t xml:space="preserve">word list</w:t>
-            </w:r>
-          </w:p>
-          <w:p>
-            <w:pPr>
-              <w:spacing w:before="0" w:after="18"/>
-            </w:pPr>
-            <w:r>
-              <w:rPr>
-                <w:b/>
-                <w:bCs/>
-                <w:color w:val="353A7C"/>
-                <w:sz w:val="16"/>
-                <w:szCs w:val="16"/>
-              </w:rPr>
-              <w:t xml:space="preserve">Designs the control and can bypass it   ·   Split administrative access and log its use   ·   Separate development from operations   ·   Keep version control independent   ·   Design and operation stay apart   ·   Program changes go through the librarian</w:t>
-            </w:r>
-          </w:p>
-        </w:tc>
-      </w:tr>
-    </w:tbl>
-    <w:p/>
     <w:p>
       <w:pPr>
         <w:spacing w:before="44" w:after="14"/>
@@ -1013,7 +439,7 @@
           <w:sz w:val="16"/>
           <w:szCs w:val="16"/>
         </w:rPr>
-        <w:t xml:space="preserve">      gaps 11–13</w:t>
+        <w:t xml:space="preserve">      gaps 6–8</w:t>
       </w:r>
     </w:p>
     <w:p>
@@ -1036,7 +462,7 @@
           <w:sz w:val="15"/>
           <w:szCs w:val="15"/>
         </w:rPr>
-        <w:t xml:space="preserve"> (11) </w:t>
+        <w:t xml:space="preserve"> (6) </w:t>
       </w:r>
       <w:r>
         <w:rPr>
@@ -1075,7 +501,7 @@
           <w:sz w:val="15"/>
           <w:szCs w:val="15"/>
         </w:rPr>
-        <w:t xml:space="preserve"> (12) </w:t>
+        <w:t xml:space="preserve"> (7) </w:t>
       </w:r>
       <w:r>
         <w:rPr>
@@ -1107,7 +533,7 @@
           <w:sz w:val="15"/>
           <w:szCs w:val="15"/>
         </w:rPr>
-        <w:t xml:space="preserve"> (13) </w:t>
+        <w:t xml:space="preserve"> (8) </w:t>
       </w:r>
       <w:r>
         <w:rPr>
@@ -1187,7 +613,7 @@
                 <w:sz w:val="16"/>
                 <w:szCs w:val="16"/>
               </w:rPr>
-              <w:t xml:space="preserve">transaction   ·   administrative   ·   matters   ·   administrator</w:t>
+              <w:t xml:space="preserve">administrative   ·   matters   ·   segregation   ·   administrator</w:t>
             </w:r>
           </w:p>
         </w:tc>
@@ -1231,7 +657,7 @@
           <w:sz w:val="15"/>
           <w:szCs w:val="15"/>
         </w:rPr>
-        <w:t xml:space="preserve">Each term sits against what it means.</w:t>
+        <w:t xml:space="preserve">Each term sits against what it means, and an instance of it.</w:t>
       </w:r>
     </w:p>
     <w:p>
@@ -1242,7 +668,7 @@
       <w:r>
         <w:drawing>
           <wp:inline distT="0" distB="0" distL="0" distR="0">
-            <wp:extent cx="5734050" cy="3349900"/>
+            <wp:extent cx="5734050" cy="3636600"/>
             <wp:effectExtent t="0" r="0" b="0" l="0"/>
             <wp:docPr id="1" name="" descr="" title=""/>
             <wp:cNvGraphicFramePr>
@@ -1267,7 +693,7 @@
                   <pic:spPr bwMode="auto">
                     <a:xfrm>
                       <a:off x="0" y="0"/>
-                      <a:ext cx="5734050" cy="3349900"/>
+                      <a:ext cx="5734050" cy="3636600"/>
                     </a:xfrm>
                     <a:prstGeom prst="rect">
                       <a:avLst/>
@@ -1335,7 +761,7 @@
                 <w:sz w:val="16"/>
                 <w:szCs w:val="16"/>
               </w:rPr>
-              <w:t xml:space="preserve">One person holding all system passwords   ·   Controls the versions and writes them   ·   Programmer with access to live data</w:t>
+              <w:t xml:space="preserve">One person holding all system passwords   ·   Program changes go through the librarian   ·   Programmer with access to live data</w:t>
             </w:r>
           </w:p>
         </w:tc>
@@ -1670,14 +1096,14 @@
                 <w:sz w:val="16"/>
                 <w:szCs w:val="16"/>
               </w:rPr>
-              <w:t xml:space="preserve">9  </w:t>
-            </w:r>
-            <w:r>
-              <w:rPr>
-                <w:sz w:val="16"/>
-                <w:szCs w:val="16"/>
-              </w:rPr>
-              <w:t xml:space="preserve">Designs the control and can bypass it</w:t>
+              <w:t xml:space="preserve">6  </w:t>
+            </w:r>
+            <w:r>
+              <w:rPr>
+                <w:sz w:val="16"/>
+                <w:szCs w:val="16"/>
+              </w:rPr>
+              <w:t xml:space="preserve">matters</w:t>
             </w:r>
           </w:p>
         </w:tc>
@@ -1738,14 +1164,14 @@
                 <w:sz w:val="16"/>
                 <w:szCs w:val="16"/>
               </w:rPr>
-              <w:t xml:space="preserve">10  </w:t>
-            </w:r>
-            <w:r>
-              <w:rPr>
-                <w:sz w:val="16"/>
-                <w:szCs w:val="16"/>
-              </w:rPr>
-              <w:t xml:space="preserve">Split administrative access and log its use</w:t>
+              <w:t xml:space="preserve">7  </w:t>
+            </w:r>
+            <w:r>
+              <w:rPr>
+                <w:sz w:val="16"/>
+                <w:szCs w:val="16"/>
+              </w:rPr>
+              <w:t xml:space="preserve">administrator</w:t>
             </w:r>
           </w:p>
         </w:tc>
@@ -1806,14 +1232,14 @@
                 <w:sz w:val="16"/>
                 <w:szCs w:val="16"/>
               </w:rPr>
-              <w:t xml:space="preserve">11  </w:t>
-            </w:r>
-            <w:r>
-              <w:rPr>
-                <w:sz w:val="16"/>
-                <w:szCs w:val="16"/>
-              </w:rPr>
-              <w:t xml:space="preserve">matters</w:t>
+              <w:t xml:space="preserve">8  </w:t>
+            </w:r>
+            <w:r>
+              <w:rPr>
+                <w:sz w:val="16"/>
+                <w:szCs w:val="16"/>
+              </w:rPr>
+              <w:t xml:space="preserve">administrative</w:t>
             </w:r>
           </w:p>
         </w:tc>
@@ -1874,14 +1300,14 @@
                 <w:sz w:val="16"/>
                 <w:szCs w:val="16"/>
               </w:rPr>
-              <w:t xml:space="preserve">12  </w:t>
-            </w:r>
-            <w:r>
-              <w:rPr>
-                <w:sz w:val="16"/>
-                <w:szCs w:val="16"/>
-              </w:rPr>
-              <w:t xml:space="preserve">administrator</w:t>
+              <w:t xml:space="preserve">9  </w:t>
+            </w:r>
+            <w:r>
+              <w:rPr>
+                <w:sz w:val="16"/>
+                <w:szCs w:val="16"/>
+              </w:rPr>
+              <w:t xml:space="preserve">Programmer with access to live data</w:t>
             </w:r>
           </w:p>
         </w:tc>
@@ -1942,143 +1368,7 @@
                 <w:sz w:val="16"/>
                 <w:szCs w:val="16"/>
               </w:rPr>
-              <w:t xml:space="preserve">13  </w:t>
-            </w:r>
-            <w:r>
-              <w:rPr>
-                <w:sz w:val="16"/>
-                <w:szCs w:val="16"/>
-              </w:rPr>
-              <w:t xml:space="preserve">administrative</w:t>
-            </w:r>
-          </w:p>
-        </w:tc>
-      </w:tr>
-      <w:tr>
-        <w:tc>
-          <w:tcPr>
-            <w:tcW w:type="pct" w:w="2500"/>
-            <w:tcMar>
-              <w:top w:type="dxa" w:w="20"/>
-              <w:left w:type="dxa" w:w="80"/>
-              <w:bottom w:type="dxa" w:w="20"/>
-              <w:right w:type="dxa" w:w="80"/>
-            </w:tcMar>
-          </w:tcPr>
-          <w:p>
-            <w:pPr>
-              <w:spacing w:before="12" w:after="12"/>
-            </w:pPr>
-            <w:r>
-              <w:rPr>
-                <w:b/>
-                <w:bCs/>
-                <w:color w:val="8186EF"/>
-                <w:sz w:val="16"/>
-                <w:szCs w:val="16"/>
-              </w:rPr>
-              <w:t xml:space="preserve">6  </w:t>
-            </w:r>
-            <w:r>
-              <w:rPr>
-                <w:sz w:val="16"/>
-                <w:szCs w:val="16"/>
-              </w:rPr>
-              <w:t xml:space="preserve">Separate development from operations</w:t>
-            </w:r>
-          </w:p>
-        </w:tc>
-        <w:tc>
-          <w:tcPr>
-            <w:tcW w:type="pct" w:w="2500"/>
-            <w:tcMar>
-              <w:top w:type="dxa" w:w="20"/>
-              <w:left w:type="dxa" w:w="80"/>
-              <w:bottom w:type="dxa" w:w="20"/>
-              <w:right w:type="dxa" w:w="80"/>
-            </w:tcMar>
-          </w:tcPr>
-          <w:p>
-            <w:pPr>
-              <w:spacing w:before="12" w:after="12"/>
-            </w:pPr>
-            <w:r>
-              <w:rPr>
-                <w:b/>
-                <w:bCs/>
-                <w:color w:val="8186EF"/>
-                <w:sz w:val="16"/>
-                <w:szCs w:val="16"/>
-              </w:rPr>
-              <w:t xml:space="preserve">14  </w:t>
-            </w:r>
-            <w:r>
-              <w:rPr>
-                <w:sz w:val="16"/>
-                <w:szCs w:val="16"/>
-              </w:rPr>
-              <w:t xml:space="preserve">Programmer with access to live data</w:t>
-            </w:r>
-          </w:p>
-        </w:tc>
-      </w:tr>
-      <w:tr>
-        <w:tc>
-          <w:tcPr>
-            <w:tcW w:type="pct" w:w="2500"/>
-            <w:tcMar>
-              <w:top w:type="dxa" w:w="20"/>
-              <w:left w:type="dxa" w:w="80"/>
-              <w:bottom w:type="dxa" w:w="20"/>
-              <w:right w:type="dxa" w:w="80"/>
-            </w:tcMar>
-          </w:tcPr>
-          <w:p>
-            <w:pPr>
-              <w:spacing w:before="12" w:after="12"/>
-            </w:pPr>
-            <w:r>
-              <w:rPr>
-                <w:b/>
-                <w:bCs/>
-                <w:color w:val="8186EF"/>
-                <w:sz w:val="16"/>
-                <w:szCs w:val="16"/>
-              </w:rPr>
-              <w:t xml:space="preserve">7  </w:t>
-            </w:r>
-            <w:r>
-              <w:rPr>
-                <w:sz w:val="16"/>
-                <w:szCs w:val="16"/>
-              </w:rPr>
-              <w:t xml:space="preserve">Program changes go through the librarian</w:t>
-            </w:r>
-          </w:p>
-        </w:tc>
-        <w:tc>
-          <w:tcPr>
-            <w:tcW w:type="pct" w:w="2500"/>
-            <w:tcMar>
-              <w:top w:type="dxa" w:w="20"/>
-              <w:left w:type="dxa" w:w="80"/>
-              <w:bottom w:type="dxa" w:w="20"/>
-              <w:right w:type="dxa" w:w="80"/>
-            </w:tcMar>
-          </w:tcPr>
-          <w:p>
-            <w:pPr>
-              <w:spacing w:before="12" w:after="12"/>
-            </w:pPr>
-            <w:r>
-              <w:rPr>
-                <w:b/>
-                <w:bCs/>
-                <w:color w:val="8186EF"/>
-                <w:sz w:val="16"/>
-                <w:szCs w:val="16"/>
-              </w:rPr>
-              <w:t xml:space="preserve">15  </w:t>
+              <w:t xml:space="preserve">10  </w:t>
             </w:r>
             <w:r>
               <w:rPr>
@@ -2086,64 +1376,6 @@
                 <w:szCs w:val="16"/>
               </w:rPr>
               <w:t xml:space="preserve">One person holding all system passwords</w:t>
-            </w:r>
-          </w:p>
-        </w:tc>
-      </w:tr>
-      <w:tr>
-        <w:tc>
-          <w:tcPr>
-            <w:tcW w:type="pct" w:w="2500"/>
-            <w:tcMar>
-              <w:top w:type="dxa" w:w="20"/>
-              <w:left w:type="dxa" w:w="80"/>
-              <w:bottom w:type="dxa" w:w="20"/>
-              <w:right w:type="dxa" w:w="80"/>
-            </w:tcMar>
-          </w:tcPr>
-          <w:p>
-            <w:pPr>
-              <w:spacing w:before="12" w:after="12"/>
-            </w:pPr>
-            <w:r>
-              <w:rPr>
-                <w:b/>
-                <w:bCs/>
-                <w:color w:val="8186EF"/>
-                <w:sz w:val="16"/>
-                <w:szCs w:val="16"/>
-              </w:rPr>
-              <w:t xml:space="preserve">8  </w:t>
-            </w:r>
-            <w:r>
-              <w:rPr>
-                <w:sz w:val="16"/>
-                <w:szCs w:val="16"/>
-              </w:rPr>
-              <w:t xml:space="preserve">Keep version control independent</w:t>
-            </w:r>
-          </w:p>
-        </w:tc>
-        <w:tc>
-          <w:tcPr>
-            <w:tcW w:type="pct" w:w="2500"/>
-            <w:tcMar>
-              <w:top w:type="dxa" w:w="20"/>
-              <w:left w:type="dxa" w:w="80"/>
-              <w:bottom w:type="dxa" w:w="20"/>
-              <w:right w:type="dxa" w:w="80"/>
-            </w:tcMar>
-          </w:tcPr>
-          <w:p>
-            <w:pPr>
-              <w:spacing w:before="24" w:after="24"/>
-            </w:pPr>
-            <w:r>
-              <w:rPr>
-                <w:sz w:val="16"/>
-                <w:szCs w:val="16"/>
-              </w:rPr>
-              <w:t xml:space="preserve"/>
             </w:r>
           </w:p>
         </w:tc>
@@ -3110,7 +2342,7 @@
                 <w:sz w:val="16"/>
                 <w:szCs w:val="16"/>
               </w:rPr>
-              <w:t xml:space="preserve">A customer list taken on a leaving day   ·   Editing the data file, bypassing the application   ·   Arrives by phishing far more often than by attack   ·   The commonest of all, and needs no technical skill   ·   Destroying data or equipment   ·   Hard to detect without change control   ·   Records deleted after a dismissal</w:t>
+              <w:t xml:space="preserve">A customer list taken on a leaving day   ·   Editing the data file, bypassing the application   ·   Arrives by phishing far more often than by attack   ·   The commonest of all, and needs no technical skill   ·   Destroying data or equipment   ·   Hard to detect without change control   ·   Hostile software that spreads or encrypts</w:t>
             </w:r>
           </w:p>
         </w:tc>
@@ -3150,7 +2382,7 @@
           <w:sz w:val="19"/>
           <w:szCs w:val="19"/>
         </w:rPr>
-        <w:t xml:space="preserve">Input </w:t>
+        <w:t xml:space="preserve">Input manipulation is the commonest by a wide </w:t>
       </w:r>
       <w:r>
         <w:rPr>
@@ -3168,7 +2400,7 @@
           <w:sz w:val="19"/>
           <w:szCs w:val="19"/>
         </w:rPr>
-        <w:t xml:space="preserve">              </w:t>
+        <w:t xml:space="preserve">           </w:t>
       </w:r>
       <w:r>
         <w:rPr>
@@ -3182,7 +2414,7 @@
           <w:sz w:val="19"/>
           <w:szCs w:val="19"/>
         </w:rPr>
-        <w:t xml:space="preserve"> is the commonest by a wide margin, and it is worth </w:t>
+        <w:t xml:space="preserve">, and it is worth </w:t>
       </w:r>
       <w:r>
         <w:rPr>
@@ -3292,7 +2524,7 @@
           <w:sz w:val="19"/>
           <w:szCs w:val="19"/>
         </w:rPr>
-        <w:t xml:space="preserve">Direct file </w:t>
+        <w:t xml:space="preserve">Direct file alteration </w:t>
       </w:r>
       <w:r>
         <w:rPr>
@@ -3310,7 +2542,7 @@
           <w:sz w:val="19"/>
           <w:szCs w:val="19"/>
         </w:rPr>
-        <w:t xml:space="preserve">            </w:t>
+        <w:t xml:space="preserve">           </w:t>
       </w:r>
       <w:r>
         <w:rPr>
@@ -3324,7 +2556,7 @@
           <w:sz w:val="19"/>
           <w:szCs w:val="19"/>
         </w:rPr>
-        <w:t xml:space="preserve"> deserves attention for the </w:t>
+        <w:t xml:space="preserve"> attention for the </w:t>
       </w:r>
       <w:r>
         <w:rPr>
@@ -3570,7 +2802,7 @@
                 <w:sz w:val="16"/>
                 <w:szCs w:val="16"/>
               </w:rPr>
-              <w:t xml:space="preserve">manipulation   ·   administrator   ·   noticing   ·   technical   ·   opposite   ·   something   ·   restricted   ·   alteration   ·   bypasses   ·   designed   ·   application's</w:t>
+              <w:t xml:space="preserve">margin   ·   administrator   ·   noticing   ·   logging   ·   opposite   ·   something   ·   restricted   ·   deserves   ·   bypasses   ·   designed   ·   application's</w:t>
             </w:r>
           </w:p>
         </w:tc>
@@ -3601,7 +2833,7 @@
           <w:sz w:val="18"/>
           <w:szCs w:val="18"/>
         </w:rPr>
-        <w:t xml:space="preserve">The words this section uses</w:t>
+        <w:t xml:space="preserve">The English this section uses, and its Arabic</w:t>
       </w:r>
     </w:p>
     <w:p>
@@ -3718,7 +2950,7 @@
                 <w:sz w:val="16"/>
                 <w:szCs w:val="16"/>
               </w:rPr>
-              <w:t xml:space="preserve">input manipulation   ·   program alteration   ·   systems analyst</w:t>
+              <w:t xml:space="preserve">input manipulation   ·   program alteration   ·   التلاعب بالمدخلات</w:t>
             </w:r>
           </w:p>
         </w:tc>
@@ -4178,7 +3410,7 @@
                 <w:sz w:val="16"/>
                 <w:szCs w:val="16"/>
               </w:rPr>
-              <w:t xml:space="preserve">alteration</w:t>
+              <w:t xml:space="preserve">deserves</w:t>
             </w:r>
           </w:p>
         </w:tc>
@@ -4485,7 +3717,7 @@
                 <w:sz w:val="16"/>
                 <w:szCs w:val="16"/>
               </w:rPr>
-              <w:t xml:space="preserve">manipulation</w:t>
+              <w:t xml:space="preserve">margin</w:t>
             </w:r>
           </w:p>
         </w:tc>
@@ -5385,7 +4617,7 @@
           <w:sz w:val="19"/>
           <w:szCs w:val="19"/>
         </w:rPr>
-        <w:t xml:space="preserve">Access </w:t>
+        <w:t xml:space="preserve">Access control has two </w:t>
       </w:r>
       <w:r>
         <w:rPr>
@@ -5417,7 +4649,7 @@
           <w:sz w:val="19"/>
           <w:szCs w:val="19"/>
         </w:rPr>
-        <w:t xml:space="preserve"> has two halves. </w:t>
+        <w:t xml:space="preserve">. </w:t>
       </w:r>
       <w:r>
         <w:rPr>
@@ -5819,658 +5051,7 @@
                 <w:sz w:val="16"/>
                 <w:szCs w:val="16"/>
               </w:rPr>
-              <w:t xml:space="preserve">destroying   ·   equipment   ·   control   ·   programs   ·   necessary   ·   password   ·   building   ·   machine   ·   entered   ·   therefore   ·   Laptops</w:t>
-            </w:r>
-          </w:p>
-        </w:tc>
-      </w:tr>
-    </w:tbl>
-    <w:p/>
-    <w:tbl>
-      <w:tblPr>
-        <w:tblW w:type="pct" w:w="100%"/>
-        <w:tblLayout w:type="fixed"/>
-        <w:tblBorders>
-          <w:top w:val="single" w:color="353A7C" w:sz="6"/>
-          <w:left w:val="single" w:color="353A7C" w:sz="6"/>
-          <w:bottom w:val="single" w:color="353A7C" w:sz="6"/>
-          <w:right w:val="single" w:color="353A7C" w:sz="6"/>
-          <w:insideH w:val="single" w:color="353A7C" w:sz="6"/>
-          <w:insideV w:val="single" w:color="353A7C" w:sz="6"/>
-        </w:tblBorders>
-      </w:tblPr>
-      <w:tblGrid>
-        <w:gridCol w:w="2886"/>
-        <w:gridCol w:w="2747"/>
-        <w:gridCol w:w="3967"/>
-      </w:tblGrid>
-      <w:tr>
-        <w:tc>
-          <w:tcPr>
-            <w:tcW w:type="pct" w:w="5000"/>
-            <w:gridSpan w:val="3"/>
-            <w:shd w:fill="353A7C" w:val="clear"/>
-            <w:tcMar>
-              <w:top w:type="dxa" w:w="60"/>
-              <w:left w:type="dxa" w:w="120"/>
-              <w:bottom w:type="dxa" w:w="60"/>
-              <w:right w:type="dxa" w:w="120"/>
-            </w:tcMar>
-          </w:tcPr>
-          <w:p>
-            <w:pPr>
-              <w:spacing w:before="40" w:after="40"/>
-            </w:pPr>
-            <w:r>
-              <w:rPr>
-                <w:b/>
-                <w:bCs/>
-                <w:color w:val="FFFFFF"/>
-                <w:sz w:val="17"/>
-                <w:szCs w:val="17"/>
-              </w:rPr>
-              <w:t xml:space="preserve">Logical access controls</w:t>
-            </w:r>
-          </w:p>
-        </w:tc>
-      </w:tr>
-      <w:tr>
-        <w:tc>
-          <w:tcPr>
-            <w:tcW w:type="pct" w:w="1503"/>
-            <w:shd w:fill="353A7C" w:val="clear"/>
-            <w:tcMar>
-              <w:top w:type="dxa" w:w="50"/>
-              <w:left w:type="dxa" w:w="110"/>
-              <w:bottom w:type="dxa" w:w="50"/>
-              <w:right w:type="dxa" w:w="110"/>
-            </w:tcMar>
-          </w:tcPr>
-          <w:p>
-            <w:pPr>
-              <w:spacing w:before="30" w:after="30"/>
-            </w:pPr>
-            <w:r>
-              <w:rPr>
-                <w:b/>
-                <w:bCs/>
-                <w:color w:val="FFFFFF"/>
-                <w:sz w:val="15"/>
-                <w:szCs w:val="15"/>
-              </w:rPr>
-              <w:t xml:space="preserve">Logical access control (E.2.e)</w:t>
-            </w:r>
-          </w:p>
-        </w:tc>
-        <w:tc>
-          <w:tcPr>
-            <w:tcW w:type="pct" w:w="1431"/>
-            <w:shd w:fill="353A7C" w:val="clear"/>
-            <w:tcMar>
-              <w:top w:type="dxa" w:w="50"/>
-              <w:left w:type="dxa" w:w="110"/>
-              <w:bottom w:type="dxa" w:w="50"/>
-              <w:right w:type="dxa" w:w="110"/>
-            </w:tcMar>
-          </w:tcPr>
-          <w:p>
-            <w:pPr>
-              <w:spacing w:before="30" w:after="30"/>
-            </w:pPr>
-            <w:r>
-              <w:rPr>
-                <w:b/>
-                <w:bCs/>
-                <w:color w:val="FFFFFF"/>
-                <w:sz w:val="15"/>
-                <w:szCs w:val="15"/>
-              </w:rPr>
-              <w:t xml:space="preserve">What it does</w:t>
-            </w:r>
-          </w:p>
-        </w:tc>
-        <w:tc>
-          <w:tcPr>
-            <w:tcW w:type="pct" w:w="2066"/>
-            <w:shd w:fill="353A7C" w:val="clear"/>
-            <w:tcMar>
-              <w:top w:type="dxa" w:w="50"/>
-              <w:left w:type="dxa" w:w="110"/>
-              <w:bottom w:type="dxa" w:w="50"/>
-              <w:right w:type="dxa" w:w="110"/>
-            </w:tcMar>
-          </w:tcPr>
-          <w:p>
-            <w:pPr>
-              <w:spacing w:before="30" w:after="30"/>
-            </w:pPr>
-            <w:r>
-              <w:rPr>
-                <w:b/>
-                <w:bCs/>
-                <w:color w:val="FFFFFF"/>
-                <w:sz w:val="15"/>
-                <w:szCs w:val="15"/>
-              </w:rPr>
-              <w:t xml:space="preserve">Note</w:t>
-            </w:r>
-          </w:p>
-        </w:tc>
-      </w:tr>
-      <w:tr>
-        <w:tc>
-          <w:tcPr>
-            <w:tcW w:type="pct" w:w="1503"/>
-            <w:tcMar>
-              <w:top w:type="dxa" w:w="50"/>
-              <w:left w:type="dxa" w:w="110"/>
-              <w:bottom w:type="dxa" w:w="50"/>
-              <w:right w:type="dxa" w:w="110"/>
-            </w:tcMar>
-          </w:tcPr>
-          <w:p>
-            <w:pPr>
-              <w:spacing w:before="28" w:after="28"/>
-            </w:pPr>
-            <w:r>
-              <w:rPr>
-                <w:sz w:val="15"/>
-                <w:szCs w:val="15"/>
-              </w:rPr>
-              <w:t xml:space="preserve">Unique user identification</w:t>
-            </w:r>
-          </w:p>
-        </w:tc>
-        <w:tc>
-          <w:tcPr>
-            <w:tcW w:type="pct" w:w="1431"/>
-            <w:shd w:fill="FFFFFF" w:val="clear"/>
-            <w:tcMar>
-              <w:top w:type="dxa" w:w="50"/>
-              <w:left w:type="dxa" w:w="110"/>
-              <w:bottom w:type="dxa" w:w="50"/>
-              <w:right w:type="dxa" w:w="110"/>
-            </w:tcMar>
-          </w:tcPr>
-          <w:p>
-            <w:pPr>
-              <w:spacing w:before="46" w:after="46"/>
-            </w:pPr>
-            <w:r>
-              <w:rPr>
-                <w:b/>
-                <w:bCs/>
-                <w:color w:val="8186EF"/>
-                <w:sz w:val="14"/>
-                <w:szCs w:val="14"/>
-              </w:rPr>
-              <w:t xml:space="preserve">(11)</w:t>
-            </w:r>
-          </w:p>
-        </w:tc>
-        <w:tc>
-          <w:tcPr>
-            <w:tcW w:type="pct" w:w="2066"/>
-            <w:tcMar>
-              <w:top w:type="dxa" w:w="50"/>
-              <w:left w:type="dxa" w:w="110"/>
-              <w:bottom w:type="dxa" w:w="50"/>
-              <w:right w:type="dxa" w:w="110"/>
-            </w:tcMar>
-          </w:tcPr>
-          <w:p>
-            <w:pPr>
-              <w:spacing w:before="28" w:after="28"/>
-            </w:pPr>
-            <w:r>
-              <w:rPr>
-                <w:sz w:val="15"/>
-                <w:szCs w:val="15"/>
-              </w:rPr>
-              <w:t xml:space="preserve">Shared logins make accountability impossible</w:t>
-            </w:r>
-          </w:p>
-        </w:tc>
-      </w:tr>
-      <w:tr>
-        <w:tc>
-          <w:tcPr>
-            <w:tcW w:type="pct" w:w="1503"/>
-            <w:shd w:fill="FBFAF6" w:val="clear"/>
-            <w:tcMar>
-              <w:top w:type="dxa" w:w="50"/>
-              <w:left w:type="dxa" w:w="110"/>
-              <w:bottom w:type="dxa" w:w="50"/>
-              <w:right w:type="dxa" w:w="110"/>
-            </w:tcMar>
-          </w:tcPr>
-          <w:p>
-            <w:pPr>
-              <w:spacing w:before="28" w:after="28"/>
-            </w:pPr>
-            <w:r>
-              <w:rPr>
-                <w:sz w:val="15"/>
-                <w:szCs w:val="15"/>
-              </w:rPr>
-              <w:t xml:space="preserve">Authentication</w:t>
-            </w:r>
-          </w:p>
-        </w:tc>
-        <w:tc>
-          <w:tcPr>
-            <w:tcW w:type="pct" w:w="1431"/>
-            <w:shd w:fill="FBFAF6" w:val="clear"/>
-            <w:tcMar>
-              <w:top w:type="dxa" w:w="50"/>
-              <w:left w:type="dxa" w:w="110"/>
-              <w:bottom w:type="dxa" w:w="50"/>
-              <w:right w:type="dxa" w:w="110"/>
-            </w:tcMar>
-          </w:tcPr>
-          <w:p>
-            <w:pPr>
-              <w:spacing w:before="28" w:after="28"/>
-            </w:pPr>
-            <w:r>
-              <w:rPr>
-                <w:sz w:val="15"/>
-                <w:szCs w:val="15"/>
-              </w:rPr>
-              <w:t xml:space="preserve">Proves the person is who the ID claims</w:t>
-            </w:r>
-          </w:p>
-        </w:tc>
-        <w:tc>
-          <w:tcPr>
-            <w:tcW w:type="pct" w:w="2066"/>
-            <w:shd w:fill="FFFFFF" w:val="clear"/>
-            <w:tcMar>
-              <w:top w:type="dxa" w:w="50"/>
-              <w:left w:type="dxa" w:w="110"/>
-              <w:bottom w:type="dxa" w:w="50"/>
-              <w:right w:type="dxa" w:w="110"/>
-            </w:tcMar>
-          </w:tcPr>
-          <w:p>
-            <w:pPr>
-              <w:spacing w:before="46" w:after="46"/>
-            </w:pPr>
-            <w:r>
-              <w:rPr>
-                <w:b/>
-                <w:bCs/>
-                <w:color w:val="8186EF"/>
-                <w:sz w:val="14"/>
-                <w:szCs w:val="14"/>
-              </w:rPr>
-              <w:t xml:space="preserve">(12)</w:t>
-            </w:r>
-          </w:p>
-        </w:tc>
-      </w:tr>
-      <w:tr>
-        <w:tc>
-          <w:tcPr>
-            <w:tcW w:type="pct" w:w="1503"/>
-            <w:tcMar>
-              <w:top w:type="dxa" w:w="50"/>
-              <w:left w:type="dxa" w:w="110"/>
-              <w:bottom w:type="dxa" w:w="50"/>
-              <w:right w:type="dxa" w:w="110"/>
-            </w:tcMar>
-          </w:tcPr>
-          <w:p>
-            <w:pPr>
-              <w:spacing w:before="28" w:after="28"/>
-            </w:pPr>
-            <w:r>
-              <w:rPr>
-                <w:sz w:val="15"/>
-                <w:szCs w:val="15"/>
-              </w:rPr>
-              <w:t xml:space="preserve">Authorization and least privilege</w:t>
-            </w:r>
-          </w:p>
-        </w:tc>
-        <w:tc>
-          <w:tcPr>
-            <w:tcW w:type="pct" w:w="1431"/>
-            <w:shd w:fill="FFFFFF" w:val="clear"/>
-            <w:tcMar>
-              <w:top w:type="dxa" w:w="50"/>
-              <w:left w:type="dxa" w:w="110"/>
-              <w:bottom w:type="dxa" w:w="50"/>
-              <w:right w:type="dxa" w:w="110"/>
-            </w:tcMar>
-          </w:tcPr>
-          <w:p>
-            <w:pPr>
-              <w:spacing w:before="46" w:after="46"/>
-            </w:pPr>
-            <w:r>
-              <w:rPr>
-                <w:b/>
-                <w:bCs/>
-                <w:color w:val="8186EF"/>
-                <w:sz w:val="14"/>
-                <w:szCs w:val="14"/>
-              </w:rPr>
-              <w:t xml:space="preserve">(13)</w:t>
-            </w:r>
-          </w:p>
-        </w:tc>
-        <w:tc>
-          <w:tcPr>
-            <w:tcW w:type="pct" w:w="2066"/>
-            <w:tcMar>
-              <w:top w:type="dxa" w:w="50"/>
-              <w:left w:type="dxa" w:w="110"/>
-              <w:bottom w:type="dxa" w:w="50"/>
-              <w:right w:type="dxa" w:w="110"/>
-            </w:tcMar>
-          </w:tcPr>
-          <w:p>
-            <w:pPr>
-              <w:spacing w:before="28" w:after="28"/>
-            </w:pPr>
-            <w:r>
-              <w:rPr>
-                <w:sz w:val="15"/>
-                <w:szCs w:val="15"/>
-              </w:rPr>
-              <w:t xml:space="preserve">Access tends to accumulate as people change roles</w:t>
-            </w:r>
-          </w:p>
-        </w:tc>
-      </w:tr>
-      <w:tr>
-        <w:tc>
-          <w:tcPr>
-            <w:tcW w:type="pct" w:w="1503"/>
-            <w:shd w:fill="FBFAF6" w:val="clear"/>
-            <w:tcMar>
-              <w:top w:type="dxa" w:w="50"/>
-              <w:left w:type="dxa" w:w="110"/>
-              <w:bottom w:type="dxa" w:w="50"/>
-              <w:right w:type="dxa" w:w="110"/>
-            </w:tcMar>
-          </w:tcPr>
-          <w:p>
-            <w:pPr>
-              <w:spacing w:before="28" w:after="28"/>
-            </w:pPr>
-            <w:r>
-              <w:rPr>
-                <w:sz w:val="15"/>
-                <w:szCs w:val="15"/>
-              </w:rPr>
-              <w:t xml:space="preserve">Access reviews</w:t>
-            </w:r>
-          </w:p>
-        </w:tc>
-        <w:tc>
-          <w:tcPr>
-            <w:tcW w:type="pct" w:w="1431"/>
-            <w:shd w:fill="FFFFFF" w:val="clear"/>
-            <w:tcMar>
-              <w:top w:type="dxa" w:w="50"/>
-              <w:left w:type="dxa" w:w="110"/>
-              <w:bottom w:type="dxa" w:w="50"/>
-              <w:right w:type="dxa" w:w="110"/>
-            </w:tcMar>
-          </w:tcPr>
-          <w:p>
-            <w:pPr>
-              <w:spacing w:before="46" w:after="46"/>
-            </w:pPr>
-            <w:r>
-              <w:rPr>
-                <w:b/>
-                <w:bCs/>
-                <w:color w:val="8186EF"/>
-                <w:sz w:val="14"/>
-                <w:szCs w:val="14"/>
-              </w:rPr>
-              <w:t xml:space="preserve">(14)</w:t>
-            </w:r>
-          </w:p>
-        </w:tc>
-        <w:tc>
-          <w:tcPr>
-            <w:tcW w:type="pct" w:w="2066"/>
-            <w:shd w:fill="FBFAF6" w:val="clear"/>
-            <w:tcMar>
-              <w:top w:type="dxa" w:w="50"/>
-              <w:left w:type="dxa" w:w="110"/>
-              <w:bottom w:type="dxa" w:w="50"/>
-              <w:right w:type="dxa" w:w="110"/>
-            </w:tcMar>
-          </w:tcPr>
-          <w:p>
-            <w:pPr>
-              <w:spacing w:before="28" w:after="28"/>
-            </w:pPr>
-            <w:r>
-              <w:rPr>
-                <w:sz w:val="15"/>
-                <w:szCs w:val="15"/>
-              </w:rPr>
-              <w:t xml:space="preserve">Catches the accumulation above</w:t>
-            </w:r>
-          </w:p>
-        </w:tc>
-      </w:tr>
-      <w:tr>
-        <w:tc>
-          <w:tcPr>
-            <w:tcW w:type="pct" w:w="1503"/>
-            <w:tcMar>
-              <w:top w:type="dxa" w:w="50"/>
-              <w:left w:type="dxa" w:w="110"/>
-              <w:bottom w:type="dxa" w:w="50"/>
-              <w:right w:type="dxa" w:w="110"/>
-            </w:tcMar>
-          </w:tcPr>
-          <w:p>
-            <w:pPr>
-              <w:spacing w:before="28" w:after="28"/>
-            </w:pPr>
-            <w:r>
-              <w:rPr>
-                <w:sz w:val="15"/>
-                <w:szCs w:val="15"/>
-              </w:rPr>
-              <w:t xml:space="preserve">Logging and monitoring</w:t>
-            </w:r>
-          </w:p>
-        </w:tc>
-        <w:tc>
-          <w:tcPr>
-            <w:tcW w:type="pct" w:w="1431"/>
-            <w:shd w:fill="FFFFFF" w:val="clear"/>
-            <w:tcMar>
-              <w:top w:type="dxa" w:w="50"/>
-              <w:left w:type="dxa" w:w="110"/>
-              <w:bottom w:type="dxa" w:w="50"/>
-              <w:right w:type="dxa" w:w="110"/>
-            </w:tcMar>
-          </w:tcPr>
-          <w:p>
-            <w:pPr>
-              <w:spacing w:before="46" w:after="46"/>
-            </w:pPr>
-            <w:r>
-              <w:rPr>
-                <w:b/>
-                <w:bCs/>
-                <w:color w:val="8186EF"/>
-                <w:sz w:val="14"/>
-                <w:szCs w:val="14"/>
-              </w:rPr>
-              <w:t xml:space="preserve">(15)</w:t>
-            </w:r>
-          </w:p>
-        </w:tc>
-        <w:tc>
-          <w:tcPr>
-            <w:tcW w:type="pct" w:w="2066"/>
-            <w:tcMar>
-              <w:top w:type="dxa" w:w="50"/>
-              <w:left w:type="dxa" w:w="110"/>
-              <w:bottom w:type="dxa" w:w="50"/>
-              <w:right w:type="dxa" w:w="110"/>
-            </w:tcMar>
-          </w:tcPr>
-          <w:p>
-            <w:pPr>
-              <w:spacing w:before="28" w:after="28"/>
-            </w:pPr>
-            <w:r>
-              <w:rPr>
-                <w:sz w:val="15"/>
-                <w:szCs w:val="15"/>
-              </w:rPr>
-              <w:t xml:space="preserve">A log nobody reads is not a control</w:t>
-            </w:r>
-          </w:p>
-        </w:tc>
-      </w:tr>
-      <w:tr>
-        <w:tc>
-          <w:tcPr>
-            <w:tcW w:type="pct" w:w="1503"/>
-            <w:shd w:fill="FBFAF6" w:val="clear"/>
-            <w:tcMar>
-              <w:top w:type="dxa" w:w="50"/>
-              <w:left w:type="dxa" w:w="110"/>
-              <w:bottom w:type="dxa" w:w="50"/>
-              <w:right w:type="dxa" w:w="110"/>
-            </w:tcMar>
-          </w:tcPr>
-          <w:p>
-            <w:pPr>
-              <w:spacing w:before="28" w:after="28"/>
-            </w:pPr>
-            <w:r>
-              <w:rPr>
-                <w:sz w:val="15"/>
-                <w:szCs w:val="15"/>
-              </w:rPr>
-              <w:t xml:space="preserve">Removal on exit</w:t>
-            </w:r>
-          </w:p>
-        </w:tc>
-        <w:tc>
-          <w:tcPr>
-            <w:tcW w:type="pct" w:w="1431"/>
-            <w:shd w:fill="FBFAF6" w:val="clear"/>
-            <w:tcMar>
-              <w:top w:type="dxa" w:w="50"/>
-              <w:left w:type="dxa" w:w="110"/>
-              <w:bottom w:type="dxa" w:w="50"/>
-              <w:right w:type="dxa" w:w="110"/>
-            </w:tcMar>
-          </w:tcPr>
-          <w:p>
-            <w:pPr>
-              <w:spacing w:before="28" w:after="28"/>
-            </w:pPr>
-            <w:r>
-              <w:rPr>
-                <w:sz w:val="15"/>
-                <w:szCs w:val="15"/>
-              </w:rPr>
-              <w:t xml:space="preserve">Access ends when employment ends</w:t>
-            </w:r>
-          </w:p>
-        </w:tc>
-        <w:tc>
-          <w:tcPr>
-            <w:tcW w:type="pct" w:w="2066"/>
-            <w:shd w:fill="FFFFFF" w:val="clear"/>
-            <w:tcMar>
-              <w:top w:type="dxa" w:w="50"/>
-              <w:left w:type="dxa" w:w="110"/>
-              <w:bottom w:type="dxa" w:w="50"/>
-              <w:right w:type="dxa" w:w="110"/>
-            </w:tcMar>
-          </w:tcPr>
-          <w:p>
-            <w:pPr>
-              <w:spacing w:before="46" w:after="46"/>
-            </w:pPr>
-            <w:r>
-              <w:rPr>
-                <w:b/>
-                <w:bCs/>
-                <w:color w:val="8186EF"/>
-                <w:sz w:val="14"/>
-                <w:szCs w:val="14"/>
-              </w:rPr>
-              <w:t xml:space="preserve">(16)</w:t>
-            </w:r>
-          </w:p>
-        </w:tc>
-      </w:tr>
-    </w:tbl>
-    <w:p/>
-    <w:tbl>
-      <w:tblPr>
-        <w:tblW w:type="pct" w:w="100%"/>
-        <w:tblLayout w:type="fixed"/>
-        <w:tblBorders>
-          <w:top w:val="single" w:color="FBFAF6" w:sz="4"/>
-          <w:left w:val="single" w:color="FBFAF6" w:sz="4"/>
-          <w:bottom w:val="single" w:color="FBFAF6" w:sz="4"/>
-          <w:right w:val="single" w:color="FBFAF6" w:sz="4"/>
-          <w:insideH w:val="single" w:color="FBFAF6" w:sz="4"/>
-          <w:insideV w:val="single" w:color="FBFAF6" w:sz="4"/>
-        </w:tblBorders>
-      </w:tblPr>
-      <w:tblGrid>
-        <w:gridCol w:w="9600"/>
-      </w:tblGrid>
-      <w:tr>
-        <w:tc>
-          <w:tcPr>
-            <w:tcW w:type="pct" w:w="5000"/>
-            <w:shd w:fill="FBFAF6" w:val="clear"/>
-            <w:tcMar>
-              <w:top w:type="dxa" w:w="40"/>
-              <w:left w:type="dxa" w:w="100"/>
-              <w:bottom w:type="dxa" w:w="40"/>
-              <w:right w:type="dxa" w:w="100"/>
-            </w:tcMar>
-          </w:tcPr>
-          <w:p>
-            <w:pPr>
-              <w:spacing w:before="18" w:after="6"/>
-            </w:pPr>
-            <w:r>
-              <w:rPr>
-                <w:b/>
-                <w:bCs/>
-                <w:color w:val="6B7280"/>
-                <w:sz w:val="14"/>
-                <w:szCs w:val="14"/>
-              </w:rPr>
-              <w:t xml:space="preserve">word list</w:t>
-            </w:r>
-          </w:p>
-          <w:p>
-            <w:pPr>
-              <w:spacing w:before="0" w:after="18"/>
-            </w:pPr>
-            <w:r>
-              <w:rPr>
-                <w:b/>
-                <w:bCs/>
-                <w:color w:val="353A7C"/>
-                <w:sz w:val="16"/>
-                <w:szCs w:val="16"/>
-              </w:rPr>
-              <w:t xml:space="preserve">Each person has the minimum access the job needs   ·   A record of who did what, reviewed by someone   ·   Chapter 2 treated this as a personnel control too   ·   Every action can be traced to one person   ·   Multi-factor is now the normal standard   ·   Someone checks periodically who holds what   ·   Proves the person is who the ID claims</w:t>
+              <w:t xml:space="preserve">destroying   ·   equipment   ·   halves   ·   programs   ·   necessary   ·   password   ·   building   ·   machine   ·   entered   ·   forgotten   ·   Laptops</w:t>
             </w:r>
           </w:p>
         </w:tc>
@@ -6497,7 +5078,7 @@
           <w:sz w:val="16"/>
           <w:szCs w:val="16"/>
         </w:rPr>
-        <w:t xml:space="preserve">      gaps 17–19</w:t>
+        <w:t xml:space="preserve">      gaps 11–13</w:t>
       </w:r>
     </w:p>
     <w:p>
@@ -6520,7 +5101,7 @@
           <w:sz w:val="15"/>
           <w:szCs w:val="15"/>
         </w:rPr>
-        <w:t xml:space="preserve"> (17) </w:t>
+        <w:t xml:space="preserve"> (11) </w:t>
       </w:r>
       <w:r>
         <w:rPr>
@@ -6559,7 +5140,7 @@
           <w:sz w:val="15"/>
           <w:szCs w:val="15"/>
         </w:rPr>
-        <w:t xml:space="preserve"> (18) </w:t>
+        <w:t xml:space="preserve"> (12) </w:t>
       </w:r>
       <w:r>
         <w:rPr>
@@ -6588,7 +5169,7 @@
           <w:sz w:val="19"/>
           <w:szCs w:val="19"/>
         </w:rPr>
-        <w:t xml:space="preserve">The access </w:t>
+        <w:t xml:space="preserve">The access review </w:t>
       </w:r>
       <w:r>
         <w:rPr>
@@ -6598,7 +5179,7 @@
           <w:sz w:val="15"/>
           <w:szCs w:val="15"/>
         </w:rPr>
-        <w:t xml:space="preserve"> (19) </w:t>
+        <w:t xml:space="preserve"> (13) </w:t>
       </w:r>
       <w:r>
         <w:rPr>
@@ -6620,7 +5201,7 @@
           <w:sz w:val="19"/>
           <w:szCs w:val="19"/>
         </w:rPr>
-        <w:t xml:space="preserve"> exists to find the clerk who still holds the rights of a job she left two years ago. </w:t>
+        <w:t xml:space="preserve"> to find the clerk who still holds the rights of a job she left two years ago. </w:t>
       </w:r>
     </w:p>
     <w:tbl>
@@ -6678,7 +5259,7 @@
                 <w:sz w:val="16"/>
                 <w:szCs w:val="16"/>
               </w:rPr>
-              <w:t xml:space="preserve">accumulates   ·   librarian   ·   review   ·   privilege</w:t>
+              <w:t xml:space="preserve">exists   ·   accumulates   ·   appears   ·   privilege</w:t>
             </w:r>
           </w:p>
         </w:tc>
@@ -6752,7 +5333,7 @@
           <w:sz w:val="16"/>
           <w:szCs w:val="16"/>
         </w:rPr>
-        <w:t xml:space="preserve">      gaps 20–22</w:t>
+        <w:t xml:space="preserve">      gaps 14–16</w:t>
       </w:r>
     </w:p>
     <w:p>
@@ -6775,7 +5356,7 @@
           <w:sz w:val="15"/>
           <w:szCs w:val="15"/>
         </w:rPr>
-        <w:t xml:space="preserve"> (20) </w:t>
+        <w:t xml:space="preserve"> (14) </w:t>
       </w:r>
       <w:r>
         <w:rPr>
@@ -6797,7 +5378,7 @@
           <w:sz w:val="19"/>
           <w:szCs w:val="19"/>
         </w:rPr>
-        <w:t xml:space="preserve"> in almost every list of access </w:t>
+        <w:t xml:space="preserve"> in almost every list of access controls, and it earns its place only if </w:t>
       </w:r>
       <w:r>
         <w:rPr>
@@ -6807,7 +5388,7 @@
           <w:sz w:val="15"/>
           <w:szCs w:val="15"/>
         </w:rPr>
-        <w:t xml:space="preserve"> (21) </w:t>
+        <w:t xml:space="preserve"> (15) </w:t>
       </w:r>
       <w:r>
         <w:rPr>
@@ -6829,7 +5410,7 @@
           <w:sz w:val="19"/>
           <w:szCs w:val="19"/>
         </w:rPr>
-        <w:t xml:space="preserve">, and it earns its place only if someone reviews it. </w:t>
+        <w:t xml:space="preserve"> reviews it. </w:t>
       </w:r>
       <w:r>
         <w:rPr>
@@ -6846,7 +5427,7 @@
           <w:sz w:val="15"/>
           <w:szCs w:val="15"/>
         </w:rPr>
-        <w:t xml:space="preserve"> (22) </w:t>
+        <w:t xml:space="preserve"> (16) </w:t>
       </w:r>
       <w:r>
         <w:rPr>
@@ -6926,7 +5507,7 @@
                 <w:sz w:val="16"/>
                 <w:szCs w:val="16"/>
               </w:rPr>
-              <w:t xml:space="preserve">granting   ·   controls   ·   appears   ·   extensive</w:t>
+              <w:t xml:space="preserve">someone   ·   Disposal   ·   extensive   ·   appears</w:t>
             </w:r>
           </w:p>
         </w:tc>
@@ -6970,7 +5551,7 @@
           <w:sz w:val="15"/>
           <w:szCs w:val="15"/>
         </w:rPr>
-        <w:t xml:space="preserve">Each term sits against what it means.</w:t>
+        <w:t xml:space="preserve">Each term sits against what it means, and an instance of it.</w:t>
       </w:r>
     </w:p>
     <w:p>
@@ -6981,7 +5562,7 @@
       <w:r>
         <w:drawing>
           <wp:inline distT="0" distB="0" distL="0" distR="0">
-            <wp:extent cx="5734050" cy="3410250"/>
+            <wp:extent cx="5734050" cy="3855400"/>
             <wp:effectExtent t="0" r="0" b="0" l="0"/>
             <wp:docPr id="1" name="" descr="" title=""/>
             <wp:cNvGraphicFramePr>
@@ -7006,7 +5587,7 @@
                   <pic:spPr bwMode="auto">
                     <a:xfrm>
                       <a:off x="0" y="0"/>
-                      <a:ext cx="5734050" cy="3410250"/>
+                      <a:ext cx="5734050" cy="3855400"/>
                     </a:xfrm>
                     <a:prstGeom prst="rect">
                       <a:avLst/>
@@ -7074,7 +5655,7 @@
                 <w:sz w:val="16"/>
                 <w:szCs w:val="16"/>
               </w:rPr>
-              <w:t xml:space="preserve">direct file alteration   ·   Access reviews   ·   Authorization and least privilege   ·   Logging and monitoring</w:t>
+              <w:t xml:space="preserve">systems analyst   ·   Access reviews   ·   Unique user identification   ·   Removal on exit</w:t>
             </w:r>
           </w:p>
         </w:tc>
@@ -7433,7 +6014,7 @@
                 <w:sz w:val="16"/>
                 <w:szCs w:val="16"/>
               </w:rPr>
-              <w:t xml:space="preserve">control</w:t>
+              <w:t xml:space="preserve">halves</w:t>
             </w:r>
           </w:p>
         </w:tc>
@@ -7459,14 +6040,14 @@
                 <w:sz w:val="16"/>
                 <w:szCs w:val="16"/>
               </w:rPr>
-              <w:t xml:space="preserve">14  </w:t>
-            </w:r>
-            <w:r>
-              <w:rPr>
-                <w:sz w:val="16"/>
-                <w:szCs w:val="16"/>
-              </w:rPr>
-              <w:t xml:space="preserve">Someone checks periodically who holds what</w:t>
+              <w:t xml:space="preserve">11  </w:t>
+            </w:r>
+            <w:r>
+              <w:rPr>
+                <w:sz w:val="16"/>
+                <w:szCs w:val="16"/>
+              </w:rPr>
+              <w:t xml:space="preserve">privilege</w:t>
             </w:r>
           </w:p>
         </w:tc>
@@ -7527,14 +6108,14 @@
                 <w:sz w:val="16"/>
                 <w:szCs w:val="16"/>
               </w:rPr>
-              <w:t xml:space="preserve">15  </w:t>
-            </w:r>
-            <w:r>
-              <w:rPr>
-                <w:sz w:val="16"/>
-                <w:szCs w:val="16"/>
-              </w:rPr>
-              <w:t xml:space="preserve">A record of who did what, reviewed by someone</w:t>
+              <w:t xml:space="preserve">12  </w:t>
+            </w:r>
+            <w:r>
+              <w:rPr>
+                <w:sz w:val="16"/>
+                <w:szCs w:val="16"/>
+              </w:rPr>
+              <w:t xml:space="preserve">accumulates</w:t>
             </w:r>
           </w:p>
         </w:tc>
@@ -7595,14 +6176,14 @@
                 <w:sz w:val="16"/>
                 <w:szCs w:val="16"/>
               </w:rPr>
-              <w:t xml:space="preserve">16  </w:t>
-            </w:r>
-            <w:r>
-              <w:rPr>
-                <w:sz w:val="16"/>
-                <w:szCs w:val="16"/>
-              </w:rPr>
-              <w:t xml:space="preserve">Chapter 2 treated this as a personnel control too</w:t>
+              <w:t xml:space="preserve">13  </w:t>
+            </w:r>
+            <w:r>
+              <w:rPr>
+                <w:sz w:val="16"/>
+                <w:szCs w:val="16"/>
+              </w:rPr>
+              <w:t xml:space="preserve">exists</w:t>
             </w:r>
           </w:p>
         </w:tc>
@@ -7663,14 +6244,14 @@
                 <w:sz w:val="16"/>
                 <w:szCs w:val="16"/>
               </w:rPr>
-              <w:t xml:space="preserve">17  </w:t>
-            </w:r>
-            <w:r>
-              <w:rPr>
-                <w:sz w:val="16"/>
-                <w:szCs w:val="16"/>
-              </w:rPr>
-              <w:t xml:space="preserve">privilege</w:t>
+              <w:t xml:space="preserve">14  </w:t>
+            </w:r>
+            <w:r>
+              <w:rPr>
+                <w:sz w:val="16"/>
+                <w:szCs w:val="16"/>
+              </w:rPr>
+              <w:t xml:space="preserve">appears</w:t>
             </w:r>
           </w:p>
         </w:tc>
@@ -7731,14 +6312,14 @@
                 <w:sz w:val="16"/>
                 <w:szCs w:val="16"/>
               </w:rPr>
-              <w:t xml:space="preserve">18  </w:t>
-            </w:r>
-            <w:r>
-              <w:rPr>
-                <w:sz w:val="16"/>
-                <w:szCs w:val="16"/>
-              </w:rPr>
-              <w:t xml:space="preserve">accumulates</w:t>
+              <w:t xml:space="preserve">15  </w:t>
+            </w:r>
+            <w:r>
+              <w:rPr>
+                <w:sz w:val="16"/>
+                <w:szCs w:val="16"/>
+              </w:rPr>
+              <w:t xml:space="preserve">someone</w:t>
             </w:r>
           </w:p>
         </w:tc>
@@ -7799,14 +6380,14 @@
                 <w:sz w:val="16"/>
                 <w:szCs w:val="16"/>
               </w:rPr>
-              <w:t xml:space="preserve">19  </w:t>
-            </w:r>
-            <w:r>
-              <w:rPr>
-                <w:sz w:val="16"/>
-                <w:szCs w:val="16"/>
-              </w:rPr>
-              <w:t xml:space="preserve">review</w:t>
+              <w:t xml:space="preserve">16  </w:t>
+            </w:r>
+            <w:r>
+              <w:rPr>
+                <w:sz w:val="16"/>
+                <w:szCs w:val="16"/>
+              </w:rPr>
+              <w:t xml:space="preserve">extensive</w:t>
             </w:r>
           </w:p>
         </w:tc>
@@ -7867,14 +6448,14 @@
                 <w:sz w:val="16"/>
                 <w:szCs w:val="16"/>
               </w:rPr>
-              <w:t xml:space="preserve">20  </w:t>
-            </w:r>
-            <w:r>
-              <w:rPr>
-                <w:sz w:val="16"/>
-                <w:szCs w:val="16"/>
-              </w:rPr>
-              <w:t xml:space="preserve">appears</w:t>
+              <w:t xml:space="preserve">17  </w:t>
+            </w:r>
+            <w:r>
+              <w:rPr>
+                <w:sz w:val="16"/>
+                <w:szCs w:val="16"/>
+              </w:rPr>
+              <w:t xml:space="preserve">Unique user identification</w:t>
             </w:r>
           </w:p>
         </w:tc>
@@ -7935,14 +6516,14 @@
                 <w:sz w:val="16"/>
                 <w:szCs w:val="16"/>
               </w:rPr>
-              <w:t xml:space="preserve">21  </w:t>
-            </w:r>
-            <w:r>
-              <w:rPr>
-                <w:sz w:val="16"/>
-                <w:szCs w:val="16"/>
-              </w:rPr>
-              <w:t xml:space="preserve">controls</w:t>
+              <w:t xml:space="preserve">18  </w:t>
+            </w:r>
+            <w:r>
+              <w:rPr>
+                <w:sz w:val="16"/>
+                <w:szCs w:val="16"/>
+              </w:rPr>
+              <w:t xml:space="preserve">Access reviews</w:t>
             </w:r>
           </w:p>
         </w:tc>
@@ -8003,14 +6584,14 @@
                 <w:sz w:val="16"/>
                 <w:szCs w:val="16"/>
               </w:rPr>
-              <w:t xml:space="preserve">22  </w:t>
-            </w:r>
-            <w:r>
-              <w:rPr>
-                <w:sz w:val="16"/>
-                <w:szCs w:val="16"/>
-              </w:rPr>
-              <w:t xml:space="preserve">extensive</w:t>
+              <w:t xml:space="preserve">19  </w:t>
+            </w:r>
+            <w:r>
+              <w:rPr>
+                <w:sz w:val="16"/>
+                <w:szCs w:val="16"/>
+              </w:rPr>
+              <w:t xml:space="preserve">Removal on exit</w:t>
             </w:r>
           </w:p>
         </w:tc>
@@ -8046,210 +6627,6 @@
                 <w:szCs w:val="16"/>
               </w:rPr>
               <w:t xml:space="preserve">Laptops</w:t>
-            </w:r>
-          </w:p>
-        </w:tc>
-        <w:tc>
-          <w:tcPr>
-            <w:tcW w:type="pct" w:w="2500"/>
-            <w:tcMar>
-              <w:top w:type="dxa" w:w="20"/>
-              <w:left w:type="dxa" w:w="80"/>
-              <w:bottom w:type="dxa" w:w="20"/>
-              <w:right w:type="dxa" w:w="80"/>
-            </w:tcMar>
-          </w:tcPr>
-          <w:p>
-            <w:pPr>
-              <w:spacing w:before="12" w:after="12"/>
-            </w:pPr>
-            <w:r>
-              <w:rPr>
-                <w:b/>
-                <w:bCs/>
-                <w:color w:val="8186EF"/>
-                <w:sz w:val="16"/>
-                <w:szCs w:val="16"/>
-              </w:rPr>
-              <w:t xml:space="preserve">23  </w:t>
-            </w:r>
-            <w:r>
-              <w:rPr>
-                <w:sz w:val="16"/>
-                <w:szCs w:val="16"/>
-              </w:rPr>
-              <w:t xml:space="preserve">Authorization and least privilege</w:t>
-            </w:r>
-          </w:p>
-        </w:tc>
-      </w:tr>
-      <w:tr>
-        <w:tc>
-          <w:tcPr>
-            <w:tcW w:type="pct" w:w="2500"/>
-            <w:tcMar>
-              <w:top w:type="dxa" w:w="20"/>
-              <w:left w:type="dxa" w:w="80"/>
-              <w:bottom w:type="dxa" w:w="20"/>
-              <w:right w:type="dxa" w:w="80"/>
-            </w:tcMar>
-          </w:tcPr>
-          <w:p>
-            <w:pPr>
-              <w:spacing w:before="12" w:after="12"/>
-            </w:pPr>
-            <w:r>
-              <w:rPr>
-                <w:b/>
-                <w:bCs/>
-                <w:color w:val="8186EF"/>
-                <w:sz w:val="16"/>
-                <w:szCs w:val="16"/>
-              </w:rPr>
-              <w:t xml:space="preserve">11  </w:t>
-            </w:r>
-            <w:r>
-              <w:rPr>
-                <w:sz w:val="16"/>
-                <w:szCs w:val="16"/>
-              </w:rPr>
-              <w:t xml:space="preserve">Every action can be traced to one person</w:t>
-            </w:r>
-          </w:p>
-        </w:tc>
-        <w:tc>
-          <w:tcPr>
-            <w:tcW w:type="pct" w:w="2500"/>
-            <w:tcMar>
-              <w:top w:type="dxa" w:w="20"/>
-              <w:left w:type="dxa" w:w="80"/>
-              <w:bottom w:type="dxa" w:w="20"/>
-              <w:right w:type="dxa" w:w="80"/>
-            </w:tcMar>
-          </w:tcPr>
-          <w:p>
-            <w:pPr>
-              <w:spacing w:before="12" w:after="12"/>
-            </w:pPr>
-            <w:r>
-              <w:rPr>
-                <w:b/>
-                <w:bCs/>
-                <w:color w:val="8186EF"/>
-                <w:sz w:val="16"/>
-                <w:szCs w:val="16"/>
-              </w:rPr>
-              <w:t xml:space="preserve">24  </w:t>
-            </w:r>
-            <w:r>
-              <w:rPr>
-                <w:sz w:val="16"/>
-                <w:szCs w:val="16"/>
-              </w:rPr>
-              <w:t xml:space="preserve">Access reviews</w:t>
-            </w:r>
-          </w:p>
-        </w:tc>
-      </w:tr>
-      <w:tr>
-        <w:tc>
-          <w:tcPr>
-            <w:tcW w:type="pct" w:w="2500"/>
-            <w:tcMar>
-              <w:top w:type="dxa" w:w="20"/>
-              <w:left w:type="dxa" w:w="80"/>
-              <w:bottom w:type="dxa" w:w="20"/>
-              <w:right w:type="dxa" w:w="80"/>
-            </w:tcMar>
-          </w:tcPr>
-          <w:p>
-            <w:pPr>
-              <w:spacing w:before="12" w:after="12"/>
-            </w:pPr>
-            <w:r>
-              <w:rPr>
-                <w:b/>
-                <w:bCs/>
-                <w:color w:val="8186EF"/>
-                <w:sz w:val="16"/>
-                <w:szCs w:val="16"/>
-              </w:rPr>
-              <w:t xml:space="preserve">12  </w:t>
-            </w:r>
-            <w:r>
-              <w:rPr>
-                <w:sz w:val="16"/>
-                <w:szCs w:val="16"/>
-              </w:rPr>
-              <w:t xml:space="preserve">Multi-factor is now the normal standard</w:t>
-            </w:r>
-          </w:p>
-        </w:tc>
-        <w:tc>
-          <w:tcPr>
-            <w:tcW w:type="pct" w:w="2500"/>
-            <w:tcMar>
-              <w:top w:type="dxa" w:w="20"/>
-              <w:left w:type="dxa" w:w="80"/>
-              <w:bottom w:type="dxa" w:w="20"/>
-              <w:right w:type="dxa" w:w="80"/>
-            </w:tcMar>
-          </w:tcPr>
-          <w:p>
-            <w:pPr>
-              <w:spacing w:before="12" w:after="12"/>
-            </w:pPr>
-            <w:r>
-              <w:rPr>
-                <w:b/>
-                <w:bCs/>
-                <w:color w:val="8186EF"/>
-                <w:sz w:val="16"/>
-                <w:szCs w:val="16"/>
-              </w:rPr>
-              <w:t xml:space="preserve">25  </w:t>
-            </w:r>
-            <w:r>
-              <w:rPr>
-                <w:sz w:val="16"/>
-                <w:szCs w:val="16"/>
-              </w:rPr>
-              <w:t xml:space="preserve">Logging and monitoring</w:t>
-            </w:r>
-          </w:p>
-        </w:tc>
-      </w:tr>
-      <w:tr>
-        <w:tc>
-          <w:tcPr>
-            <w:tcW w:type="pct" w:w="2500"/>
-            <w:tcMar>
-              <w:top w:type="dxa" w:w="20"/>
-              <w:left w:type="dxa" w:w="80"/>
-              <w:bottom w:type="dxa" w:w="20"/>
-              <w:right w:type="dxa" w:w="80"/>
-            </w:tcMar>
-          </w:tcPr>
-          <w:p>
-            <w:pPr>
-              <w:spacing w:before="12" w:after="12"/>
-            </w:pPr>
-            <w:r>
-              <w:rPr>
-                <w:b/>
-                <w:bCs/>
-                <w:color w:val="8186EF"/>
-                <w:sz w:val="16"/>
-                <w:szCs w:val="16"/>
-              </w:rPr>
-              <w:t xml:space="preserve">13  </w:t>
-            </w:r>
-            <w:r>
-              <w:rPr>
-                <w:sz w:val="16"/>
-                <w:szCs w:val="16"/>
-              </w:rPr>
-              <w:t xml:space="preserve">Each person has the minimum access the job needs</w:t>
             </w:r>
           </w:p>
         </w:tc>
@@ -8586,7 +6963,7 @@
           <w:sz w:val="19"/>
           <w:szCs w:val="19"/>
         </w:rPr>
-        <w:t xml:space="preserve"> its payables system, one </w:t>
+        <w:t xml:space="preserve"> its payables system, one developer built it and stayed on to </w:t>
       </w:r>
       <w:r>
         <w:rPr>
@@ -8618,14 +6995,14 @@
           <w:sz w:val="19"/>
           <w:szCs w:val="19"/>
         </w:rPr>
-        <w:t xml:space="preserve"> built it and stayed on to support it. </w:t>
-      </w:r>
-      <w:r>
-        <w:rPr>
-          <w:sz w:val="19"/>
-          <w:szCs w:val="19"/>
-        </w:rPr>
-        <w:t xml:space="preserve">He writes the code, moves his own changes into </w:t>
+        <w:t xml:space="preserve"> it. </w:t>
+      </w:r>
+      <w:r>
+        <w:rPr>
+          <w:sz w:val="19"/>
+          <w:szCs w:val="19"/>
+        </w:rPr>
+        <w:t xml:space="preserve">He </w:t>
       </w:r>
       <w:r>
         <w:rPr>
@@ -8643,7 +7020,7 @@
           <w:sz w:val="19"/>
           <w:szCs w:val="19"/>
         </w:rPr>
-        <w:t xml:space="preserve">            </w:t>
+        <w:t xml:space="preserve">           </w:t>
       </w:r>
       <w:r>
         <w:rPr>
@@ -8657,7 +7034,7 @@
           <w:sz w:val="19"/>
           <w:szCs w:val="19"/>
         </w:rPr>
-        <w:t xml:space="preserve">, holds the database </w:t>
+        <w:t xml:space="preserve"> the code, moves his own changes into production, holds the database administrator password, and is the person who investigates when a payment query </w:t>
       </w:r>
       <w:r>
         <w:rPr>
@@ -8675,7 +7052,7 @@
           <w:sz w:val="19"/>
           <w:szCs w:val="19"/>
         </w:rPr>
-        <w:t xml:space="preserve">               </w:t>
+        <w:t xml:space="preserve">           </w:t>
       </w:r>
       <w:r>
         <w:rPr>
@@ -8689,14 +7066,14 @@
           <w:sz w:val="19"/>
           <w:szCs w:val="19"/>
         </w:rPr>
-        <w:t xml:space="preserve"> password, and is the person who investigates when a payment query arises. </w:t>
-      </w:r>
-      <w:r>
-        <w:rPr>
-          <w:sz w:val="19"/>
-          <w:szCs w:val="19"/>
-        </w:rPr>
-        <w:t xml:space="preserve">He can create a supplier record </w:t>
+        <w:t xml:space="preserve">. </w:t>
+      </w:r>
+      <w:r>
+        <w:rPr>
+          <w:sz w:val="19"/>
+          <w:szCs w:val="19"/>
+        </w:rPr>
+        <w:t xml:space="preserve">He can </w:t>
       </w:r>
       <w:r>
         <w:rPr>
@@ -8728,7 +7105,7 @@
           <w:sz w:val="19"/>
           <w:szCs w:val="19"/>
         </w:rPr>
-        <w:t xml:space="preserve"> in the database, which is </w:t>
+        <w:t xml:space="preserve"> a supplier record </w:t>
       </w:r>
       <w:r>
         <w:rPr>
@@ -8746,7 +7123,7 @@
           <w:sz w:val="19"/>
           <w:szCs w:val="19"/>
         </w:rPr>
-        <w:t xml:space="preserve">               </w:t>
+        <w:t xml:space="preserve">           </w:t>
       </w:r>
       <w:r>
         <w:rPr>
@@ -8760,7 +7137,7 @@
           <w:sz w:val="19"/>
           <w:szCs w:val="19"/>
         </w:rPr>
-        <w:t xml:space="preserve">. </w:t>
+        <w:t xml:space="preserve"> in the database, which is authorization. </w:t>
       </w:r>
       <w:r>
         <w:rPr>
@@ -8799,7 +7176,14 @@
           <w:sz w:val="19"/>
           <w:szCs w:val="19"/>
         </w:rPr>
-        <w:t xml:space="preserve"> routine, which is </w:t>
+        <w:t xml:space="preserve"> routine, which is recording. </w:t>
+      </w:r>
+      <w:r>
+        <w:rPr>
+          <w:sz w:val="19"/>
+          <w:szCs w:val="19"/>
+        </w:rPr>
+        <w:t xml:space="preserve"/>
       </w:r>
       <w:r>
         <w:rPr>
@@ -8831,14 +7215,7 @@
           <w:sz w:val="19"/>
           <w:szCs w:val="19"/>
         </w:rPr>
-        <w:t xml:space="preserve">. </w:t>
-      </w:r>
-      <w:r>
-        <w:rPr>
-          <w:sz w:val="19"/>
-          <w:szCs w:val="19"/>
-        </w:rPr>
-        <w:t xml:space="preserve"/>
+        <w:t xml:space="preserve"> a payment run gives him </w:t>
       </w:r>
       <w:r>
         <w:rPr>
@@ -8870,7 +7247,14 @@
           <w:sz w:val="19"/>
           <w:szCs w:val="19"/>
         </w:rPr>
-        <w:t xml:space="preserve"> a payment run gives him </w:t>
+        <w:t xml:space="preserve"> custody. </w:t>
+      </w:r>
+      <w:r>
+        <w:rPr>
+          <w:sz w:val="19"/>
+          <w:szCs w:val="19"/>
+        </w:rPr>
+        <w:t xml:space="preserve">And he investigates the queries that would reveal any of it, which is </w:t>
       </w:r>
       <w:r>
         <w:rPr>
@@ -8888,7 +7272,7 @@
           <w:sz w:val="19"/>
           <w:szCs w:val="19"/>
         </w:rPr>
-        <w:t xml:space="preserve">           </w:t>
+        <w:t xml:space="preserve">                </w:t>
       </w:r>
       <w:r>
         <w:rPr>
@@ -8902,14 +7286,7 @@
           <w:sz w:val="19"/>
           <w:szCs w:val="19"/>
         </w:rPr>
-        <w:t xml:space="preserve"> custody. </w:t>
-      </w:r>
-      <w:r>
-        <w:rPr>
-          <w:sz w:val="19"/>
-          <w:szCs w:val="19"/>
-        </w:rPr>
-        <w:t xml:space="preserve">And he investigates the queries that would reveal any of it, which is reconciliation. </w:t>
+        <w:t xml:space="preserve">. </w:t>
       </w:r>
       <w:r>
         <w:rPr>
@@ -8995,7 +7372,7 @@
                 <w:sz w:val="16"/>
                 <w:szCs w:val="16"/>
               </w:rPr>
-              <w:t xml:space="preserve">authorization   ·   arrangement   ·   directly   ·   effective   ·   developer   ·   installed   ·   administrator   ·   production   ·   collapsed   ·   Releasing   ·   recording   ·   inconvenient   ·   posting</w:t>
+              <w:t xml:space="preserve">directly   ·   arrangement   ·   create   ·   reconciliation   ·   support   ·   installed   ·   arises   ·   writes   ·   collapsed   ·   effective   ·   Releasing   ·   passwords   ·   posting</w:t>
             </w:r>
           </w:p>
         </w:tc>
@@ -9074,7 +7451,14 @@
           <w:sz w:val="19"/>
           <w:szCs w:val="19"/>
         </w:rPr>
-        <w:t xml:space="preserve">Separate </w:t>
+        <w:t xml:space="preserve">Separate development from production: he may write code, but someone else moves it into live use. </w:t>
+      </w:r>
+      <w:r>
+        <w:rPr>
+          <w:sz w:val="19"/>
+          <w:szCs w:val="19"/>
+        </w:rPr>
+        <w:t xml:space="preserve">Take the database password away and give it to a separate administrator, logged and </w:t>
       </w:r>
       <w:r>
         <w:rPr>
@@ -9092,7 +7476,7 @@
           <w:sz w:val="19"/>
           <w:szCs w:val="19"/>
         </w:rPr>
-        <w:t xml:space="preserve">             </w:t>
+        <w:t xml:space="preserve">           </w:t>
       </w:r>
       <w:r>
         <w:rPr>
@@ -9106,7 +7490,14 @@
           <w:sz w:val="19"/>
           <w:szCs w:val="19"/>
         </w:rPr>
-        <w:t xml:space="preserve"> from production: he may write code, but </w:t>
+        <w:t xml:space="preserve">. </w:t>
+      </w:r>
+      <w:r>
+        <w:rPr>
+          <w:sz w:val="19"/>
+          <w:szCs w:val="19"/>
+        </w:rPr>
+        <w:t xml:space="preserve">Move payment </w:t>
       </w:r>
       <w:r>
         <w:rPr>
@@ -9138,14 +7529,14 @@
           <w:sz w:val="19"/>
           <w:szCs w:val="19"/>
         </w:rPr>
-        <w:t xml:space="preserve"> else moves it into live use. </w:t>
-      </w:r>
-      <w:r>
-        <w:rPr>
-          <w:sz w:val="19"/>
-          <w:szCs w:val="19"/>
-        </w:rPr>
-        <w:t xml:space="preserve">Take the </w:t>
+        <w:t xml:space="preserve"> to the cashier. </w:t>
+      </w:r>
+      <w:r>
+        <w:rPr>
+          <w:sz w:val="19"/>
+          <w:szCs w:val="19"/>
+        </w:rPr>
+        <w:t xml:space="preserve">Move query </w:t>
       </w:r>
       <w:r>
         <w:rPr>
@@ -9163,7 +7554,7 @@
           <w:sz w:val="19"/>
           <w:szCs w:val="19"/>
         </w:rPr>
-        <w:t xml:space="preserve">           </w:t>
+        <w:t xml:space="preserve">               </w:t>
       </w:r>
       <w:r>
         <w:rPr>
@@ -9177,7 +7568,7 @@
           <w:sz w:val="19"/>
           <w:szCs w:val="19"/>
         </w:rPr>
-        <w:t xml:space="preserve"> password away and give it to a separate </w:t>
+        <w:t xml:space="preserve"> to accounts </w:t>
       </w:r>
       <w:r>
         <w:rPr>
@@ -9195,7 +7586,7 @@
           <w:sz w:val="19"/>
           <w:szCs w:val="19"/>
         </w:rPr>
-        <w:t xml:space="preserve">               </w:t>
+        <w:t xml:space="preserve">           </w:t>
       </w:r>
       <w:r>
         <w:rPr>
@@ -9209,14 +7600,14 @@
           <w:sz w:val="19"/>
           <w:szCs w:val="19"/>
         </w:rPr>
-        <w:t xml:space="preserve">, logged and reviewed. </w:t>
-      </w:r>
-      <w:r>
-        <w:rPr>
-          <w:sz w:val="19"/>
-          <w:szCs w:val="19"/>
-        </w:rPr>
-        <w:t xml:space="preserve">Move </w:t>
+        <w:t xml:space="preserve">. </w:t>
+      </w:r>
+      <w:r>
+        <w:rPr>
+          <w:sz w:val="19"/>
+          <w:szCs w:val="19"/>
+        </w:rPr>
+        <w:t xml:space="preserve">Almost nothing in money, and something real in </w:t>
       </w:r>
       <w:r>
         <w:rPr>
@@ -9234,7 +7625,7 @@
           <w:sz w:val="19"/>
           <w:szCs w:val="19"/>
         </w:rPr>
-        <w:t xml:space="preserve">           </w:t>
+        <w:t xml:space="preserve">             </w:t>
       </w:r>
       <w:r>
         <w:rPr>
@@ -9248,7 +7639,7 @@
           <w:sz w:val="19"/>
           <w:szCs w:val="19"/>
         </w:rPr>
-        <w:t xml:space="preserve"> release to the </w:t>
+        <w:t xml:space="preserve">: a change that took him an </w:t>
       </w:r>
       <w:r>
         <w:rPr>
@@ -9280,14 +7671,14 @@
           <w:sz w:val="19"/>
           <w:szCs w:val="19"/>
         </w:rPr>
-        <w:t xml:space="preserve">. </w:t>
-      </w:r>
-      <w:r>
-        <w:rPr>
-          <w:sz w:val="19"/>
-          <w:szCs w:val="19"/>
-        </w:rPr>
-        <w:t xml:space="preserve">Move query </w:t>
+        <w:t xml:space="preserve"> now needs another person. </w:t>
+      </w:r>
+      <w:r>
+        <w:rPr>
+          <w:sz w:val="19"/>
+          <w:szCs w:val="19"/>
+        </w:rPr>
+        <w:t xml:space="preserve">That is the trade the chapter is about, and the answer at Orontes is clear, because the </w:t>
       </w:r>
       <w:r>
         <w:rPr>
@@ -9305,7 +7696,7 @@
           <w:sz w:val="19"/>
           <w:szCs w:val="19"/>
         </w:rPr>
-        <w:t xml:space="preserve">               </w:t>
+        <w:t xml:space="preserve">             </w:t>
       </w:r>
       <w:r>
         <w:rPr>
@@ -9319,7 +7710,7 @@
           <w:sz w:val="19"/>
           <w:szCs w:val="19"/>
         </w:rPr>
-        <w:t xml:space="preserve"> to accounts </w:t>
+        <w:t xml:space="preserve"> is one person able to move cash </w:t>
       </w:r>
       <w:r>
         <w:rPr>
@@ -9351,21 +7742,7 @@
           <w:sz w:val="19"/>
           <w:szCs w:val="19"/>
         </w:rPr>
-        <w:t xml:space="preserve">. </w:t>
-      </w:r>
-      <w:r>
-        <w:rPr>
-          <w:sz w:val="19"/>
-          <w:szCs w:val="19"/>
-        </w:rPr>
-        <w:t xml:space="preserve">Almost nothing in money, and something real in convenience: a change that took him an afternoon now needs another person. </w:t>
-      </w:r>
-      <w:r>
-        <w:rPr>
-          <w:sz w:val="19"/>
-          <w:szCs w:val="19"/>
-        </w:rPr>
-        <w:t xml:space="preserve">That is the trade the chapter is about, and the answer at Orontes is clear, because the alternative is one person able to move cash without trace. </w:t>
+        <w:t xml:space="preserve"> trace. </w:t>
       </w:r>
     </w:p>
     <w:tbl>
@@ -9423,7 +7800,7 @@
                 <w:sz w:val="16"/>
                 <w:szCs w:val="16"/>
               </w:rPr>
-              <w:t xml:space="preserve">administrator   ·   payment   ·   investigation   ·   someone   ·   development   ·   cashier   ·   application's   ·   extract   ·   payable   ·   database</w:t>
+              <w:t xml:space="preserve">payable   ·   convenience   ·   alternative   ·   release   ·   reviewed   ·   afternoon   ·   application's   ·   custody   ·   without   ·   investigation</w:t>
             </w:r>
           </w:p>
         </w:tc>
@@ -9490,6 +7867,555 @@
         <w:t xml:space="preserve">Complete the blank cells.</w:t>
       </w:r>
     </w:p>
+    <w:tbl>
+      <w:tblPr>
+        <w:tblW w:type="pct" w:w="100%"/>
+        <w:tblLayout w:type="fixed"/>
+        <w:tblBorders>
+          <w:top w:val="single" w:color="353A7C" w:sz="6"/>
+          <w:left w:val="single" w:color="353A7C" w:sz="6"/>
+          <w:bottom w:val="single" w:color="353A7C" w:sz="6"/>
+          <w:right w:val="single" w:color="353A7C" w:sz="6"/>
+          <w:insideH w:val="single" w:color="353A7C" w:sz="6"/>
+          <w:insideV w:val="single" w:color="353A7C" w:sz="6"/>
+        </w:tblBorders>
+      </w:tblPr>
+      <w:tblGrid>
+        <w:gridCol w:w="3419"/>
+        <w:gridCol w:w="1957"/>
+        <w:gridCol w:w="4224"/>
+      </w:tblGrid>
+      <w:tr>
+        <w:tc>
+          <w:tcPr>
+            <w:tcW w:type="pct" w:w="5000"/>
+            <w:gridSpan w:val="3"/>
+            <w:shd w:fill="353A7C" w:val="clear"/>
+            <w:tcMar>
+              <w:top w:type="dxa" w:w="60"/>
+              <w:left w:type="dxa" w:w="120"/>
+              <w:bottom w:type="dxa" w:w="60"/>
+              <w:right w:type="dxa" w:w="120"/>
+            </w:tcMar>
+          </w:tcPr>
+          <w:p>
+            <w:pPr>
+              <w:spacing w:before="40" w:after="40"/>
+            </w:pPr>
+            <w:r>
+              <w:rPr>
+                <w:b/>
+                <w:bCs/>
+                <w:color w:val="FFFFFF"/>
+                <w:sz w:val="17"/>
+                <w:szCs w:val="17"/>
+              </w:rPr>
+              <w:t xml:space="preserve">Your turn: identify four threats (complete the blanks)</w:t>
+            </w:r>
+          </w:p>
+        </w:tc>
+      </w:tr>
+      <w:tr>
+        <w:tc>
+          <w:tcPr>
+            <w:tcW w:type="pct" w:w="1781"/>
+            <w:shd w:fill="353A7C" w:val="clear"/>
+            <w:tcMar>
+              <w:top w:type="dxa" w:w="50"/>
+              <w:left w:type="dxa" w:w="110"/>
+              <w:bottom w:type="dxa" w:w="50"/>
+              <w:right w:type="dxa" w:w="110"/>
+            </w:tcMar>
+          </w:tcPr>
+          <w:p>
+            <w:pPr>
+              <w:spacing w:before="30" w:after="30"/>
+            </w:pPr>
+            <w:r>
+              <w:rPr>
+                <w:b/>
+                <w:bCs/>
+                <w:color w:val="FFFFFF"/>
+                <w:sz w:val="15"/>
+                <w:szCs w:val="15"/>
+              </w:rPr>
+              <w:t xml:space="preserve">What happened</w:t>
+            </w:r>
+          </w:p>
+        </w:tc>
+        <w:tc>
+          <w:tcPr>
+            <w:tcW w:type="pct" w:w="1019"/>
+            <w:shd w:fill="353A7C" w:val="clear"/>
+            <w:tcMar>
+              <w:top w:type="dxa" w:w="50"/>
+              <w:left w:type="dxa" w:w="110"/>
+              <w:bottom w:type="dxa" w:w="50"/>
+              <w:right w:type="dxa" w:w="110"/>
+            </w:tcMar>
+          </w:tcPr>
+          <w:p>
+            <w:pPr>
+              <w:spacing w:before="30" w:after="30"/>
+            </w:pPr>
+            <w:r>
+              <w:rPr>
+                <w:b/>
+                <w:bCs/>
+                <w:color w:val="FFFFFF"/>
+                <w:sz w:val="15"/>
+                <w:szCs w:val="15"/>
+              </w:rPr>
+              <w:t xml:space="preserve">Which threat?</w:t>
+            </w:r>
+          </w:p>
+        </w:tc>
+        <w:tc>
+          <w:tcPr>
+            <w:tcW w:type="pct" w:w="2200"/>
+            <w:shd w:fill="353A7C" w:val="clear"/>
+            <w:tcMar>
+              <w:top w:type="dxa" w:w="50"/>
+              <w:left w:type="dxa" w:w="110"/>
+              <w:bottom w:type="dxa" w:w="50"/>
+              <w:right w:type="dxa" w:w="110"/>
+            </w:tcMar>
+          </w:tcPr>
+          <w:p>
+            <w:pPr>
+              <w:spacing w:before="30" w:after="30"/>
+            </w:pPr>
+            <w:r>
+              <w:rPr>
+                <w:b/>
+                <w:bCs/>
+                <w:color w:val="FFFFFF"/>
+                <w:sz w:val="15"/>
+                <w:szCs w:val="15"/>
+              </w:rPr>
+              <w:t xml:space="preserve">Why</w:t>
+            </w:r>
+          </w:p>
+        </w:tc>
+      </w:tr>
+      <w:tr>
+        <w:tc>
+          <w:tcPr>
+            <w:tcW w:type="pct" w:w="1781"/>
+            <w:tcMar>
+              <w:top w:type="dxa" w:w="50"/>
+              <w:left w:type="dxa" w:w="110"/>
+              <w:bottom w:type="dxa" w:w="50"/>
+              <w:right w:type="dxa" w:w="110"/>
+            </w:tcMar>
+          </w:tcPr>
+          <w:p>
+            <w:pPr>
+              <w:spacing w:before="28" w:after="28"/>
+            </w:pPr>
+            <w:r>
+              <w:rPr>
+                <w:sz w:val="15"/>
+                <w:szCs w:val="15"/>
+              </w:rPr>
+              <w:t xml:space="preserve">A clerk keys an invoice for goods never received</w:t>
+            </w:r>
+          </w:p>
+        </w:tc>
+        <w:tc>
+          <w:tcPr>
+            <w:tcW w:type="pct" w:w="1019"/>
+            <w:tcMar>
+              <w:top w:type="dxa" w:w="50"/>
+              <w:left w:type="dxa" w:w="110"/>
+              <w:bottom w:type="dxa" w:w="50"/>
+              <w:right w:type="dxa" w:w="110"/>
+            </w:tcMar>
+          </w:tcPr>
+          <w:p>
+            <w:pPr>
+              <w:spacing w:before="28" w:after="28"/>
+            </w:pPr>
+            <w:r>
+              <w:rPr>
+                <w:sz w:val="15"/>
+                <w:szCs w:val="15"/>
+              </w:rPr>
+              <w:t xml:space="preserve">Input manipulation</w:t>
+            </w:r>
+          </w:p>
+        </w:tc>
+        <w:tc>
+          <w:tcPr>
+            <w:tcW w:type="pct" w:w="2200"/>
+            <w:tcMar>
+              <w:top w:type="dxa" w:w="50"/>
+              <w:left w:type="dxa" w:w="110"/>
+              <w:bottom w:type="dxa" w:w="50"/>
+              <w:right w:type="dxa" w:w="110"/>
+            </w:tcMar>
+          </w:tcPr>
+          <w:p>
+            <w:pPr>
+              <w:spacing w:before="28" w:after="28"/>
+            </w:pPr>
+            <w:r>
+              <w:rPr>
+                <w:sz w:val="15"/>
+                <w:szCs w:val="15"/>
+              </w:rPr>
+              <w:t xml:space="preserve">False data entered into a system working exactly as </w:t>
+            </w:r>
+            <w:r>
+              <w:rPr>
+                <w:b/>
+                <w:bCs/>
+                <w:color w:val="8186EF"/>
+                <w:sz w:val="14"/>
+                <w:szCs w:val="14"/>
+              </w:rPr>
+              <w:t xml:space="preserve"> (22) </w:t>
+            </w:r>
+            <w:r>
+              <w:rPr>
+                <w:u w:val="single"/>
+                <w:sz w:val="15"/>
+                <w:szCs w:val="15"/>
+              </w:rPr>
+              <w:t xml:space="preserve">              </w:t>
+            </w:r>
+            <w:r>
+              <w:rPr>
+                <w:sz w:val="15"/>
+                <w:szCs w:val="15"/>
+              </w:rPr>
+              <w:t xml:space="preserve"> </w:t>
+            </w:r>
+            <w:r>
+              <w:rPr>
+                <w:sz w:val="15"/>
+                <w:szCs w:val="15"/>
+              </w:rPr>
+              <w:t xml:space="preserve"/>
+            </w:r>
+          </w:p>
+        </w:tc>
+      </w:tr>
+      <w:tr>
+        <w:tc>
+          <w:tcPr>
+            <w:tcW w:type="pct" w:w="1781"/>
+            <w:shd w:fill="FBFAF6" w:val="clear"/>
+            <w:tcMar>
+              <w:top w:type="dxa" w:w="50"/>
+              <w:left w:type="dxa" w:w="110"/>
+              <w:bottom w:type="dxa" w:w="50"/>
+              <w:right w:type="dxa" w:w="110"/>
+            </w:tcMar>
+          </w:tcPr>
+          <w:p>
+            <w:pPr>
+              <w:spacing w:before="28" w:after="28"/>
+            </w:pPr>
+            <w:r>
+              <w:rPr>
+                <w:sz w:val="15"/>
+                <w:szCs w:val="15"/>
+              </w:rPr>
+              <w:t xml:space="preserve">A developer adds code diverting rounding differences</w:t>
+            </w:r>
+          </w:p>
+        </w:tc>
+        <w:tc>
+          <w:tcPr>
+            <w:tcW w:type="pct" w:w="1019"/>
+            <w:shd w:fill="FBFAF6" w:val="clear"/>
+            <w:tcMar>
+              <w:top w:type="dxa" w:w="50"/>
+              <w:left w:type="dxa" w:w="110"/>
+              <w:bottom w:type="dxa" w:w="50"/>
+              <w:right w:type="dxa" w:w="110"/>
+            </w:tcMar>
+          </w:tcPr>
+          <w:p>
+            <w:pPr>
+              <w:spacing w:before="28" w:after="28"/>
+            </w:pPr>
+            <w:r>
+              <w:rPr>
+                <w:sz w:val="15"/>
+                <w:szCs w:val="15"/>
+              </w:rPr>
+              <w:t xml:space="preserve">Program alteration</w:t>
+            </w:r>
+          </w:p>
+        </w:tc>
+        <w:tc>
+          <w:tcPr>
+            <w:tcW w:type="pct" w:w="2200"/>
+            <w:shd w:fill="FBFAF6" w:val="clear"/>
+            <w:tcMar>
+              <w:top w:type="dxa" w:w="50"/>
+              <w:left w:type="dxa" w:w="110"/>
+              <w:bottom w:type="dxa" w:w="50"/>
+              <w:right w:type="dxa" w:w="110"/>
+            </w:tcMar>
+          </w:tcPr>
+          <w:p>
+            <w:pPr>
+              <w:spacing w:before="28" w:after="28"/>
+            </w:pPr>
+            <w:r>
+              <w:rPr>
+                <w:sz w:val="15"/>
+                <w:szCs w:val="15"/>
+              </w:rPr>
+              <w:t xml:space="preserve">The code itself was changed, so every transaction it touches is affected until someone notices</w:t>
+            </w:r>
+          </w:p>
+        </w:tc>
+      </w:tr>
+      <w:tr>
+        <w:tc>
+          <w:tcPr>
+            <w:tcW w:type="pct" w:w="1781"/>
+            <w:tcMar>
+              <w:top w:type="dxa" w:w="50"/>
+              <w:left w:type="dxa" w:w="110"/>
+              <w:bottom w:type="dxa" w:w="50"/>
+              <w:right w:type="dxa" w:w="110"/>
+            </w:tcMar>
+          </w:tcPr>
+          <w:p>
+            <w:pPr>
+              <w:spacing w:before="28" w:after="28"/>
+            </w:pPr>
+            <w:r>
+              <w:rPr>
+                <w:sz w:val="15"/>
+                <w:szCs w:val="15"/>
+              </w:rPr>
+              <w:t xml:space="preserve">A balance is edited straight in the database</w:t>
+            </w:r>
+          </w:p>
+        </w:tc>
+        <w:tc>
+          <w:tcPr>
+            <w:tcW w:type="pct" w:w="1019"/>
+            <w:tcMar>
+              <w:top w:type="dxa" w:w="50"/>
+              <w:left w:type="dxa" w:w="110"/>
+              <w:bottom w:type="dxa" w:w="50"/>
+              <w:right w:type="dxa" w:w="110"/>
+            </w:tcMar>
+          </w:tcPr>
+          <w:p>
+            <w:pPr>
+              <w:spacing w:before="28" w:after="28"/>
+            </w:pPr>
+            <w:r>
+              <w:rPr>
+                <w:sz w:val="15"/>
+                <w:szCs w:val="15"/>
+              </w:rPr>
+              <w:t xml:space="preserve">Direct file alteration</w:t>
+            </w:r>
+          </w:p>
+        </w:tc>
+        <w:tc>
+          <w:tcPr>
+            <w:tcW w:type="pct" w:w="2200"/>
+            <w:tcMar>
+              <w:top w:type="dxa" w:w="50"/>
+              <w:left w:type="dxa" w:w="110"/>
+              <w:bottom w:type="dxa" w:w="50"/>
+              <w:right w:type="dxa" w:w="110"/>
+            </w:tcMar>
+          </w:tcPr>
+          <w:p>
+            <w:pPr>
+              <w:spacing w:before="28" w:after="28"/>
+            </w:pPr>
+            <w:r>
+              <w:rPr>
+                <w:sz w:val="15"/>
+                <w:szCs w:val="15"/>
+              </w:rPr>
+              <w:t xml:space="preserve">The application was bypassed, so its audit trail shows nothing</w:t>
+            </w:r>
+          </w:p>
+        </w:tc>
+      </w:tr>
+      <w:tr>
+        <w:tc>
+          <w:tcPr>
+            <w:tcW w:type="pct" w:w="1781"/>
+            <w:shd w:fill="FBFAF6" w:val="clear"/>
+            <w:tcMar>
+              <w:top w:type="dxa" w:w="50"/>
+              <w:left w:type="dxa" w:w="110"/>
+              <w:bottom w:type="dxa" w:w="50"/>
+              <w:right w:type="dxa" w:w="110"/>
+            </w:tcMar>
+          </w:tcPr>
+          <w:p>
+            <w:pPr>
+              <w:spacing w:before="28" w:after="28"/>
+            </w:pPr>
+            <w:r>
+              <w:rPr>
+                <w:sz w:val="15"/>
+                <w:szCs w:val="15"/>
+              </w:rPr>
+              <w:t xml:space="preserve">Files are encrypted and a payment demanded</w:t>
+            </w:r>
+          </w:p>
+        </w:tc>
+        <w:tc>
+          <w:tcPr>
+            <w:tcW w:type="pct" w:w="1019"/>
+            <w:shd w:fill="FBFAF6" w:val="clear"/>
+            <w:tcMar>
+              <w:top w:type="dxa" w:w="50"/>
+              <w:left w:type="dxa" w:w="110"/>
+              <w:bottom w:type="dxa" w:w="50"/>
+              <w:right w:type="dxa" w:w="110"/>
+            </w:tcMar>
+          </w:tcPr>
+          <w:p>
+            <w:pPr>
+              <w:spacing w:before="28" w:after="28"/>
+            </w:pPr>
+            <w:r>
+              <w:rPr>
+                <w:sz w:val="15"/>
+                <w:szCs w:val="15"/>
+              </w:rPr>
+              <w:t xml:space="preserve">Malware, specifically ransomware</w:t>
+            </w:r>
+          </w:p>
+        </w:tc>
+        <w:tc>
+          <w:tcPr>
+            <w:tcW w:type="pct" w:w="2200"/>
+            <w:shd w:fill="FBFAF6" w:val="clear"/>
+            <w:tcMar>
+              <w:top w:type="dxa" w:w="50"/>
+              <w:left w:type="dxa" w:w="110"/>
+              <w:bottom w:type="dxa" w:w="50"/>
+              <w:right w:type="dxa" w:w="110"/>
+            </w:tcMar>
+          </w:tcPr>
+          <w:p>
+            <w:pPr>
+              <w:spacing w:before="28" w:after="28"/>
+            </w:pPr>
+            <w:r>
+              <w:rPr>
+                <w:sz w:val="15"/>
+                <w:szCs w:val="15"/>
+              </w:rPr>
+              <w:t xml:space="preserve">Usually arriving through a person rather than a </w:t>
+            </w:r>
+            <w:r>
+              <w:rPr>
+                <w:b/>
+                <w:bCs/>
+                <w:color w:val="8186EF"/>
+                <w:sz w:val="14"/>
+                <w:szCs w:val="14"/>
+              </w:rPr>
+              <w:t xml:space="preserve"> (23) </w:t>
+            </w:r>
+            <w:r>
+              <w:rPr>
+                <w:u w:val="single"/>
+                <w:sz w:val="15"/>
+                <w:szCs w:val="15"/>
+              </w:rPr>
+              <w:t xml:space="preserve">              </w:t>
+            </w:r>
+            <w:r>
+              <w:rPr>
+                <w:sz w:val="15"/>
+                <w:szCs w:val="15"/>
+              </w:rPr>
+              <w:t xml:space="preserve"> </w:t>
+            </w:r>
+            <w:r>
+              <w:rPr>
+                <w:sz w:val="15"/>
+                <w:szCs w:val="15"/>
+              </w:rPr>
+              <w:t xml:space="preserve"> attack</w:t>
+            </w:r>
+          </w:p>
+        </w:tc>
+      </w:tr>
+    </w:tbl>
+    <w:p/>
+    <w:tbl>
+      <w:tblPr>
+        <w:tblW w:type="pct" w:w="100%"/>
+        <w:tblLayout w:type="fixed"/>
+        <w:tblBorders>
+          <w:top w:val="single" w:color="FBFAF6" w:sz="4"/>
+          <w:left w:val="single" w:color="FBFAF6" w:sz="4"/>
+          <w:bottom w:val="single" w:color="FBFAF6" w:sz="4"/>
+          <w:right w:val="single" w:color="FBFAF6" w:sz="4"/>
+          <w:insideH w:val="single" w:color="FBFAF6" w:sz="4"/>
+          <w:insideV w:val="single" w:color="FBFAF6" w:sz="4"/>
+        </w:tblBorders>
+      </w:tblPr>
+      <w:tblGrid>
+        <w:gridCol w:w="9600"/>
+      </w:tblGrid>
+      <w:tr>
+        <w:tc>
+          <w:tcPr>
+            <w:tcW w:type="pct" w:w="5000"/>
+            <w:shd w:fill="FBFAF6" w:val="clear"/>
+            <w:tcMar>
+              <w:top w:type="dxa" w:w="40"/>
+              <w:left w:type="dxa" w:w="100"/>
+              <w:bottom w:type="dxa" w:w="40"/>
+              <w:right w:type="dxa" w:w="100"/>
+            </w:tcMar>
+          </w:tcPr>
+          <w:p>
+            <w:pPr>
+              <w:spacing w:before="18" w:after="6"/>
+            </w:pPr>
+            <w:r>
+              <w:rPr>
+                <w:b/>
+                <w:bCs/>
+                <w:color w:val="6B7280"/>
+                <w:sz w:val="14"/>
+                <w:szCs w:val="14"/>
+              </w:rPr>
+              <w:t xml:space="preserve">word list</w:t>
+            </w:r>
+          </w:p>
+          <w:p>
+            <w:pPr>
+              <w:spacing w:before="0" w:after="18"/>
+            </w:pPr>
+            <w:r>
+              <w:rPr>
+                <w:b/>
+                <w:bCs/>
+                <w:color w:val="353A7C"/>
+                <w:sz w:val="16"/>
+                <w:szCs w:val="16"/>
+              </w:rPr>
+              <w:t xml:space="preserve">Authorization   ·   technical   ·   designed</w:t>
+            </w:r>
+          </w:p>
+        </w:tc>
+      </w:tr>
+    </w:tbl>
+    <w:p/>
     <w:p>
       <w:pPr>
         <w:pageBreakBefore w:val="true"/>
@@ -9502,9 +8428,56 @@
         <w:t xml:space="preserve"> </w:t>
       </w:r>
     </w:p>
+    <w:tbl>
+      <w:tblPr>
+        <w:tblW w:type="pct" w:w="100%"/>
+        <w:tblLayout w:type="fixed"/>
+        <w:tblBorders>
+          <w:top w:val="single" w:color="353A7C" w:sz="4"/>
+          <w:left w:val="single" w:color="353A7C" w:sz="4"/>
+          <w:bottom w:val="single" w:color="353A7C" w:sz="4"/>
+          <w:right w:val="single" w:color="353A7C" w:sz="4"/>
+          <w:insideH w:val="single" w:color="353A7C" w:sz="4"/>
+          <w:insideV w:val="single" w:color="353A7C" w:sz="4"/>
+        </w:tblBorders>
+      </w:tblPr>
+      <w:tblGrid>
+        <w:gridCol w:w="9600"/>
+      </w:tblGrid>
+      <w:tr>
+        <w:tc>
+          <w:tcPr>
+            <w:tcW w:type="pct" w:w="5000"/>
+            <w:shd w:fill="F2F4FB" w:val="clear"/>
+            <w:tcMar>
+              <w:top w:type="dxa" w:w="50"/>
+              <w:left w:type="dxa" w:w="110"/>
+              <w:bottom w:type="dxa" w:w="50"/>
+              <w:right w:type="dxa" w:w="110"/>
+            </w:tcMar>
+          </w:tcPr>
+          <w:p>
+            <w:pPr>
+              <w:spacing w:before="30" w:after="30"/>
+            </w:pPr>
+            <w:r>
+              <w:rPr>
+                <w:b/>
+                <w:bCs/>
+                <w:color w:val="353A7C"/>
+                <w:sz w:val="19"/>
+                <w:szCs w:val="19"/>
+              </w:rPr>
+              <w:t xml:space="preserve">The pattern behind the example</w:t>
+            </w:r>
+          </w:p>
+        </w:tc>
+      </w:tr>
+    </w:tbl>
+    <w:p/>
     <w:p>
       <w:pPr>
-        <w:spacing w:before="44" w:after="10"/>
+        <w:spacing w:before="44" w:after="14"/>
       </w:pPr>
       <w:r>
         <w:rPr>
@@ -9514,7 +8487,502 @@
           <w:sz w:val="18"/>
           <w:szCs w:val="18"/>
         </w:rPr>
-        <w:t xml:space="preserve">Your turn: identify four threats (complete the blanks)</w:t>
+        <w:t xml:space="preserve">Summary 3</w:t>
+      </w:r>
+      <w:r>
+        <w:rPr>
+          <w:color w:val="6B7280"/>
+          <w:sz w:val="16"/>
+          <w:szCs w:val="16"/>
+        </w:rPr>
+        <w:t xml:space="preserve">      gaps 24–27</w:t>
+      </w:r>
+    </w:p>
+    <w:p>
+      <w:pPr>
+        <w:spacing w:before="20" w:after="20" w:line="360" w:lineRule="auto"/>
+        <w:ind w:left="200"/>
+      </w:pPr>
+      <w:r>
+        <w:rPr>
+          <w:sz w:val="19"/>
+          <w:szCs w:val="19"/>
+        </w:rPr>
+        <w:t xml:space="preserve">Map the person's ACCESS to the four duties, not their job title. </w:t>
+      </w:r>
+      <w:r>
+        <w:rPr>
+          <w:sz w:val="19"/>
+          <w:szCs w:val="19"/>
+        </w:rPr>
+        <w:t xml:space="preserve">Development and production must be separate, whatever the </w:t>
+      </w:r>
+      <w:r>
+        <w:rPr>
+          <w:b/>
+          <w:bCs/>
+          <w:color w:val="8186EF"/>
+          <w:sz w:val="15"/>
+          <w:szCs w:val="15"/>
+        </w:rPr>
+        <w:t xml:space="preserve"> (24) </w:t>
+      </w:r>
+      <w:r>
+        <w:rPr>
+          <w:u w:val="single"/>
+          <w:sz w:val="19"/>
+          <w:szCs w:val="19"/>
+        </w:rPr>
+        <w:t xml:space="preserve">           </w:t>
+      </w:r>
+      <w:r>
+        <w:rPr>
+          <w:sz w:val="19"/>
+          <w:szCs w:val="19"/>
+        </w:rPr>
+        <w:t xml:space="preserve"> </w:t>
+      </w:r>
+      <w:r>
+        <w:rPr>
+          <w:sz w:val="19"/>
+          <w:szCs w:val="19"/>
+        </w:rPr>
+        <w:t xml:space="preserve"> size. </w:t>
+      </w:r>
+      <w:r>
+        <w:rPr>
+          <w:sz w:val="19"/>
+          <w:szCs w:val="19"/>
+        </w:rPr>
+        <w:t xml:space="preserve"/>
+      </w:r>
+      <w:r>
+        <w:rPr>
+          <w:b/>
+          <w:bCs/>
+          <w:color w:val="8186EF"/>
+          <w:sz w:val="15"/>
+          <w:szCs w:val="15"/>
+        </w:rPr>
+        <w:t xml:space="preserve"> (25) </w:t>
+      </w:r>
+      <w:r>
+        <w:rPr>
+          <w:u w:val="single"/>
+          <w:sz w:val="19"/>
+          <w:szCs w:val="19"/>
+        </w:rPr>
+        <w:t xml:space="preserve">                </w:t>
+      </w:r>
+      <w:r>
+        <w:rPr>
+          <w:sz w:val="19"/>
+          <w:szCs w:val="19"/>
+        </w:rPr>
+        <w:t xml:space="preserve"> </w:t>
+      </w:r>
+      <w:r>
+        <w:rPr>
+          <w:sz w:val="19"/>
+          <w:szCs w:val="19"/>
+        </w:rPr>
+        <w:t xml:space="preserve"> passwords are a duty in </w:t>
+      </w:r>
+      <w:r>
+        <w:rPr>
+          <w:b/>
+          <w:bCs/>
+          <w:color w:val="8186EF"/>
+          <w:sz w:val="15"/>
+          <w:szCs w:val="15"/>
+        </w:rPr>
+        <w:t xml:space="preserve"> (26) </w:t>
+      </w:r>
+      <w:r>
+        <w:rPr>
+          <w:u w:val="single"/>
+          <w:sz w:val="19"/>
+          <w:szCs w:val="19"/>
+        </w:rPr>
+        <w:t xml:space="preserve">            </w:t>
+      </w:r>
+      <w:r>
+        <w:rPr>
+          <w:sz w:val="19"/>
+          <w:szCs w:val="19"/>
+        </w:rPr>
+        <w:t xml:space="preserve"> </w:t>
+      </w:r>
+      <w:r>
+        <w:rPr>
+          <w:sz w:val="19"/>
+          <w:szCs w:val="19"/>
+        </w:rPr>
+        <w:t xml:space="preserve">, and must be held and logged separately. </w:t>
+      </w:r>
+      <w:r>
+        <w:rPr>
+          <w:sz w:val="19"/>
+          <w:szCs w:val="19"/>
+        </w:rPr>
+        <w:t xml:space="preserve">A control that is </w:t>
+      </w:r>
+      <w:r>
+        <w:rPr>
+          <w:b/>
+          <w:bCs/>
+          <w:color w:val="8186EF"/>
+          <w:sz w:val="15"/>
+          <w:szCs w:val="15"/>
+        </w:rPr>
+        <w:t xml:space="preserve"> (27) </w:t>
+      </w:r>
+      <w:r>
+        <w:rPr>
+          <w:u w:val="single"/>
+          <w:sz w:val="19"/>
+          <w:szCs w:val="19"/>
+        </w:rPr>
+        <w:t xml:space="preserve">              </w:t>
+      </w:r>
+      <w:r>
+        <w:rPr>
+          <w:sz w:val="19"/>
+          <w:szCs w:val="19"/>
+        </w:rPr>
+        <w:t xml:space="preserve"> </w:t>
+      </w:r>
+      <w:r>
+        <w:rPr>
+          <w:sz w:val="19"/>
+          <w:szCs w:val="19"/>
+        </w:rPr>
+        <w:t xml:space="preserve"> is not therefore wrong. </w:t>
+      </w:r>
+    </w:p>
+    <w:tbl>
+      <w:tblPr>
+        <w:tblW w:type="pct" w:w="100%"/>
+        <w:tblLayout w:type="fixed"/>
+        <w:tblBorders>
+          <w:top w:val="single" w:color="FBFAF6" w:sz="4"/>
+          <w:left w:val="single" w:color="FBFAF6" w:sz="4"/>
+          <w:bottom w:val="single" w:color="FBFAF6" w:sz="4"/>
+          <w:right w:val="single" w:color="FBFAF6" w:sz="4"/>
+          <w:insideH w:val="single" w:color="FBFAF6" w:sz="4"/>
+          <w:insideV w:val="single" w:color="FBFAF6" w:sz="4"/>
+        </w:tblBorders>
+      </w:tblPr>
+      <w:tblGrid>
+        <w:gridCol w:w="9600"/>
+      </w:tblGrid>
+      <w:tr>
+        <w:tc>
+          <w:tcPr>
+            <w:tcW w:type="pct" w:w="5000"/>
+            <w:shd w:fill="FBFAF6" w:val="clear"/>
+            <w:tcMar>
+              <w:top w:type="dxa" w:w="40"/>
+              <w:left w:type="dxa" w:w="100"/>
+              <w:bottom w:type="dxa" w:w="40"/>
+              <w:right w:type="dxa" w:w="100"/>
+            </w:tcMar>
+          </w:tcPr>
+          <w:p>
+            <w:pPr>
+              <w:spacing w:before="18" w:after="6"/>
+            </w:pPr>
+            <w:r>
+              <w:rPr>
+                <w:b/>
+                <w:bCs/>
+                <w:color w:val="6B7280"/>
+                <w:sz w:val="14"/>
+                <w:szCs w:val="14"/>
+              </w:rPr>
+              <w:t xml:space="preserve">word list</w:t>
+            </w:r>
+          </w:p>
+          <w:p>
+            <w:pPr>
+              <w:spacing w:before="0" w:after="18"/>
+            </w:pPr>
+            <w:r>
+              <w:rPr>
+                <w:b/>
+                <w:bCs/>
+                <w:color w:val="353A7C"/>
+                <w:sz w:val="16"/>
+                <w:szCs w:val="16"/>
+              </w:rPr>
+              <w:t xml:space="preserve">inconvenient   ·   Administrative   ·   themselves   ·   company's   ·   authorization</w:t>
+            </w:r>
+          </w:p>
+        </w:tc>
+      </w:tr>
+    </w:tbl>
+    <w:p/>
+    <w:tbl>
+      <w:tblPr>
+        <w:tblW w:type="pct" w:w="100%"/>
+        <w:tblLayout w:type="fixed"/>
+        <w:tblBorders>
+          <w:top w:val="single" w:color="353A7C" w:sz="4"/>
+          <w:left w:val="single" w:color="353A7C" w:sz="4"/>
+          <w:bottom w:val="single" w:color="353A7C" w:sz="4"/>
+          <w:right w:val="single" w:color="353A7C" w:sz="4"/>
+          <w:insideH w:val="single" w:color="353A7C" w:sz="4"/>
+          <w:insideV w:val="single" w:color="353A7C" w:sz="4"/>
+        </w:tblBorders>
+      </w:tblPr>
+      <w:tblGrid>
+        <w:gridCol w:w="9600"/>
+      </w:tblGrid>
+      <w:tr>
+        <w:tc>
+          <w:tcPr>
+            <w:tcW w:type="pct" w:w="5000"/>
+            <w:shd w:fill="F2F4FB" w:val="clear"/>
+            <w:tcMar>
+              <w:top w:type="dxa" w:w="50"/>
+              <w:left w:type="dxa" w:w="110"/>
+              <w:bottom w:type="dxa" w:w="50"/>
+              <w:right w:type="dxa" w:w="110"/>
+            </w:tcMar>
+          </w:tcPr>
+          <w:p>
+            <w:pPr>
+              <w:spacing w:before="30" w:after="30"/>
+            </w:pPr>
+            <w:r>
+              <w:rPr>
+                <w:b/>
+                <w:bCs/>
+                <w:color w:val="353A7C"/>
+                <w:sz w:val="19"/>
+                <w:szCs w:val="19"/>
+              </w:rPr>
+              <w:t xml:space="preserve">Exam view</w:t>
+            </w:r>
+          </w:p>
+        </w:tc>
+      </w:tr>
+    </w:tbl>
+    <w:p/>
+    <w:p>
+      <w:pPr>
+        <w:spacing w:before="44" w:after="14"/>
+      </w:pPr>
+      <w:r>
+        <w:rPr>
+          <w:b/>
+          <w:bCs/>
+          <w:color w:val="353A7C"/>
+          <w:sz w:val="18"/>
+          <w:szCs w:val="18"/>
+        </w:rPr>
+        <w:t xml:space="preserve">Summary 4</w:t>
+      </w:r>
+      <w:r>
+        <w:rPr>
+          <w:color w:val="6B7280"/>
+          <w:sz w:val="16"/>
+          <w:szCs w:val="16"/>
+        </w:rPr>
+        <w:t xml:space="preserve">      gaps 28–30</w:t>
+      </w:r>
+    </w:p>
+    <w:p>
+      <w:pPr>
+        <w:spacing w:before="20" w:after="20" w:line="360" w:lineRule="auto"/>
+        <w:ind w:left="200"/>
+      </w:pPr>
+      <w:r>
+        <w:rPr>
+          <w:sz w:val="19"/>
+          <w:szCs w:val="19"/>
+        </w:rPr>
+        <w:t xml:space="preserve">A case </w:t>
+      </w:r>
+      <w:r>
+        <w:rPr>
+          <w:b/>
+          <w:bCs/>
+          <w:color w:val="8186EF"/>
+          <w:sz w:val="15"/>
+          <w:szCs w:val="15"/>
+        </w:rPr>
+        <w:t xml:space="preserve"> (28) </w:t>
+      </w:r>
+      <w:r>
+        <w:rPr>
+          <w:u w:val="single"/>
+          <w:sz w:val="19"/>
+          <w:szCs w:val="19"/>
+        </w:rPr>
+        <w:t xml:space="preserve">           </w:t>
+      </w:r>
+      <w:r>
+        <w:rPr>
+          <w:sz w:val="19"/>
+          <w:szCs w:val="19"/>
+        </w:rPr>
+        <w:t xml:space="preserve"> </w:t>
+      </w:r>
+      <w:r>
+        <w:rPr>
+          <w:sz w:val="19"/>
+          <w:szCs w:val="19"/>
+        </w:rPr>
+        <w:t xml:space="preserve"> who has which system access and asks for the </w:t>
+      </w:r>
+      <w:r>
+        <w:rPr>
+          <w:b/>
+          <w:bCs/>
+          <w:color w:val="8186EF"/>
+          <w:sz w:val="15"/>
+          <w:szCs w:val="15"/>
+        </w:rPr>
+        <w:t xml:space="preserve"> (29) </w:t>
+      </w:r>
+      <w:r>
+        <w:rPr>
+          <w:u w:val="single"/>
+          <w:sz w:val="19"/>
+          <w:szCs w:val="19"/>
+        </w:rPr>
+        <w:t xml:space="preserve">           </w:t>
+      </w:r>
+      <w:r>
+        <w:rPr>
+          <w:sz w:val="19"/>
+          <w:szCs w:val="19"/>
+        </w:rPr>
+        <w:t xml:space="preserve"> </w:t>
+      </w:r>
+      <w:r>
+        <w:rPr>
+          <w:sz w:val="19"/>
+          <w:szCs w:val="19"/>
+        </w:rPr>
+        <w:t xml:space="preserve">. </w:t>
+      </w:r>
+      <w:r>
+        <w:rPr>
+          <w:sz w:val="19"/>
+          <w:szCs w:val="19"/>
+        </w:rPr>
+        <w:t xml:space="preserve"/>
+      </w:r>
+      <w:r>
+        <w:rPr>
+          <w:b/>
+          <w:bCs/>
+          <w:color w:val="8186EF"/>
+          <w:sz w:val="15"/>
+          <w:szCs w:val="15"/>
+        </w:rPr>
+        <w:t xml:space="preserve"> (30) </w:t>
+      </w:r>
+      <w:r>
+        <w:rPr>
+          <w:u w:val="single"/>
+          <w:sz w:val="19"/>
+          <w:szCs w:val="19"/>
+        </w:rPr>
+        <w:t xml:space="preserve">           </w:t>
+      </w:r>
+      <w:r>
+        <w:rPr>
+          <w:sz w:val="19"/>
+          <w:szCs w:val="19"/>
+        </w:rPr>
+        <w:t xml:space="preserve"> </w:t>
+      </w:r>
+      <w:r>
+        <w:rPr>
+          <w:sz w:val="19"/>
+          <w:szCs w:val="19"/>
+        </w:rPr>
+        <w:t xml:space="preserve"> access into duties before answering: the ability to edit a database record is authorization and recording at once, whatever the person is called. </w:t>
+      </w:r>
+    </w:p>
+    <w:tbl>
+      <w:tblPr>
+        <w:tblW w:type="pct" w:w="100%"/>
+        <w:tblLayout w:type="fixed"/>
+        <w:tblBorders>
+          <w:top w:val="single" w:color="FBFAF6" w:sz="4"/>
+          <w:left w:val="single" w:color="FBFAF6" w:sz="4"/>
+          <w:bottom w:val="single" w:color="FBFAF6" w:sz="4"/>
+          <w:right w:val="single" w:color="FBFAF6" w:sz="4"/>
+          <w:insideH w:val="single" w:color="FBFAF6" w:sz="4"/>
+          <w:insideV w:val="single" w:color="FBFAF6" w:sz="4"/>
+        </w:tblBorders>
+      </w:tblPr>
+      <w:tblGrid>
+        <w:gridCol w:w="9600"/>
+      </w:tblGrid>
+      <w:tr>
+        <w:tc>
+          <w:tcPr>
+            <w:tcW w:type="pct" w:w="5000"/>
+            <w:shd w:fill="FBFAF6" w:val="clear"/>
+            <w:tcMar>
+              <w:top w:type="dxa" w:w="40"/>
+              <w:left w:type="dxa" w:w="100"/>
+              <w:bottom w:type="dxa" w:w="40"/>
+              <w:right w:type="dxa" w:w="100"/>
+            </w:tcMar>
+          </w:tcPr>
+          <w:p>
+            <w:pPr>
+              <w:spacing w:before="18" w:after="6"/>
+            </w:pPr>
+            <w:r>
+              <w:rPr>
+                <w:b/>
+                <w:bCs/>
+                <w:color w:val="6B7280"/>
+                <w:sz w:val="14"/>
+                <w:szCs w:val="14"/>
+              </w:rPr>
+              <w:t xml:space="preserve">word list</w:t>
+            </w:r>
+          </w:p>
+          <w:p>
+            <w:pPr>
+              <w:spacing w:before="0" w:after="18"/>
+            </w:pPr>
+            <w:r>
+              <w:rPr>
+                <w:b/>
+                <w:bCs/>
+                <w:color w:val="353A7C"/>
+                <w:sz w:val="16"/>
+                <w:szCs w:val="16"/>
+              </w:rPr>
+              <w:t xml:space="preserve">describes   ·   production   ·   weakness   ·   Translate</w:t>
+            </w:r>
+          </w:p>
+        </w:tc>
+      </w:tr>
+    </w:tbl>
+    <w:p/>
+    <w:p>
+      <w:pPr>
+        <w:spacing w:before="44" w:after="10"/>
+      </w:pPr>
+      <w:r>
+        <w:rPr>
+          <w:b/>
+          <w:bCs/>
+          <w:color w:val="353A7C"/>
+          <w:sz w:val="18"/>
+          <w:szCs w:val="18"/>
+        </w:rPr>
+        <w:t xml:space="preserve">Exam view</w:t>
       </w:r>
     </w:p>
     <w:p>
@@ -9527,7 +8995,7 @@
           <w:sz w:val="15"/>
           <w:szCs w:val="15"/>
         </w:rPr>
-        <w:t xml:space="preserve">Every item belongs to exactly one group.</w:t>
+        <w:t xml:space="preserve">The rows are a set, not a sequence.</w:t>
       </w:r>
     </w:p>
     <w:p>
@@ -9538,7 +9006,7 @@
       <w:r>
         <w:drawing>
           <wp:inline distT="0" distB="0" distL="0" distR="0">
-            <wp:extent cx="5734050" cy="1976750"/>
+            <wp:extent cx="5734050" cy="2919850"/>
             <wp:effectExtent t="0" r="0" b="0" l="0"/>
             <wp:docPr id="1" name="" descr="" title=""/>
             <wp:cNvGraphicFramePr>
@@ -9563,7 +9031,7 @@
                   <pic:spPr bwMode="auto">
                     <a:xfrm>
                       <a:off x="0" y="0"/>
-                      <a:ext cx="5734050" cy="1976750"/>
+                      <a:ext cx="5734050" cy="2919850"/>
                     </a:xfrm>
                     <a:prstGeom prst="rect">
                       <a:avLst/>
@@ -9631,1359 +9099,7 @@
                 <w:sz w:val="16"/>
                 <w:szCs w:val="16"/>
               </w:rPr>
-              <w:t xml:space="preserve">A developer adds code diverting rounding differences   ·   Files are encrypted and a payment demanded   ·   A clerk keys an invoice for goods never received</w:t>
-            </w:r>
-          </w:p>
-        </w:tc>
-      </w:tr>
-    </w:tbl>
-    <w:p/>
-    <w:tbl>
-      <w:tblPr>
-        <w:tblW w:type="pct" w:w="100%"/>
-        <w:tblLayout w:type="fixed"/>
-        <w:tblBorders>
-          <w:top w:val="single" w:color="353A7C" w:sz="4"/>
-          <w:left w:val="single" w:color="353A7C" w:sz="4"/>
-          <w:bottom w:val="single" w:color="353A7C" w:sz="4"/>
-          <w:right w:val="single" w:color="353A7C" w:sz="4"/>
-          <w:insideH w:val="single" w:color="353A7C" w:sz="4"/>
-          <w:insideV w:val="single" w:color="353A7C" w:sz="4"/>
-        </w:tblBorders>
-      </w:tblPr>
-      <w:tblGrid>
-        <w:gridCol w:w="9600"/>
-      </w:tblGrid>
-      <w:tr>
-        <w:tc>
-          <w:tcPr>
-            <w:tcW w:type="pct" w:w="5000"/>
-            <w:shd w:fill="F2F4FB" w:val="clear"/>
-            <w:tcMar>
-              <w:top w:type="dxa" w:w="50"/>
-              <w:left w:type="dxa" w:w="110"/>
-              <w:bottom w:type="dxa" w:w="50"/>
-              <w:right w:type="dxa" w:w="110"/>
-            </w:tcMar>
-          </w:tcPr>
-          <w:p>
-            <w:pPr>
-              <w:spacing w:before="30" w:after="30"/>
-            </w:pPr>
-            <w:r>
-              <w:rPr>
-                <w:b/>
-                <w:bCs/>
-                <w:color w:val="353A7C"/>
-                <w:sz w:val="19"/>
-                <w:szCs w:val="19"/>
-              </w:rPr>
-              <w:t xml:space="preserve">The pattern behind the example</w:t>
-            </w:r>
-          </w:p>
-        </w:tc>
-      </w:tr>
-    </w:tbl>
-    <w:p/>
-    <w:p>
-      <w:pPr>
-        <w:spacing w:before="44" w:after="14"/>
-      </w:pPr>
-      <w:r>
-        <w:rPr>
-          <w:b/>
-          <w:bCs/>
-          <w:color w:val="353A7C"/>
-          <w:sz w:val="18"/>
-          <w:szCs w:val="18"/>
-        </w:rPr>
-        <w:t xml:space="preserve">Summary 3</w:t>
-      </w:r>
-      <w:r>
-        <w:rPr>
-          <w:color w:val="6B7280"/>
-          <w:sz w:val="16"/>
-          <w:szCs w:val="16"/>
-        </w:rPr>
-        <w:t xml:space="preserve">      gaps 24–27</w:t>
-      </w:r>
-    </w:p>
-    <w:p>
-      <w:pPr>
-        <w:spacing w:before="20" w:after="20" w:line="360" w:lineRule="auto"/>
-        <w:ind w:left="200"/>
-      </w:pPr>
-      <w:r>
-        <w:rPr>
-          <w:sz w:val="19"/>
-          <w:szCs w:val="19"/>
-        </w:rPr>
-        <w:t xml:space="preserve">Map the </w:t>
-      </w:r>
-      <w:r>
-        <w:rPr>
-          <w:b/>
-          <w:bCs/>
-          <w:color w:val="8186EF"/>
-          <w:sz w:val="15"/>
-          <w:szCs w:val="15"/>
-        </w:rPr>
-        <w:t xml:space="preserve"> (24) </w:t>
-      </w:r>
-      <w:r>
-        <w:rPr>
-          <w:u w:val="single"/>
-          <w:sz w:val="19"/>
-          <w:szCs w:val="19"/>
-        </w:rPr>
-        <w:t xml:space="preserve">           </w:t>
-      </w:r>
-      <w:r>
-        <w:rPr>
-          <w:sz w:val="19"/>
-          <w:szCs w:val="19"/>
-        </w:rPr>
-        <w:t xml:space="preserve"> </w:t>
-      </w:r>
-      <w:r>
-        <w:rPr>
-          <w:sz w:val="19"/>
-          <w:szCs w:val="19"/>
-        </w:rPr>
-        <w:t xml:space="preserve"> ACCESS to the four duties, not their job title. </w:t>
-      </w:r>
-      <w:r>
-        <w:rPr>
-          <w:sz w:val="19"/>
-          <w:szCs w:val="19"/>
-        </w:rPr>
-        <w:t xml:space="preserve"/>
-      </w:r>
-      <w:r>
-        <w:rPr>
-          <w:b/>
-          <w:bCs/>
-          <w:color w:val="8186EF"/>
-          <w:sz w:val="15"/>
-          <w:szCs w:val="15"/>
-        </w:rPr>
-        <w:t xml:space="preserve"> (25) </w:t>
-      </w:r>
-      <w:r>
-        <w:rPr>
-          <w:u w:val="single"/>
-          <w:sz w:val="19"/>
-          <w:szCs w:val="19"/>
-        </w:rPr>
-        <w:t xml:space="preserve">             </w:t>
-      </w:r>
-      <w:r>
-        <w:rPr>
-          <w:sz w:val="19"/>
-          <w:szCs w:val="19"/>
-        </w:rPr>
-        <w:t xml:space="preserve"> </w:t>
-      </w:r>
-      <w:r>
-        <w:rPr>
-          <w:sz w:val="19"/>
-          <w:szCs w:val="19"/>
-        </w:rPr>
-        <w:t xml:space="preserve"> and production must be separate, whatever the company's size. </w:t>
-      </w:r>
-      <w:r>
-        <w:rPr>
-          <w:sz w:val="19"/>
-          <w:szCs w:val="19"/>
-        </w:rPr>
-        <w:t xml:space="preserve"/>
-      </w:r>
-      <w:r>
-        <w:rPr>
-          <w:b/>
-          <w:bCs/>
-          <w:color w:val="8186EF"/>
-          <w:sz w:val="15"/>
-          <w:szCs w:val="15"/>
-        </w:rPr>
-        <w:t xml:space="preserve"> (26) </w:t>
-      </w:r>
-      <w:r>
-        <w:rPr>
-          <w:u w:val="single"/>
-          <w:sz w:val="19"/>
-          <w:szCs w:val="19"/>
-        </w:rPr>
-        <w:t xml:space="preserve">                </w:t>
-      </w:r>
-      <w:r>
-        <w:rPr>
-          <w:sz w:val="19"/>
-          <w:szCs w:val="19"/>
-        </w:rPr>
-        <w:t xml:space="preserve"> </w:t>
-      </w:r>
-      <w:r>
-        <w:rPr>
-          <w:sz w:val="19"/>
-          <w:szCs w:val="19"/>
-        </w:rPr>
-        <w:t xml:space="preserve"> passwords are a duty in themselves, and must be held and logged separately. </w:t>
-      </w:r>
-      <w:r>
-        <w:rPr>
-          <w:sz w:val="19"/>
-          <w:szCs w:val="19"/>
-        </w:rPr>
-        <w:t xml:space="preserve">A control that is </w:t>
-      </w:r>
-      <w:r>
-        <w:rPr>
-          <w:b/>
-          <w:bCs/>
-          <w:color w:val="8186EF"/>
-          <w:sz w:val="15"/>
-          <w:szCs w:val="15"/>
-        </w:rPr>
-        <w:t xml:space="preserve"> (27) </w:t>
-      </w:r>
-      <w:r>
-        <w:rPr>
-          <w:u w:val="single"/>
-          <w:sz w:val="19"/>
-          <w:szCs w:val="19"/>
-        </w:rPr>
-        <w:t xml:space="preserve">              </w:t>
-      </w:r>
-      <w:r>
-        <w:rPr>
-          <w:sz w:val="19"/>
-          <w:szCs w:val="19"/>
-        </w:rPr>
-        <w:t xml:space="preserve"> </w:t>
-      </w:r>
-      <w:r>
-        <w:rPr>
-          <w:sz w:val="19"/>
-          <w:szCs w:val="19"/>
-        </w:rPr>
-        <w:t xml:space="preserve"> is not therefore wrong. </w:t>
-      </w:r>
-    </w:p>
-    <w:tbl>
-      <w:tblPr>
-        <w:tblW w:type="pct" w:w="100%"/>
-        <w:tblLayout w:type="fixed"/>
-        <w:tblBorders>
-          <w:top w:val="single" w:color="FBFAF6" w:sz="4"/>
-          <w:left w:val="single" w:color="FBFAF6" w:sz="4"/>
-          <w:bottom w:val="single" w:color="FBFAF6" w:sz="4"/>
-          <w:right w:val="single" w:color="FBFAF6" w:sz="4"/>
-          <w:insideH w:val="single" w:color="FBFAF6" w:sz="4"/>
-          <w:insideV w:val="single" w:color="FBFAF6" w:sz="4"/>
-        </w:tblBorders>
-      </w:tblPr>
-      <w:tblGrid>
-        <w:gridCol w:w="9600"/>
-      </w:tblGrid>
-      <w:tr>
-        <w:tc>
-          <w:tcPr>
-            <w:tcW w:type="pct" w:w="5000"/>
-            <w:shd w:fill="FBFAF6" w:val="clear"/>
-            <w:tcMar>
-              <w:top w:type="dxa" w:w="40"/>
-              <w:left w:type="dxa" w:w="100"/>
-              <w:bottom w:type="dxa" w:w="40"/>
-              <w:right w:type="dxa" w:w="100"/>
-            </w:tcMar>
-          </w:tcPr>
-          <w:p>
-            <w:pPr>
-              <w:spacing w:before="18" w:after="6"/>
-            </w:pPr>
-            <w:r>
-              <w:rPr>
-                <w:b/>
-                <w:bCs/>
-                <w:color w:val="6B7280"/>
-                <w:sz w:val="14"/>
-                <w:szCs w:val="14"/>
-              </w:rPr>
-              <w:t xml:space="preserve">word list</w:t>
-            </w:r>
-          </w:p>
-          <w:p>
-            <w:pPr>
-              <w:spacing w:before="0" w:after="18"/>
-            </w:pPr>
-            <w:r>
-              <w:rPr>
-                <w:b/>
-                <w:bCs/>
-                <w:color w:val="353A7C"/>
-                <w:sz w:val="16"/>
-                <w:szCs w:val="16"/>
-              </w:rPr>
-              <w:t xml:space="preserve">inconvenient   ·   Development   ·   Administrative   ·   person's   ·   authorization</w:t>
-            </w:r>
-          </w:p>
-        </w:tc>
-      </w:tr>
-    </w:tbl>
-    <w:p/>
-    <w:tbl>
-      <w:tblPr>
-        <w:tblW w:type="pct" w:w="100%"/>
-        <w:tblLayout w:type="fixed"/>
-        <w:tblBorders>
-          <w:top w:val="single" w:color="353A7C" w:sz="4"/>
-          <w:left w:val="single" w:color="353A7C" w:sz="4"/>
-          <w:bottom w:val="single" w:color="353A7C" w:sz="4"/>
-          <w:right w:val="single" w:color="353A7C" w:sz="4"/>
-          <w:insideH w:val="single" w:color="353A7C" w:sz="4"/>
-          <w:insideV w:val="single" w:color="353A7C" w:sz="4"/>
-        </w:tblBorders>
-      </w:tblPr>
-      <w:tblGrid>
-        <w:gridCol w:w="9600"/>
-      </w:tblGrid>
-      <w:tr>
-        <w:tc>
-          <w:tcPr>
-            <w:tcW w:type="pct" w:w="5000"/>
-            <w:shd w:fill="F2F4FB" w:val="clear"/>
-            <w:tcMar>
-              <w:top w:type="dxa" w:w="50"/>
-              <w:left w:type="dxa" w:w="110"/>
-              <w:bottom w:type="dxa" w:w="50"/>
-              <w:right w:type="dxa" w:w="110"/>
-            </w:tcMar>
-          </w:tcPr>
-          <w:p>
-            <w:pPr>
-              <w:spacing w:before="30" w:after="30"/>
-            </w:pPr>
-            <w:r>
-              <w:rPr>
-                <w:b/>
-                <w:bCs/>
-                <w:color w:val="353A7C"/>
-                <w:sz w:val="19"/>
-                <w:szCs w:val="19"/>
-              </w:rPr>
-              <w:t xml:space="preserve">Exam view</w:t>
-            </w:r>
-          </w:p>
-        </w:tc>
-      </w:tr>
-    </w:tbl>
-    <w:p/>
-    <w:p>
-      <w:pPr>
-        <w:spacing w:before="44" w:after="14"/>
-      </w:pPr>
-      <w:r>
-        <w:rPr>
-          <w:b/>
-          <w:bCs/>
-          <w:color w:val="353A7C"/>
-          <w:sz w:val="18"/>
-          <w:szCs w:val="18"/>
-        </w:rPr>
-        <w:t xml:space="preserve">Summary 4</w:t>
-      </w:r>
-      <w:r>
-        <w:rPr>
-          <w:color w:val="6B7280"/>
-          <w:sz w:val="16"/>
-          <w:szCs w:val="16"/>
-        </w:rPr>
-        <w:t xml:space="preserve">      gaps 28–30</w:t>
-      </w:r>
-    </w:p>
-    <w:p>
-      <w:pPr>
-        <w:spacing w:before="20" w:after="20" w:line="360" w:lineRule="auto"/>
-        <w:ind w:left="200"/>
-      </w:pPr>
-      <w:r>
-        <w:rPr>
-          <w:sz w:val="19"/>
-          <w:szCs w:val="19"/>
-        </w:rPr>
-        <w:t xml:space="preserve">A case </w:t>
-      </w:r>
-      <w:r>
-        <w:rPr>
-          <w:b/>
-          <w:bCs/>
-          <w:color w:val="8186EF"/>
-          <w:sz w:val="15"/>
-          <w:szCs w:val="15"/>
-        </w:rPr>
-        <w:t xml:space="preserve"> (28) </w:t>
-      </w:r>
-      <w:r>
-        <w:rPr>
-          <w:u w:val="single"/>
-          <w:sz w:val="19"/>
-          <w:szCs w:val="19"/>
-        </w:rPr>
-        <w:t xml:space="preserve">           </w:t>
-      </w:r>
-      <w:r>
-        <w:rPr>
-          <w:sz w:val="19"/>
-          <w:szCs w:val="19"/>
-        </w:rPr>
-        <w:t xml:space="preserve"> </w:t>
-      </w:r>
-      <w:r>
-        <w:rPr>
-          <w:sz w:val="19"/>
-          <w:szCs w:val="19"/>
-        </w:rPr>
-        <w:t xml:space="preserve"> who has which system access and asks for the </w:t>
-      </w:r>
-      <w:r>
-        <w:rPr>
-          <w:b/>
-          <w:bCs/>
-          <w:color w:val="8186EF"/>
-          <w:sz w:val="15"/>
-          <w:szCs w:val="15"/>
-        </w:rPr>
-        <w:t xml:space="preserve"> (29) </w:t>
-      </w:r>
-      <w:r>
-        <w:rPr>
-          <w:u w:val="single"/>
-          <w:sz w:val="19"/>
-          <w:szCs w:val="19"/>
-        </w:rPr>
-        <w:t xml:space="preserve">           </w:t>
-      </w:r>
-      <w:r>
-        <w:rPr>
-          <w:sz w:val="19"/>
-          <w:szCs w:val="19"/>
-        </w:rPr>
-        <w:t xml:space="preserve"> </w:t>
-      </w:r>
-      <w:r>
-        <w:rPr>
-          <w:sz w:val="19"/>
-          <w:szCs w:val="19"/>
-        </w:rPr>
-        <w:t xml:space="preserve">. </w:t>
-      </w:r>
-      <w:r>
-        <w:rPr>
-          <w:sz w:val="19"/>
-          <w:szCs w:val="19"/>
-        </w:rPr>
-        <w:t xml:space="preserve">Translate access into duties before answering: the ability to edit a database record is </w:t>
-      </w:r>
-      <w:r>
-        <w:rPr>
-          <w:b/>
-          <w:bCs/>
-          <w:color w:val="8186EF"/>
-          <w:sz w:val="15"/>
-          <w:szCs w:val="15"/>
-        </w:rPr>
-        <w:t xml:space="preserve"> (30) </w:t>
-      </w:r>
-      <w:r>
-        <w:rPr>
-          <w:u w:val="single"/>
-          <w:sz w:val="19"/>
-          <w:szCs w:val="19"/>
-        </w:rPr>
-        <w:t xml:space="preserve">               </w:t>
-      </w:r>
-      <w:r>
-        <w:rPr>
-          <w:sz w:val="19"/>
-          <w:szCs w:val="19"/>
-        </w:rPr>
-        <w:t xml:space="preserve"> </w:t>
-      </w:r>
-      <w:r>
-        <w:rPr>
-          <w:sz w:val="19"/>
-          <w:szCs w:val="19"/>
-        </w:rPr>
-        <w:t xml:space="preserve"> and recording at once, whatever the person is called. </w:t>
-      </w:r>
-    </w:p>
-    <w:tbl>
-      <w:tblPr>
-        <w:tblW w:type="pct" w:w="100%"/>
-        <w:tblLayout w:type="fixed"/>
-        <w:tblBorders>
-          <w:top w:val="single" w:color="FBFAF6" w:sz="4"/>
-          <w:left w:val="single" w:color="FBFAF6" w:sz="4"/>
-          <w:bottom w:val="single" w:color="FBFAF6" w:sz="4"/>
-          <w:right w:val="single" w:color="FBFAF6" w:sz="4"/>
-          <w:insideH w:val="single" w:color="FBFAF6" w:sz="4"/>
-          <w:insideV w:val="single" w:color="FBFAF6" w:sz="4"/>
-        </w:tblBorders>
-      </w:tblPr>
-      <w:tblGrid>
-        <w:gridCol w:w="9600"/>
-      </w:tblGrid>
-      <w:tr>
-        <w:tc>
-          <w:tcPr>
-            <w:tcW w:type="pct" w:w="5000"/>
-            <w:shd w:fill="FBFAF6" w:val="clear"/>
-            <w:tcMar>
-              <w:top w:type="dxa" w:w="40"/>
-              <w:left w:type="dxa" w:w="100"/>
-              <w:bottom w:type="dxa" w:w="40"/>
-              <w:right w:type="dxa" w:w="100"/>
-            </w:tcMar>
-          </w:tcPr>
-          <w:p>
-            <w:pPr>
-              <w:spacing w:before="18" w:after="6"/>
-            </w:pPr>
-            <w:r>
-              <w:rPr>
-                <w:b/>
-                <w:bCs/>
-                <w:color w:val="6B7280"/>
-                <w:sz w:val="14"/>
-                <w:szCs w:val="14"/>
-              </w:rPr>
-              <w:t xml:space="preserve">word list</w:t>
-            </w:r>
-          </w:p>
-          <w:p>
-            <w:pPr>
-              <w:spacing w:before="0" w:after="18"/>
-            </w:pPr>
-            <w:r>
-              <w:rPr>
-                <w:b/>
-                <w:bCs/>
-                <w:color w:val="353A7C"/>
-                <w:sz w:val="16"/>
-                <w:szCs w:val="16"/>
-              </w:rPr>
-              <w:t xml:space="preserve">describes   ·   production   ·   weakness   ·   authorization</w:t>
-            </w:r>
-          </w:p>
-        </w:tc>
-      </w:tr>
-    </w:tbl>
-    <w:p/>
-    <w:p>
-      <w:pPr>
-        <w:pageBreakBefore w:val="true"/>
-        <w:spacing w:after="0"/>
-      </w:pPr>
-      <w:r>
-        <w:rPr>
-          <w:sz w:val="2"/>
-        </w:rPr>
-        <w:t xml:space="preserve"> </w:t>
-      </w:r>
-    </w:p>
-    <w:tbl>
-      <w:tblPr>
-        <w:tblW w:type="pct" w:w="100%"/>
-        <w:tblLayout w:type="fixed"/>
-        <w:tblBorders>
-          <w:top w:val="single" w:color="353A7C" w:sz="6"/>
-          <w:left w:val="single" w:color="353A7C" w:sz="6"/>
-          <w:bottom w:val="single" w:color="353A7C" w:sz="6"/>
-          <w:right w:val="single" w:color="353A7C" w:sz="6"/>
-          <w:insideH w:val="single" w:color="353A7C" w:sz="6"/>
-          <w:insideV w:val="single" w:color="353A7C" w:sz="6"/>
-        </w:tblBorders>
-      </w:tblPr>
-      <w:tblGrid>
-        <w:gridCol w:w="4608"/>
-        <w:gridCol w:w="4992"/>
-      </w:tblGrid>
-      <w:tr>
-        <w:tc>
-          <w:tcPr>
-            <w:tcW w:type="pct" w:w="5000"/>
-            <w:gridSpan w:val="2"/>
-            <w:shd w:fill="353A7C" w:val="clear"/>
-            <w:tcMar>
-              <w:top w:type="dxa" w:w="60"/>
-              <w:left w:type="dxa" w:w="120"/>
-              <w:bottom w:type="dxa" w:w="60"/>
-              <w:right w:type="dxa" w:w="120"/>
-            </w:tcMar>
-          </w:tcPr>
-          <w:p>
-            <w:pPr>
-              <w:spacing w:before="40" w:after="40"/>
-            </w:pPr>
-            <w:r>
-              <w:rPr>
-                <w:b/>
-                <w:bCs/>
-                <w:color w:val="FFFFFF"/>
-                <w:sz w:val="17"/>
-                <w:szCs w:val="17"/>
-              </w:rPr>
-              <w:t xml:space="preserve">Exam view</w:t>
-            </w:r>
-          </w:p>
-        </w:tc>
-      </w:tr>
-      <w:tr>
-        <w:tc>
-          <w:tcPr>
-            <w:tcW w:type="pct" w:w="2400"/>
-            <w:shd w:fill="353A7C" w:val="clear"/>
-            <w:tcMar>
-              <w:top w:type="dxa" w:w="50"/>
-              <w:left w:type="dxa" w:w="110"/>
-              <w:bottom w:type="dxa" w:w="50"/>
-              <w:right w:type="dxa" w:w="110"/>
-            </w:tcMar>
-          </w:tcPr>
-          <w:p>
-            <w:pPr>
-              <w:spacing w:before="30" w:after="30"/>
-            </w:pPr>
-            <w:r>
-              <w:rPr>
-                <w:b/>
-                <w:bCs/>
-                <w:color w:val="FFFFFF"/>
-                <w:sz w:val="15"/>
-                <w:szCs w:val="15"/>
-              </w:rPr>
-              <w:t xml:space="preserve">Item</w:t>
-            </w:r>
-          </w:p>
-        </w:tc>
-        <w:tc>
-          <w:tcPr>
-            <w:tcW w:type="pct" w:w="2600"/>
-            <w:shd w:fill="353A7C" w:val="clear"/>
-            <w:tcMar>
-              <w:top w:type="dxa" w:w="50"/>
-              <w:left w:type="dxa" w:w="110"/>
-              <w:bottom w:type="dxa" w:w="50"/>
-              <w:right w:type="dxa" w:w="110"/>
-            </w:tcMar>
-          </w:tcPr>
-          <w:p>
-            <w:pPr>
-              <w:spacing w:before="30" w:after="30"/>
-            </w:pPr>
-            <w:r>
-              <w:rPr>
-                <w:b/>
-                <w:bCs/>
-                <w:color w:val="FFFFFF"/>
-                <w:sz w:val="15"/>
-                <w:szCs w:val="15"/>
-              </w:rPr>
-              <w:t xml:space="preserve">Answer</w:t>
-            </w:r>
-          </w:p>
-        </w:tc>
-      </w:tr>
-      <w:tr>
-        <w:tc>
-          <w:tcPr>
-            <w:tcW w:type="pct" w:w="2400"/>
-            <w:tcMar>
-              <w:top w:type="dxa" w:w="50"/>
-              <w:left w:type="dxa" w:w="110"/>
-              <w:bottom w:type="dxa" w:w="50"/>
-              <w:right w:type="dxa" w:w="110"/>
-            </w:tcMar>
-          </w:tcPr>
-          <w:p>
-            <w:pPr>
-              <w:spacing w:before="28" w:after="28"/>
-            </w:pPr>
-            <w:r>
-              <w:rPr>
-                <w:sz w:val="15"/>
-                <w:szCs w:val="15"/>
-              </w:rPr>
-              <w:t xml:space="preserve">A clerk keys an invoice for goods never received</w:t>
-            </w:r>
-          </w:p>
-        </w:tc>
-        <w:tc>
-          <w:tcPr>
-            <w:tcW w:type="pct" w:w="2600"/>
-            <w:tcMar>
-              <w:top w:type="dxa" w:w="50"/>
-              <w:left w:type="dxa" w:w="110"/>
-              <w:bottom w:type="dxa" w:w="50"/>
-              <w:right w:type="dxa" w:w="110"/>
-            </w:tcMar>
-          </w:tcPr>
-          <w:p>
-            <w:pPr>
-              <w:spacing w:before="28" w:after="28"/>
-            </w:pPr>
-            <w:r>
-              <w:rPr>
-                <w:sz w:val="15"/>
-                <w:szCs w:val="15"/>
-              </w:rPr>
-              <w:t xml:space="preserve"/>
-            </w:r>
-            <w:r>
-              <w:rPr>
-                <w:b/>
-                <w:bCs/>
-                <w:color w:val="8186EF"/>
-                <w:sz w:val="14"/>
-                <w:szCs w:val="14"/>
-              </w:rPr>
-              <w:t xml:space="preserve"> (31) </w:t>
-            </w:r>
-            <w:r>
-              <w:rPr>
-                <w:u w:val="single"/>
-                <w:sz w:val="15"/>
-                <w:szCs w:val="15"/>
-              </w:rPr>
-              <w:t xml:space="preserve">              </w:t>
-            </w:r>
-            <w:r>
-              <w:rPr>
-                <w:sz w:val="15"/>
-                <w:szCs w:val="15"/>
-              </w:rPr>
-              <w:t xml:space="preserve"> </w:t>
-            </w:r>
-            <w:r>
-              <w:rPr>
-                <w:sz w:val="15"/>
-                <w:szCs w:val="15"/>
-              </w:rPr>
-              <w:t xml:space="preserve"> — false data entered into a system working exactly as designed</w:t>
-            </w:r>
-          </w:p>
-        </w:tc>
-      </w:tr>
-      <w:tr>
-        <w:tc>
-          <w:tcPr>
-            <w:tcW w:type="pct" w:w="2400"/>
-            <w:shd w:fill="FBFAF6" w:val="clear"/>
-            <w:tcMar>
-              <w:top w:type="dxa" w:w="50"/>
-              <w:left w:type="dxa" w:w="110"/>
-              <w:bottom w:type="dxa" w:w="50"/>
-              <w:right w:type="dxa" w:w="110"/>
-            </w:tcMar>
-          </w:tcPr>
-          <w:p>
-            <w:pPr>
-              <w:spacing w:before="28" w:after="28"/>
-            </w:pPr>
-            <w:r>
-              <w:rPr>
-                <w:sz w:val="15"/>
-                <w:szCs w:val="15"/>
-              </w:rPr>
-              <w:t xml:space="preserve">A developer adds code diverting rounding differences</w:t>
-            </w:r>
-          </w:p>
-        </w:tc>
-        <w:tc>
-          <w:tcPr>
-            <w:tcW w:type="pct" w:w="2600"/>
-            <w:shd w:fill="FBFAF6" w:val="clear"/>
-            <w:tcMar>
-              <w:top w:type="dxa" w:w="50"/>
-              <w:left w:type="dxa" w:w="110"/>
-              <w:bottom w:type="dxa" w:w="50"/>
-              <w:right w:type="dxa" w:w="110"/>
-            </w:tcMar>
-          </w:tcPr>
-          <w:p>
-            <w:pPr>
-              <w:spacing w:before="28" w:after="28"/>
-            </w:pPr>
-            <w:r>
-              <w:rPr>
-                <w:sz w:val="15"/>
-                <w:szCs w:val="15"/>
-              </w:rPr>
-              <w:t xml:space="preserve">Why: the code itself was changed, so every transaction it touches is affected until someone notices</w:t>
-            </w:r>
-          </w:p>
-        </w:tc>
-      </w:tr>
-      <w:tr>
-        <w:tc>
-          <w:tcPr>
-            <w:tcW w:type="pct" w:w="2400"/>
-            <w:tcMar>
-              <w:top w:type="dxa" w:w="50"/>
-              <w:left w:type="dxa" w:w="110"/>
-              <w:bottom w:type="dxa" w:w="50"/>
-              <w:right w:type="dxa" w:w="110"/>
-            </w:tcMar>
-          </w:tcPr>
-          <w:p>
-            <w:pPr>
-              <w:spacing w:before="28" w:after="28"/>
-            </w:pPr>
-            <w:r>
-              <w:rPr>
-                <w:sz w:val="15"/>
-                <w:szCs w:val="15"/>
-              </w:rPr>
-              <w:t xml:space="preserve">A balance is edited straight in the database</w:t>
-            </w:r>
-          </w:p>
-        </w:tc>
-        <w:tc>
-          <w:tcPr>
-            <w:tcW w:type="pct" w:w="2600"/>
-            <w:tcMar>
-              <w:top w:type="dxa" w:w="50"/>
-              <w:left w:type="dxa" w:w="110"/>
-              <w:bottom w:type="dxa" w:w="50"/>
-              <w:right w:type="dxa" w:w="110"/>
-            </w:tcMar>
-          </w:tcPr>
-          <w:p>
-            <w:pPr>
-              <w:spacing w:before="28" w:after="28"/>
-            </w:pPr>
-            <w:r>
-              <w:rPr>
-                <w:sz w:val="15"/>
-                <w:szCs w:val="15"/>
-              </w:rPr>
-              <w:t xml:space="preserve">Direct file alteration — the application was bypassed, so its audit trail shows nothing</w:t>
-            </w:r>
-          </w:p>
-        </w:tc>
-      </w:tr>
-      <w:tr>
-        <w:tc>
-          <w:tcPr>
-            <w:tcW w:type="pct" w:w="2400"/>
-            <w:shd w:fill="FBFAF6" w:val="clear"/>
-            <w:tcMar>
-              <w:top w:type="dxa" w:w="50"/>
-              <w:left w:type="dxa" w:w="110"/>
-              <w:bottom w:type="dxa" w:w="50"/>
-              <w:right w:type="dxa" w:w="110"/>
-            </w:tcMar>
-          </w:tcPr>
-          <w:p>
-            <w:pPr>
-              <w:spacing w:before="28" w:after="28"/>
-            </w:pPr>
-            <w:r>
-              <w:rPr>
-                <w:sz w:val="15"/>
-                <w:szCs w:val="15"/>
-              </w:rPr>
-              <w:t xml:space="preserve">Files are encrypted and a payment demanded</w:t>
-            </w:r>
-          </w:p>
-        </w:tc>
-        <w:tc>
-          <w:tcPr>
-            <w:tcW w:type="pct" w:w="2600"/>
-            <w:shd w:fill="FBFAF6" w:val="clear"/>
-            <w:tcMar>
-              <w:top w:type="dxa" w:w="50"/>
-              <w:left w:type="dxa" w:w="110"/>
-              <w:bottom w:type="dxa" w:w="50"/>
-              <w:right w:type="dxa" w:w="110"/>
-            </w:tcMar>
-          </w:tcPr>
-          <w:p>
-            <w:pPr>
-              <w:spacing w:before="28" w:after="28"/>
-            </w:pPr>
-            <w:r>
-              <w:rPr>
-                <w:sz w:val="15"/>
-                <w:szCs w:val="15"/>
-              </w:rPr>
-              <w:t xml:space="preserve">Malware, </w:t>
-            </w:r>
-            <w:r>
-              <w:rPr>
-                <w:b/>
-                <w:bCs/>
-                <w:color w:val="8186EF"/>
-                <w:sz w:val="14"/>
-                <w:szCs w:val="14"/>
-              </w:rPr>
-              <w:t xml:space="preserve"> (32) </w:t>
-            </w:r>
-            <w:r>
-              <w:rPr>
-                <w:u w:val="single"/>
-                <w:sz w:val="15"/>
-                <w:szCs w:val="15"/>
-              </w:rPr>
-              <w:t xml:space="preserve">              </w:t>
-            </w:r>
-            <w:r>
-              <w:rPr>
-                <w:sz w:val="15"/>
-                <w:szCs w:val="15"/>
-              </w:rPr>
-              <w:t xml:space="preserve"> </w:t>
-            </w:r>
-            <w:r>
-              <w:rPr>
-                <w:sz w:val="15"/>
-                <w:szCs w:val="15"/>
-              </w:rPr>
-              <w:t xml:space="preserve"> ransomware — usually arriving through a person rather than a technical attack</w:t>
-            </w:r>
-          </w:p>
-        </w:tc>
-      </w:tr>
-    </w:tbl>
-    <w:p/>
-    <w:tbl>
-      <w:tblPr>
-        <w:tblW w:type="pct" w:w="100%"/>
-        <w:tblLayout w:type="fixed"/>
-        <w:tblBorders>
-          <w:top w:val="single" w:color="FBFAF6" w:sz="4"/>
-          <w:left w:val="single" w:color="FBFAF6" w:sz="4"/>
-          <w:bottom w:val="single" w:color="FBFAF6" w:sz="4"/>
-          <w:right w:val="single" w:color="FBFAF6" w:sz="4"/>
-          <w:insideH w:val="single" w:color="FBFAF6" w:sz="4"/>
-          <w:insideV w:val="single" w:color="FBFAF6" w:sz="4"/>
-        </w:tblBorders>
-      </w:tblPr>
-      <w:tblGrid>
-        <w:gridCol w:w="9600"/>
-      </w:tblGrid>
-      <w:tr>
-        <w:tc>
-          <w:tcPr>
-            <w:tcW w:type="pct" w:w="5000"/>
-            <w:shd w:fill="FBFAF6" w:val="clear"/>
-            <w:tcMar>
-              <w:top w:type="dxa" w:w="40"/>
-              <w:left w:type="dxa" w:w="100"/>
-              <w:bottom w:type="dxa" w:w="40"/>
-              <w:right w:type="dxa" w:w="100"/>
-            </w:tcMar>
-          </w:tcPr>
-          <w:p>
-            <w:pPr>
-              <w:spacing w:before="18" w:after="6"/>
-            </w:pPr>
-            <w:r>
-              <w:rPr>
-                <w:b/>
-                <w:bCs/>
-                <w:color w:val="6B7280"/>
-                <w:sz w:val="14"/>
-                <w:szCs w:val="14"/>
-              </w:rPr>
-              <w:t xml:space="preserve">word list</w:t>
-            </w:r>
-          </w:p>
-          <w:p>
-            <w:pPr>
-              <w:spacing w:before="0" w:after="18"/>
-            </w:pPr>
-            <w:r>
-              <w:rPr>
-                <w:b/>
-                <w:bCs/>
-                <w:color w:val="353A7C"/>
-                <w:sz w:val="16"/>
-                <w:szCs w:val="16"/>
-              </w:rPr>
-              <w:t xml:space="preserve">librarian   ·   specifically   ·   Input manipulation</w:t>
-            </w:r>
-          </w:p>
-        </w:tc>
-      </w:tr>
-    </w:tbl>
-    <w:p/>
-    <w:tbl>
-      <w:tblPr>
-        <w:tblW w:type="pct" w:w="100%"/>
-        <w:tblLayout w:type="fixed"/>
-        <w:tblBorders>
-          <w:top w:val="single" w:color="353A7C" w:sz="6"/>
-          <w:left w:val="single" w:color="353A7C" w:sz="6"/>
-          <w:bottom w:val="single" w:color="353A7C" w:sz="6"/>
-          <w:right w:val="single" w:color="353A7C" w:sz="6"/>
-          <w:insideH w:val="single" w:color="353A7C" w:sz="6"/>
-          <w:insideV w:val="single" w:color="353A7C" w:sz="6"/>
-        </w:tblBorders>
-      </w:tblPr>
-      <w:tblGrid>
-        <w:gridCol w:w="4992"/>
-        <w:gridCol w:w="4608"/>
-      </w:tblGrid>
-      <w:tr>
-        <w:tc>
-          <w:tcPr>
-            <w:tcW w:type="pct" w:w="5000"/>
-            <w:gridSpan w:val="2"/>
-            <w:shd w:fill="353A7C" w:val="clear"/>
-            <w:tcMar>
-              <w:top w:type="dxa" w:w="60"/>
-              <w:left w:type="dxa" w:w="120"/>
-              <w:bottom w:type="dxa" w:w="60"/>
-              <w:right w:type="dxa" w:w="120"/>
-            </w:tcMar>
-          </w:tcPr>
-          <w:p>
-            <w:pPr>
-              <w:spacing w:before="40" w:after="40"/>
-            </w:pPr>
-            <w:r>
-              <w:rPr>
-                <w:b/>
-                <w:bCs/>
-                <w:color w:val="FFFFFF"/>
-                <w:sz w:val="17"/>
-                <w:szCs w:val="17"/>
-              </w:rPr>
-              <w:t xml:space="preserve">Fadi's access — Category</w:t>
-            </w:r>
-          </w:p>
-        </w:tc>
-      </w:tr>
-      <w:tr>
-        <w:tc>
-          <w:tcPr>
-            <w:tcW w:type="pct" w:w="2600"/>
-            <w:shd w:fill="353A7C" w:val="clear"/>
-            <w:tcMar>
-              <w:top w:type="dxa" w:w="50"/>
-              <w:left w:type="dxa" w:w="110"/>
-              <w:bottom w:type="dxa" w:w="50"/>
-              <w:right w:type="dxa" w:w="110"/>
-            </w:tcMar>
-          </w:tcPr>
-          <w:p>
-            <w:pPr>
-              <w:spacing w:before="30" w:after="30"/>
-            </w:pPr>
-            <w:r>
-              <w:rPr>
-                <w:b/>
-                <w:bCs/>
-                <w:color w:val="FFFFFF"/>
-                <w:sz w:val="15"/>
-                <w:szCs w:val="15"/>
-              </w:rPr>
-              <w:t xml:space="preserve">Fadi's access</w:t>
-            </w:r>
-          </w:p>
-        </w:tc>
-        <w:tc>
-          <w:tcPr>
-            <w:tcW w:type="pct" w:w="2400"/>
-            <w:shd w:fill="353A7C" w:val="clear"/>
-            <w:tcMar>
-              <w:top w:type="dxa" w:w="50"/>
-              <w:left w:type="dxa" w:w="110"/>
-              <w:bottom w:type="dxa" w:w="50"/>
-              <w:right w:type="dxa" w:w="110"/>
-            </w:tcMar>
-          </w:tcPr>
-          <w:p>
-            <w:pPr>
-              <w:spacing w:before="30" w:after="30"/>
-            </w:pPr>
-            <w:r>
-              <w:rPr>
-                <w:b/>
-                <w:bCs/>
-                <w:color w:val="FFFFFF"/>
-                <w:sz w:val="15"/>
-                <w:szCs w:val="15"/>
-              </w:rPr>
-              <w:t xml:space="preserve">Category</w:t>
-            </w:r>
-          </w:p>
-        </w:tc>
-      </w:tr>
-      <w:tr>
-        <w:tc>
-          <w:tcPr>
-            <w:tcW w:type="pct" w:w="2600"/>
-            <w:tcMar>
-              <w:top w:type="dxa" w:w="50"/>
-              <w:left w:type="dxa" w:w="110"/>
-              <w:bottom w:type="dxa" w:w="50"/>
-              <w:right w:type="dxa" w:w="110"/>
-            </w:tcMar>
-          </w:tcPr>
-          <w:p>
-            <w:pPr>
-              <w:spacing w:before="28" w:after="28"/>
-            </w:pPr>
-            <w:r>
-              <w:rPr>
-                <w:sz w:val="15"/>
-                <w:szCs w:val="15"/>
-              </w:rPr>
-              <w:t xml:space="preserve">Creating a supplier record directly in the database</w:t>
-            </w:r>
-          </w:p>
-        </w:tc>
-        <w:tc>
-          <w:tcPr>
-            <w:tcW w:type="pct" w:w="2400"/>
-            <w:shd w:fill="FFFFFF" w:val="clear"/>
-            <w:tcMar>
-              <w:top w:type="dxa" w:w="50"/>
-              <w:left w:type="dxa" w:w="110"/>
-              <w:bottom w:type="dxa" w:w="50"/>
-              <w:right w:type="dxa" w:w="110"/>
-            </w:tcMar>
-          </w:tcPr>
-          <w:p>
-            <w:pPr>
-              <w:spacing w:before="46" w:after="46"/>
-            </w:pPr>
-            <w:r>
-              <w:rPr>
-                <w:b/>
-                <w:bCs/>
-                <w:color w:val="8186EF"/>
-                <w:sz w:val="14"/>
-                <w:szCs w:val="14"/>
-              </w:rPr>
-              <w:t xml:space="preserve">(33)</w:t>
-            </w:r>
-          </w:p>
-        </w:tc>
-      </w:tr>
-      <w:tr>
-        <w:tc>
-          <w:tcPr>
-            <w:tcW w:type="pct" w:w="2600"/>
-            <w:shd w:fill="FBFAF6" w:val="clear"/>
-            <w:tcMar>
-              <w:top w:type="dxa" w:w="50"/>
-              <w:left w:type="dxa" w:w="110"/>
-              <w:bottom w:type="dxa" w:w="50"/>
-              <w:right w:type="dxa" w:w="110"/>
-            </w:tcMar>
-          </w:tcPr>
-          <w:p>
-            <w:pPr>
-              <w:spacing w:before="28" w:after="28"/>
-            </w:pPr>
-            <w:r>
-              <w:rPr>
-                <w:sz w:val="15"/>
-                <w:szCs w:val="15"/>
-              </w:rPr>
-              <w:t xml:space="preserve">Altering the posting routine in the code</w:t>
-            </w:r>
-          </w:p>
-        </w:tc>
-        <w:tc>
-          <w:tcPr>
-            <w:tcW w:type="pct" w:w="2400"/>
-            <w:shd w:fill="FBFAF6" w:val="clear"/>
-            <w:tcMar>
-              <w:top w:type="dxa" w:w="50"/>
-              <w:left w:type="dxa" w:w="110"/>
-              <w:bottom w:type="dxa" w:w="50"/>
-              <w:right w:type="dxa" w:w="110"/>
-            </w:tcMar>
-          </w:tcPr>
-          <w:p>
-            <w:pPr>
-              <w:spacing w:before="28" w:after="28"/>
-            </w:pPr>
-            <w:r>
-              <w:rPr>
-                <w:sz w:val="15"/>
-                <w:szCs w:val="15"/>
-              </w:rPr>
-              <w:t xml:space="preserve">Recording</w:t>
-            </w:r>
-          </w:p>
-        </w:tc>
-      </w:tr>
-      <w:tr>
-        <w:tc>
-          <w:tcPr>
-            <w:tcW w:type="pct" w:w="2600"/>
-            <w:tcMar>
-              <w:top w:type="dxa" w:w="50"/>
-              <w:left w:type="dxa" w:w="110"/>
-              <w:bottom w:type="dxa" w:w="50"/>
-              <w:right w:type="dxa" w:w="110"/>
-            </w:tcMar>
-          </w:tcPr>
-          <w:p>
-            <w:pPr>
-              <w:spacing w:before="28" w:after="28"/>
-            </w:pPr>
-            <w:r>
-              <w:rPr>
-                <w:sz w:val="15"/>
-                <w:szCs w:val="15"/>
-              </w:rPr>
-              <w:t xml:space="preserve">Releasing a payment run</w:t>
-            </w:r>
-          </w:p>
-        </w:tc>
-        <w:tc>
-          <w:tcPr>
-            <w:tcW w:type="pct" w:w="2400"/>
-            <w:shd w:fill="FFFFFF" w:val="clear"/>
-            <w:tcMar>
-              <w:top w:type="dxa" w:w="50"/>
-              <w:left w:type="dxa" w:w="110"/>
-              <w:bottom w:type="dxa" w:w="50"/>
-              <w:right w:type="dxa" w:w="110"/>
-            </w:tcMar>
-          </w:tcPr>
-          <w:p>
-            <w:pPr>
-              <w:spacing w:before="46" w:after="46"/>
-            </w:pPr>
-            <w:r>
-              <w:rPr>
-                <w:b/>
-                <w:bCs/>
-                <w:color w:val="8186EF"/>
-                <w:sz w:val="14"/>
-                <w:szCs w:val="14"/>
-              </w:rPr>
-              <w:t xml:space="preserve">(34)</w:t>
-            </w:r>
-          </w:p>
-        </w:tc>
-      </w:tr>
-      <w:tr>
-        <w:tc>
-          <w:tcPr>
-            <w:tcW w:type="pct" w:w="2600"/>
-            <w:shd w:fill="FBFAF6" w:val="clear"/>
-            <w:tcMar>
-              <w:top w:type="dxa" w:w="50"/>
-              <w:left w:type="dxa" w:w="110"/>
-              <w:bottom w:type="dxa" w:w="50"/>
-              <w:right w:type="dxa" w:w="110"/>
-            </w:tcMar>
-          </w:tcPr>
-          <w:p>
-            <w:pPr>
-              <w:spacing w:before="28" w:after="28"/>
-            </w:pPr>
-            <w:r>
-              <w:rPr>
-                <w:sz w:val="15"/>
-                <w:szCs w:val="15"/>
-              </w:rPr>
-              <w:t xml:space="preserve">Investigating supplier payment queries</w:t>
-            </w:r>
-          </w:p>
-        </w:tc>
-        <w:tc>
-          <w:tcPr>
-            <w:tcW w:type="pct" w:w="2400"/>
-            <w:shd w:fill="FBFAF6" w:val="clear"/>
-            <w:tcMar>
-              <w:top w:type="dxa" w:w="50"/>
-              <w:left w:type="dxa" w:w="110"/>
-              <w:bottom w:type="dxa" w:w="50"/>
-              <w:right w:type="dxa" w:w="110"/>
-            </w:tcMar>
-          </w:tcPr>
-          <w:p>
-            <w:pPr>
-              <w:spacing w:before="28" w:after="28"/>
-            </w:pPr>
-            <w:r>
-              <w:rPr>
-                <w:sz w:val="15"/>
-                <w:szCs w:val="15"/>
-              </w:rPr>
-              <w:t xml:space="preserve">Reconciliation</w:t>
-            </w:r>
-          </w:p>
-        </w:tc>
-      </w:tr>
-    </w:tbl>
-    <w:p/>
-    <w:tbl>
-      <w:tblPr>
-        <w:tblW w:type="pct" w:w="100%"/>
-        <w:tblLayout w:type="fixed"/>
-        <w:tblBorders>
-          <w:top w:val="single" w:color="FBFAF6" w:sz="4"/>
-          <w:left w:val="single" w:color="FBFAF6" w:sz="4"/>
-          <w:bottom w:val="single" w:color="FBFAF6" w:sz="4"/>
-          <w:right w:val="single" w:color="FBFAF6" w:sz="4"/>
-          <w:insideH w:val="single" w:color="FBFAF6" w:sz="4"/>
-          <w:insideV w:val="single" w:color="FBFAF6" w:sz="4"/>
-        </w:tblBorders>
-      </w:tblPr>
-      <w:tblGrid>
-        <w:gridCol w:w="9600"/>
-      </w:tblGrid>
-      <w:tr>
-        <w:tc>
-          <w:tcPr>
-            <w:tcW w:type="pct" w:w="5000"/>
-            <w:shd w:fill="FBFAF6" w:val="clear"/>
-            <w:tcMar>
-              <w:top w:type="dxa" w:w="40"/>
-              <w:left w:type="dxa" w:w="100"/>
-              <w:bottom w:type="dxa" w:w="40"/>
-              <w:right w:type="dxa" w:w="100"/>
-            </w:tcMar>
-          </w:tcPr>
-          <w:p>
-            <w:pPr>
-              <w:spacing w:before="18" w:after="6"/>
-            </w:pPr>
-            <w:r>
-              <w:rPr>
-                <w:b/>
-                <w:bCs/>
-                <w:color w:val="6B7280"/>
-                <w:sz w:val="14"/>
-                <w:szCs w:val="14"/>
-              </w:rPr>
-              <w:t xml:space="preserve">word list</w:t>
-            </w:r>
-          </w:p>
-          <w:p>
-            <w:pPr>
-              <w:spacing w:before="0" w:after="18"/>
-            </w:pPr>
-            <w:r>
-              <w:rPr>
-                <w:b/>
-                <w:bCs/>
-                <w:color w:val="353A7C"/>
-                <w:sz w:val="16"/>
-                <w:szCs w:val="16"/>
-              </w:rPr>
-              <w:t xml:space="preserve">Reconciliation   ·   Authorization   ·   Custody</w:t>
+              <w:t xml:space="preserve">librarian   ·   Reconciliation   ·   Authorization</w:t>
             </w:r>
           </w:p>
         </w:tc>
@@ -11113,14 +9229,14 @@
                 <w:sz w:val="16"/>
                 <w:szCs w:val="16"/>
               </w:rPr>
-              <w:t xml:space="preserve">18  </w:t>
-            </w:r>
-            <w:r>
-              <w:rPr>
-                <w:sz w:val="16"/>
-                <w:szCs w:val="16"/>
-              </w:rPr>
-              <w:t xml:space="preserve">payment</w:t>
+              <w:t xml:space="preserve">17  </w:t>
+            </w:r>
+            <w:r>
+              <w:rPr>
+                <w:sz w:val="16"/>
+                <w:szCs w:val="16"/>
+              </w:rPr>
+              <w:t xml:space="preserve">payable</w:t>
             </w:r>
           </w:p>
         </w:tc>
@@ -11181,14 +9297,14 @@
                 <w:sz w:val="16"/>
                 <w:szCs w:val="16"/>
               </w:rPr>
-              <w:t xml:space="preserve">19  </w:t>
-            </w:r>
-            <w:r>
-              <w:rPr>
-                <w:sz w:val="16"/>
-                <w:szCs w:val="16"/>
-              </w:rPr>
-              <w:t xml:space="preserve">cashier</w:t>
+              <w:t xml:space="preserve">18  </w:t>
+            </w:r>
+            <w:r>
+              <w:rPr>
+                <w:sz w:val="16"/>
+                <w:szCs w:val="16"/>
+              </w:rPr>
+              <w:t xml:space="preserve">convenience</w:t>
             </w:r>
           </w:p>
         </w:tc>
@@ -11249,14 +9365,14 @@
                 <w:sz w:val="16"/>
                 <w:szCs w:val="16"/>
               </w:rPr>
-              <w:t xml:space="preserve">20  </w:t>
-            </w:r>
-            <w:r>
-              <w:rPr>
-                <w:sz w:val="16"/>
-                <w:szCs w:val="16"/>
-              </w:rPr>
-              <w:t xml:space="preserve">investigation</w:t>
+              <w:t xml:space="preserve">19  </w:t>
+            </w:r>
+            <w:r>
+              <w:rPr>
+                <w:sz w:val="16"/>
+                <w:szCs w:val="16"/>
+              </w:rPr>
+              <w:t xml:space="preserve">afternoon</w:t>
             </w:r>
           </w:p>
         </w:tc>
@@ -11291,7 +9407,7 @@
                 <w:sz w:val="16"/>
                 <w:szCs w:val="16"/>
               </w:rPr>
-              <w:t xml:space="preserve">developer</w:t>
+              <w:t xml:space="preserve">support</w:t>
             </w:r>
           </w:p>
         </w:tc>
@@ -11317,14 +9433,14 @@
                 <w:sz w:val="16"/>
                 <w:szCs w:val="16"/>
               </w:rPr>
-              <w:t xml:space="preserve">21  </w:t>
-            </w:r>
-            <w:r>
-              <w:rPr>
-                <w:sz w:val="16"/>
-                <w:szCs w:val="16"/>
-              </w:rPr>
-              <w:t xml:space="preserve">payable</w:t>
+              <w:t xml:space="preserve">20  </w:t>
+            </w:r>
+            <w:r>
+              <w:rPr>
+                <w:sz w:val="16"/>
+                <w:szCs w:val="16"/>
+              </w:rPr>
+              <w:t xml:space="preserve">alternative</w:t>
             </w:r>
           </w:p>
         </w:tc>
@@ -11359,7 +9475,7 @@
                 <w:sz w:val="16"/>
                 <w:szCs w:val="16"/>
               </w:rPr>
-              <w:t xml:space="preserve">production</w:t>
+              <w:t xml:space="preserve">writes</w:t>
             </w:r>
           </w:p>
         </w:tc>
@@ -11385,14 +9501,14 @@
                 <w:sz w:val="16"/>
                 <w:szCs w:val="16"/>
               </w:rPr>
-              <w:t xml:space="preserve">22  </w:t>
-            </w:r>
-            <w:r>
-              <w:rPr>
-                <w:sz w:val="16"/>
-                <w:szCs w:val="16"/>
-              </w:rPr>
-              <w:t xml:space="preserve">A clerk keys an invoice for goods never received</w:t>
+              <w:t xml:space="preserve">21  </w:t>
+            </w:r>
+            <w:r>
+              <w:rPr>
+                <w:sz w:val="16"/>
+                <w:szCs w:val="16"/>
+              </w:rPr>
+              <w:t xml:space="preserve">without</w:t>
             </w:r>
           </w:p>
         </w:tc>
@@ -11427,7 +9543,7 @@
                 <w:sz w:val="16"/>
                 <w:szCs w:val="16"/>
               </w:rPr>
-              <w:t xml:space="preserve">administrator</w:t>
+              <w:t xml:space="preserve">arises</w:t>
             </w:r>
           </w:p>
         </w:tc>
@@ -11453,14 +9569,14 @@
                 <w:sz w:val="16"/>
                 <w:szCs w:val="16"/>
               </w:rPr>
-              <w:t xml:space="preserve">23  </w:t>
-            </w:r>
-            <w:r>
-              <w:rPr>
-                <w:sz w:val="16"/>
-                <w:szCs w:val="16"/>
-              </w:rPr>
-              <w:t xml:space="preserve">Files are encrypted and a payment demanded</w:t>
+              <w:t xml:space="preserve">22  </w:t>
+            </w:r>
+            <w:r>
+              <w:rPr>
+                <w:sz w:val="16"/>
+                <w:szCs w:val="16"/>
+              </w:rPr>
+              <w:t xml:space="preserve">designed</w:t>
             </w:r>
           </w:p>
         </w:tc>
@@ -11495,7 +9611,7 @@
                 <w:sz w:val="16"/>
                 <w:szCs w:val="16"/>
               </w:rPr>
-              <w:t xml:space="preserve">directly</w:t>
+              <w:t xml:space="preserve">create</w:t>
             </w:r>
           </w:p>
         </w:tc>
@@ -11521,14 +9637,14 @@
                 <w:sz w:val="16"/>
                 <w:szCs w:val="16"/>
               </w:rPr>
-              <w:t xml:space="preserve">24  </w:t>
-            </w:r>
-            <w:r>
-              <w:rPr>
-                <w:sz w:val="16"/>
-                <w:szCs w:val="16"/>
-              </w:rPr>
-              <w:t xml:space="preserve">person's</w:t>
+              <w:t xml:space="preserve">23  </w:t>
+            </w:r>
+            <w:r>
+              <w:rPr>
+                <w:sz w:val="16"/>
+                <w:szCs w:val="16"/>
+              </w:rPr>
+              <w:t xml:space="preserve">technical</w:t>
             </w:r>
           </w:p>
         </w:tc>
@@ -11563,7 +9679,7 @@
                 <w:sz w:val="16"/>
                 <w:szCs w:val="16"/>
               </w:rPr>
-              <w:t xml:space="preserve">authorization</w:t>
+              <w:t xml:space="preserve">directly</w:t>
             </w:r>
           </w:p>
         </w:tc>
@@ -11589,14 +9705,14 @@
                 <w:sz w:val="16"/>
                 <w:szCs w:val="16"/>
               </w:rPr>
-              <w:t xml:space="preserve">25  </w:t>
-            </w:r>
-            <w:r>
-              <w:rPr>
-                <w:sz w:val="16"/>
-                <w:szCs w:val="16"/>
-              </w:rPr>
-              <w:t xml:space="preserve">Development</w:t>
+              <w:t xml:space="preserve">24  </w:t>
+            </w:r>
+            <w:r>
+              <w:rPr>
+                <w:sz w:val="16"/>
+                <w:szCs w:val="16"/>
+              </w:rPr>
+              <w:t xml:space="preserve">company's</w:t>
             </w:r>
           </w:p>
         </w:tc>
@@ -11657,7 +9773,7 @@
                 <w:sz w:val="16"/>
                 <w:szCs w:val="16"/>
               </w:rPr>
-              <w:t xml:space="preserve">26  </w:t>
+              <w:t xml:space="preserve">25  </w:t>
             </w:r>
             <w:r>
               <w:rPr>
@@ -11699,7 +9815,7 @@
                 <w:sz w:val="16"/>
                 <w:szCs w:val="16"/>
               </w:rPr>
-              <w:t xml:space="preserve">recording</w:t>
+              <w:t xml:space="preserve">Releasing</w:t>
             </w:r>
           </w:p>
         </w:tc>
@@ -11725,14 +9841,14 @@
                 <w:sz w:val="16"/>
                 <w:szCs w:val="16"/>
               </w:rPr>
-              <w:t xml:space="preserve">27  </w:t>
-            </w:r>
-            <w:r>
-              <w:rPr>
-                <w:sz w:val="16"/>
-                <w:szCs w:val="16"/>
-              </w:rPr>
-              <w:t xml:space="preserve">inconvenient</w:t>
+              <w:t xml:space="preserve">26  </w:t>
+            </w:r>
+            <w:r>
+              <w:rPr>
+                <w:sz w:val="16"/>
+                <w:szCs w:val="16"/>
+              </w:rPr>
+              <w:t xml:space="preserve">themselves</w:t>
             </w:r>
           </w:p>
         </w:tc>
@@ -11767,7 +9883,7 @@
                 <w:sz w:val="16"/>
                 <w:szCs w:val="16"/>
               </w:rPr>
-              <w:t xml:space="preserve">Releasing</w:t>
+              <w:t xml:space="preserve">effective</w:t>
             </w:r>
           </w:p>
         </w:tc>
@@ -11793,14 +9909,14 @@
                 <w:sz w:val="16"/>
                 <w:szCs w:val="16"/>
               </w:rPr>
-              <w:t xml:space="preserve">28  </w:t>
-            </w:r>
-            <w:r>
-              <w:rPr>
-                <w:sz w:val="16"/>
-                <w:szCs w:val="16"/>
-              </w:rPr>
-              <w:t xml:space="preserve">describes</w:t>
+              <w:t xml:space="preserve">27  </w:t>
+            </w:r>
+            <w:r>
+              <w:rPr>
+                <w:sz w:val="16"/>
+                <w:szCs w:val="16"/>
+              </w:rPr>
+              <w:t xml:space="preserve">inconvenient</w:t>
             </w:r>
           </w:p>
         </w:tc>
@@ -11835,7 +9951,7 @@
                 <w:sz w:val="16"/>
                 <w:szCs w:val="16"/>
               </w:rPr>
-              <w:t xml:space="preserve">effective</w:t>
+              <w:t xml:space="preserve">reconciliation</w:t>
             </w:r>
           </w:p>
         </w:tc>
@@ -11861,14 +9977,14 @@
                 <w:sz w:val="16"/>
                 <w:szCs w:val="16"/>
               </w:rPr>
-              <w:t xml:space="preserve">29  </w:t>
-            </w:r>
-            <w:r>
-              <w:rPr>
-                <w:sz w:val="16"/>
-                <w:szCs w:val="16"/>
-              </w:rPr>
-              <w:t xml:space="preserve">weakness</w:t>
+              <w:t xml:space="preserve">28  </w:t>
+            </w:r>
+            <w:r>
+              <w:rPr>
+                <w:sz w:val="16"/>
+                <w:szCs w:val="16"/>
+              </w:rPr>
+              <w:t xml:space="preserve">describes</w:t>
             </w:r>
           </w:p>
         </w:tc>
@@ -11929,14 +10045,14 @@
                 <w:sz w:val="16"/>
                 <w:szCs w:val="16"/>
               </w:rPr>
-              <w:t xml:space="preserve">30  </w:t>
-            </w:r>
-            <w:r>
-              <w:rPr>
-                <w:sz w:val="16"/>
-                <w:szCs w:val="16"/>
-              </w:rPr>
-              <w:t xml:space="preserve">authorization</w:t>
+              <w:t xml:space="preserve">29  </w:t>
+            </w:r>
+            <w:r>
+              <w:rPr>
+                <w:sz w:val="16"/>
+                <w:szCs w:val="16"/>
+              </w:rPr>
+              <w:t xml:space="preserve">weakness</w:t>
             </w:r>
           </w:p>
         </w:tc>
@@ -11971,7 +10087,7 @@
                 <w:sz w:val="16"/>
                 <w:szCs w:val="16"/>
               </w:rPr>
-              <w:t xml:space="preserve">development</w:t>
+              <w:t xml:space="preserve">reviewed</w:t>
             </w:r>
           </w:p>
         </w:tc>
@@ -11997,14 +10113,14 @@
                 <w:sz w:val="16"/>
                 <w:szCs w:val="16"/>
               </w:rPr>
-              <w:t xml:space="preserve">31  </w:t>
-            </w:r>
-            <w:r>
-              <w:rPr>
-                <w:sz w:val="16"/>
-                <w:szCs w:val="16"/>
-              </w:rPr>
-              <w:t xml:space="preserve">Input manipulation</w:t>
+              <w:t xml:space="preserve">30  </w:t>
+            </w:r>
+            <w:r>
+              <w:rPr>
+                <w:sz w:val="16"/>
+                <w:szCs w:val="16"/>
+              </w:rPr>
+              <w:t xml:space="preserve">Translate</w:t>
             </w:r>
           </w:p>
         </w:tc>
@@ -12039,7 +10155,7 @@
                 <w:sz w:val="16"/>
                 <w:szCs w:val="16"/>
               </w:rPr>
-              <w:t xml:space="preserve">someone</w:t>
+              <w:t xml:space="preserve">release</w:t>
             </w:r>
           </w:p>
         </w:tc>
@@ -12065,14 +10181,14 @@
                 <w:sz w:val="16"/>
                 <w:szCs w:val="16"/>
               </w:rPr>
-              <w:t xml:space="preserve">32  </w:t>
-            </w:r>
-            <w:r>
-              <w:rPr>
-                <w:sz w:val="16"/>
-                <w:szCs w:val="16"/>
-              </w:rPr>
-              <w:t xml:space="preserve">specifically</w:t>
+              <w:t xml:space="preserve">31  </w:t>
+            </w:r>
+            <w:r>
+              <w:rPr>
+                <w:sz w:val="16"/>
+                <w:szCs w:val="16"/>
+              </w:rPr>
+              <w:t xml:space="preserve">Authorization</w:t>
             </w:r>
           </w:p>
         </w:tc>
@@ -12107,7 +10223,7 @@
                 <w:sz w:val="16"/>
                 <w:szCs w:val="16"/>
               </w:rPr>
-              <w:t xml:space="preserve">database</w:t>
+              <w:t xml:space="preserve">investigation</w:t>
             </w:r>
           </w:p>
         </w:tc>
@@ -12133,82 +10249,14 @@
                 <w:sz w:val="16"/>
                 <w:szCs w:val="16"/>
               </w:rPr>
-              <w:t xml:space="preserve">33  </w:t>
-            </w:r>
-            <w:r>
-              <w:rPr>
-                <w:sz w:val="16"/>
-                <w:szCs w:val="16"/>
-              </w:rPr>
-              <w:t xml:space="preserve">Authorization</w:t>
-            </w:r>
-          </w:p>
-        </w:tc>
-      </w:tr>
-      <w:tr>
-        <w:tc>
-          <w:tcPr>
-            <w:tcW w:type="pct" w:w="2500"/>
-            <w:tcMar>
-              <w:top w:type="dxa" w:w="20"/>
-              <w:left w:type="dxa" w:w="80"/>
-              <w:bottom w:type="dxa" w:w="20"/>
-              <w:right w:type="dxa" w:w="80"/>
-            </w:tcMar>
-          </w:tcPr>
-          <w:p>
-            <w:pPr>
-              <w:spacing w:before="12" w:after="12"/>
-            </w:pPr>
-            <w:r>
-              <w:rPr>
-                <w:b/>
-                <w:bCs/>
-                <w:color w:val="8186EF"/>
-                <w:sz w:val="16"/>
-                <w:szCs w:val="16"/>
-              </w:rPr>
-              <w:t xml:space="preserve">17  </w:t>
-            </w:r>
-            <w:r>
-              <w:rPr>
-                <w:sz w:val="16"/>
-                <w:szCs w:val="16"/>
-              </w:rPr>
-              <w:t xml:space="preserve">administrator</w:t>
-            </w:r>
-          </w:p>
-        </w:tc>
-        <w:tc>
-          <w:tcPr>
-            <w:tcW w:type="pct" w:w="2500"/>
-            <w:tcMar>
-              <w:top w:type="dxa" w:w="20"/>
-              <w:left w:type="dxa" w:w="80"/>
-              <w:bottom w:type="dxa" w:w="20"/>
-              <w:right w:type="dxa" w:w="80"/>
-            </w:tcMar>
-          </w:tcPr>
-          <w:p>
-            <w:pPr>
-              <w:spacing w:before="12" w:after="12"/>
-            </w:pPr>
-            <w:r>
-              <w:rPr>
-                <w:b/>
-                <w:bCs/>
-                <w:color w:val="8186EF"/>
-                <w:sz w:val="16"/>
-                <w:szCs w:val="16"/>
-              </w:rPr>
-              <w:t xml:space="preserve">34  </w:t>
-            </w:r>
-            <w:r>
-              <w:rPr>
-                <w:sz w:val="16"/>
-                <w:szCs w:val="16"/>
-              </w:rPr>
-              <w:t xml:space="preserve">Custody</w:t>
+              <w:t xml:space="preserve">32  </w:t>
+            </w:r>
+            <w:r>
+              <w:rPr>
+                <w:sz w:val="16"/>
+                <w:szCs w:val="16"/>
+              </w:rPr>
+              <w:t xml:space="preserve">Reconciliation</w:t>
             </w:r>
           </w:p>
         </w:tc>
@@ -13244,7 +11292,7 @@
               <w:sz w:val="16"/>
               <w:szCs w:val="16"/>
             </w:rPr>
-            <w:t xml:space="preserve"> of 3</w:t>
+            <w:t xml:space="preserve"> of 2</w:t>
           </w:r>
         </w:p>
       </w:tc>
